--- a/WebContent/docx/肺癌76基因检测报告-三峡.docx
+++ b/WebContent/docx/肺癌76基因检测报告-三峡.docx
@@ -451,14 +451,6 @@
         <w:gridCol w:w="2088"/>
       </w:tblGrid>
       <w:tr>
-        <w:tblPrEx>
-          <w:tblCellMar>
-            <w:top w:w="0" w:type="dxa"/>
-            <w:left w:w="0" w:type="dxa"/>
-            <w:bottom w:w="0" w:type="dxa"/>
-            <w:right w:w="0" w:type="dxa"/>
-          </w:tblCellMar>
-        </w:tblPrEx>
         <w:trPr>
           <w:trHeight w:val="402" w:hRule="atLeast"/>
           <w:jc w:val="center"/>
@@ -2387,9 +2379,9 @@
           <w:shd w:val="clear" w:color="auto" w:fill="17365D"/>
         </w:rPr>
       </w:pPr>
-      <w:bookmarkStart w:id="0" w:name="_Toc534637492"/>
-      <w:bookmarkStart w:id="1" w:name="_Toc527112379"/>
-      <w:bookmarkStart w:id="2" w:name="_Toc526855031"/>
+      <w:bookmarkStart w:id="0" w:name="_Toc527112379"/>
+      <w:bookmarkStart w:id="1" w:name="_Toc526855031"/>
+      <w:bookmarkStart w:id="2" w:name="_Toc534637492"/>
       <w:r>
         <w:rPr>
           <w:rFonts w:hint="eastAsia" w:ascii="微软雅黑" w:hAnsi="微软雅黑" w:eastAsia="微软雅黑" w:cs="微软雅黑"/>
@@ -2466,7 +2458,6 @@
             <w:insideH w:val="single" w:color="243F61" w:themeColor="accent1" w:themeShade="7F" w:sz="6" w:space="0"/>
             <w:insideV w:val="single" w:color="243F61" w:themeColor="accent1" w:themeShade="7F" w:sz="6" w:space="0"/>
           </w:tblBorders>
-          <w:shd w:val="clear" w:color="auto" w:fill="auto"/>
           <w:tblCellMar>
             <w:top w:w="0" w:type="dxa"/>
             <w:left w:w="0" w:type="dxa"/>
@@ -2785,6 +2776,7 @@
             <w:insideH w:val="single" w:color="243F61" w:themeColor="accent1" w:themeShade="7F" w:sz="6" w:space="0"/>
             <w:insideV w:val="single" w:color="243F61" w:themeColor="accent1" w:themeShade="7F" w:sz="6" w:space="0"/>
           </w:tblBorders>
+          <w:shd w:val="clear" w:color="auto" w:fill="auto"/>
           <w:tblCellMar>
             <w:top w:w="0" w:type="dxa"/>
             <w:left w:w="0" w:type="dxa"/>
@@ -2848,6 +2840,429 @@
                 <w:lang w:val="en-US" w:eastAsia="zh-CN" w:bidi="ar-SA"/>
               </w:rPr>
               <w:t>{%tr if PDInfo != undefined %}</w:t>
+            </w:r>
+          </w:p>
+        </w:tc>
+      </w:tr>
+      <w:tr>
+        <w:tblPrEx>
+          <w:tblBorders>
+            <w:top w:val="single" w:color="243F61" w:themeColor="accent1" w:themeShade="7F" w:sz="24" w:space="0"/>
+            <w:left w:val="none" w:color="auto" w:sz="0" w:space="0"/>
+            <w:bottom w:val="single" w:color="243F61" w:themeColor="accent1" w:themeShade="7F" w:sz="6" w:space="0"/>
+            <w:right w:val="none" w:color="auto" w:sz="0" w:space="0"/>
+            <w:insideH w:val="single" w:color="243F61" w:themeColor="accent1" w:themeShade="7F" w:sz="6" w:space="0"/>
+            <w:insideV w:val="single" w:color="243F61" w:themeColor="accent1" w:themeShade="7F" w:sz="6" w:space="0"/>
+          </w:tblBorders>
+          <w:tblCellMar>
+            <w:top w:w="0" w:type="dxa"/>
+            <w:left w:w="0" w:type="dxa"/>
+            <w:bottom w:w="0" w:type="dxa"/>
+            <w:right w:w="0" w:type="dxa"/>
+          </w:tblCellMar>
+        </w:tblPrEx>
+        <w:trPr>
+          <w:trHeight w:val="488" w:hRule="atLeast"/>
+          <w:jc w:val="center"/>
+        </w:trPr>
+        <w:tc>
+          <w:tcPr>
+            <w:tcW w:w="3876" w:type="dxa"/>
+            <w:tcBorders>
+              <w:tl2br w:val="nil"/>
+              <w:tr2bl w:val="nil"/>
+            </w:tcBorders>
+            <w:shd w:val="clear" w:color="auto" w:fill="auto"/>
+            <w:vAlign w:val="center"/>
+          </w:tcPr>
+          <w:p>
+            <w:pPr>
+              <w:pStyle w:val="33"/>
+              <w:keepNext w:val="0"/>
+              <w:keepLines w:val="0"/>
+              <w:pageBreakBefore w:val="0"/>
+              <w:widowControl w:val="0"/>
+              <w:kinsoku/>
+              <w:wordWrap/>
+              <w:overflowPunct/>
+              <w:topLinePunct w:val="0"/>
+              <w:autoSpaceDE/>
+              <w:autoSpaceDN/>
+              <w:bidi w:val="0"/>
+              <w:adjustRightInd/>
+              <w:snapToGrid/>
+              <w:spacing w:line="240" w:lineRule="auto"/>
+              <w:ind w:left="119" w:leftChars="0"/>
+              <w:textAlignment w:val="auto"/>
+              <w:rPr>
+                <w:rFonts w:ascii="Times New Roman" w:hAnsi="Times New Roman" w:eastAsia="微软雅黑" w:cs="Times New Roman"/>
+                <w:b w:val="0"/>
+                <w:bCs w:val="0"/>
+                <w:sz w:val="21"/>
+                <w:szCs w:val="21"/>
+                <w:highlight w:val="none"/>
+                <w:lang w:val="en-US" w:eastAsia="zh-CN" w:bidi="ar-SA"/>
+              </w:rPr>
+            </w:pPr>
+            <w:r>
+              <w:rPr>
+                <w:rFonts w:ascii="Times New Roman" w:hAnsi="Times New Roman" w:eastAsia="微软雅黑" w:cs="Times New Roman"/>
+                <w:b w:val="0"/>
+                <w:bCs w:val="0"/>
+                <w:sz w:val="21"/>
+                <w:szCs w:val="21"/>
+                <w:highlight w:val="none"/>
+              </w:rPr>
+              <w:t>PD-L1蛋白表达水平</w:t>
+            </w:r>
+            <w:r>
+              <w:rPr>
+                <w:rFonts w:ascii="Times New Roman" w:hAnsi="Times New Roman" w:eastAsia="微软雅黑" w:cs="Times New Roman"/>
+                <w:b w:val="0"/>
+                <w:bCs w:val="0"/>
+                <w:sz w:val="21"/>
+                <w:szCs w:val="21"/>
+                <w:highlight w:val="none"/>
+              </w:rPr>
+              <w:tab/>
+            </w:r>
+          </w:p>
+        </w:tc>
+        <w:tc>
+          <w:tcPr>
+            <w:tcW w:w="5682" w:type="dxa"/>
+            <w:tcBorders>
+              <w:tl2br w:val="nil"/>
+              <w:tr2bl w:val="nil"/>
+            </w:tcBorders>
+            <w:shd w:val="clear" w:color="auto" w:fill="auto"/>
+            <w:vAlign w:val="center"/>
+          </w:tcPr>
+          <w:p>
+            <w:pPr>
+              <w:pStyle w:val="33"/>
+              <w:keepNext w:val="0"/>
+              <w:keepLines w:val="0"/>
+              <w:pageBreakBefore w:val="0"/>
+              <w:widowControl w:val="0"/>
+              <w:kinsoku/>
+              <w:wordWrap/>
+              <w:overflowPunct/>
+              <w:topLinePunct w:val="0"/>
+              <w:autoSpaceDE/>
+              <w:autoSpaceDN/>
+              <w:bidi w:val="0"/>
+              <w:adjustRightInd/>
+              <w:snapToGrid/>
+              <w:spacing w:line="240" w:lineRule="auto"/>
+              <w:ind w:left="119" w:leftChars="0" w:right="119" w:rightChars="0"/>
+              <w:jc w:val="left"/>
+              <w:textAlignment w:val="auto"/>
+              <w:rPr>
+                <w:rFonts w:ascii="Times New Roman" w:hAnsi="Times New Roman" w:eastAsia="微软雅黑" w:cs="Times New Roman"/>
+                <w:b w:val="0"/>
+                <w:bCs w:val="0"/>
+                <w:sz w:val="21"/>
+                <w:szCs w:val="21"/>
+                <w:highlight w:val="none"/>
+                <w:lang w:val="en-US" w:eastAsia="zh-CN" w:bidi="ar-SA"/>
+              </w:rPr>
+            </w:pPr>
+            <w:r>
+              <w:rPr>
+                <w:rFonts w:hint="eastAsia" w:ascii="Times New Roman" w:hAnsi="Times New Roman" w:eastAsia="微软雅黑" w:cs="Times New Roman"/>
+                <w:b w:val="0"/>
+                <w:bCs w:val="0"/>
+                <w:color w:val="auto"/>
+                <w:sz w:val="21"/>
+                <w:szCs w:val="21"/>
+                <w:highlight w:val="none"/>
+                <w:lang w:eastAsia="zh-CN"/>
+              </w:rPr>
+              <w:t>使用{{</w:t>
+            </w:r>
+            <w:r>
+              <w:rPr>
+                <w:rFonts w:ascii="Times New Roman" w:hAnsi="Times New Roman" w:eastAsia="微软雅黑" w:cs="Times New Roman"/>
+                <w:b w:val="0"/>
+                <w:bCs w:val="0"/>
+                <w:color w:val="auto"/>
+                <w:sz w:val="21"/>
+                <w:szCs w:val="21"/>
+                <w:highlight w:val="none"/>
+                <w:lang w:eastAsia="zh-CN"/>
+              </w:rPr>
+              <w:t xml:space="preserve"> PDInfo</w:t>
+            </w:r>
+            <w:r>
+              <w:rPr>
+                <w:rFonts w:hint="eastAsia" w:ascii="Times New Roman" w:hAnsi="Times New Roman" w:eastAsia="微软雅黑" w:cs="Times New Roman"/>
+                <w:b w:val="0"/>
+                <w:bCs w:val="0"/>
+                <w:color w:val="auto"/>
+                <w:sz w:val="21"/>
+                <w:szCs w:val="21"/>
+                <w:highlight w:val="none"/>
+                <w:lang w:eastAsia="zh-CN"/>
+              </w:rPr>
+              <w:t>.</w:t>
+            </w:r>
+            <w:r>
+              <w:rPr>
+                <w:rFonts w:ascii="Times New Roman" w:hAnsi="Times New Roman" w:eastAsia="微软雅黑" w:cs="Times New Roman"/>
+                <w:b w:val="0"/>
+                <w:bCs w:val="0"/>
+                <w:color w:val="auto"/>
+                <w:sz w:val="21"/>
+                <w:szCs w:val="21"/>
+                <w:highlight w:val="none"/>
+                <w:lang w:eastAsia="zh-CN"/>
+              </w:rPr>
+              <w:t>Detect_antibody</w:t>
+            </w:r>
+            <w:r>
+              <w:rPr>
+                <w:rFonts w:hint="eastAsia" w:ascii="Times New Roman" w:hAnsi="Times New Roman" w:eastAsia="微软雅黑" w:cs="Times New Roman"/>
+                <w:b w:val="0"/>
+                <w:bCs w:val="0"/>
+                <w:color w:val="auto"/>
+                <w:sz w:val="21"/>
+                <w:szCs w:val="21"/>
+                <w:highlight w:val="none"/>
+                <w:lang w:eastAsia="zh-CN"/>
+              </w:rPr>
+              <w:t xml:space="preserve"> }}抗体；T</w:t>
+            </w:r>
+            <w:r>
+              <w:rPr>
+                <w:rFonts w:ascii="Times New Roman" w:hAnsi="Times New Roman" w:eastAsia="微软雅黑" w:cs="Times New Roman"/>
+                <w:b w:val="0"/>
+                <w:bCs w:val="0"/>
+                <w:color w:val="auto"/>
+                <w:sz w:val="21"/>
+                <w:szCs w:val="21"/>
+                <w:highlight w:val="none"/>
+                <w:lang w:eastAsia="zh-CN"/>
+              </w:rPr>
+              <w:t>PS</w:t>
+            </w:r>
+            <w:r>
+              <w:rPr>
+                <w:rFonts w:hint="eastAsia" w:ascii="Times New Roman" w:hAnsi="Times New Roman" w:eastAsia="微软雅黑" w:cs="Times New Roman"/>
+                <w:b w:val="0"/>
+                <w:bCs w:val="0"/>
+                <w:color w:val="auto"/>
+                <w:sz w:val="21"/>
+                <w:szCs w:val="21"/>
+                <w:highlight w:val="none"/>
+                <w:lang w:eastAsia="zh-CN"/>
+              </w:rPr>
+              <w:t>:</w:t>
+            </w:r>
+            <w:r>
+              <w:rPr>
+                <w:rFonts w:ascii="Times New Roman" w:hAnsi="Times New Roman" w:eastAsia="微软雅黑" w:cs="Times New Roman"/>
+                <w:b w:val="0"/>
+                <w:bCs w:val="0"/>
+                <w:color w:val="auto"/>
+                <w:sz w:val="21"/>
+                <w:szCs w:val="21"/>
+                <w:highlight w:val="none"/>
+                <w:lang w:eastAsia="zh-CN"/>
+              </w:rPr>
+              <w:t xml:space="preserve"> </w:t>
+            </w:r>
+            <w:r>
+              <w:rPr>
+                <w:rFonts w:hint="eastAsia" w:ascii="Times New Roman" w:hAnsi="Times New Roman" w:eastAsia="微软雅黑" w:cs="Times New Roman"/>
+                <w:b w:val="0"/>
+                <w:bCs w:val="0"/>
+                <w:color w:val="auto"/>
+                <w:sz w:val="21"/>
+                <w:szCs w:val="21"/>
+                <w:highlight w:val="none"/>
+                <w:lang w:eastAsia="zh-CN"/>
+              </w:rPr>
+              <w:t>{{</w:t>
+            </w:r>
+            <w:r>
+              <w:rPr>
+                <w:rFonts w:ascii="Times New Roman" w:hAnsi="Times New Roman" w:eastAsia="微软雅黑" w:cs="Times New Roman"/>
+                <w:b w:val="0"/>
+                <w:bCs w:val="0"/>
+                <w:color w:val="auto"/>
+                <w:sz w:val="21"/>
+                <w:szCs w:val="21"/>
+                <w:highlight w:val="none"/>
+                <w:lang w:eastAsia="zh-CN"/>
+              </w:rPr>
+              <w:t xml:space="preserve"> PDInfo</w:t>
+            </w:r>
+            <w:r>
+              <w:rPr>
+                <w:rFonts w:hint="eastAsia" w:ascii="Times New Roman" w:hAnsi="Times New Roman" w:eastAsia="微软雅黑" w:cs="Times New Roman"/>
+                <w:b w:val="0"/>
+                <w:bCs w:val="0"/>
+                <w:color w:val="auto"/>
+                <w:sz w:val="21"/>
+                <w:szCs w:val="21"/>
+                <w:highlight w:val="none"/>
+                <w:lang w:eastAsia="zh-CN"/>
+              </w:rPr>
+              <w:t>.TPS }}，</w:t>
+            </w:r>
+            <w:r>
+              <w:rPr>
+                <w:rFonts w:ascii="Times New Roman" w:hAnsi="Times New Roman" w:eastAsia="微软雅黑" w:cs="Times New Roman"/>
+                <w:b w:val="0"/>
+                <w:bCs w:val="0"/>
+                <w:color w:val="auto"/>
+                <w:sz w:val="21"/>
+                <w:szCs w:val="21"/>
+                <w:highlight w:val="none"/>
+                <w:lang w:eastAsia="zh-CN"/>
+              </w:rPr>
+              <w:t xml:space="preserve"> CPS </w:t>
+            </w:r>
+            <w:r>
+              <w:rPr>
+                <w:rFonts w:hint="eastAsia" w:ascii="Times New Roman" w:hAnsi="Times New Roman" w:eastAsia="微软雅黑" w:cs="Times New Roman"/>
+                <w:b w:val="0"/>
+                <w:bCs w:val="0"/>
+                <w:color w:val="auto"/>
+                <w:sz w:val="21"/>
+                <w:szCs w:val="21"/>
+                <w:highlight w:val="none"/>
+                <w:lang w:eastAsia="zh-CN"/>
+              </w:rPr>
+              <w:t>:</w:t>
+            </w:r>
+            <w:r>
+              <w:rPr>
+                <w:rFonts w:ascii="Times New Roman" w:hAnsi="Times New Roman" w:eastAsia="微软雅黑" w:cs="Times New Roman"/>
+                <w:b w:val="0"/>
+                <w:bCs w:val="0"/>
+                <w:color w:val="auto"/>
+                <w:sz w:val="21"/>
+                <w:szCs w:val="21"/>
+                <w:highlight w:val="none"/>
+                <w:lang w:eastAsia="zh-CN"/>
+              </w:rPr>
+              <w:t xml:space="preserve"> </w:t>
+            </w:r>
+            <w:r>
+              <w:rPr>
+                <w:rFonts w:hint="eastAsia" w:ascii="Times New Roman" w:hAnsi="Times New Roman" w:eastAsia="微软雅黑" w:cs="Times New Roman"/>
+                <w:b w:val="0"/>
+                <w:bCs w:val="0"/>
+                <w:color w:val="auto"/>
+                <w:sz w:val="21"/>
+                <w:szCs w:val="21"/>
+                <w:highlight w:val="none"/>
+                <w:lang w:eastAsia="zh-CN"/>
+              </w:rPr>
+              <w:t>{{</w:t>
+            </w:r>
+            <w:r>
+              <w:rPr>
+                <w:rFonts w:ascii="Times New Roman" w:hAnsi="Times New Roman" w:eastAsia="微软雅黑" w:cs="Times New Roman"/>
+                <w:b w:val="0"/>
+                <w:bCs w:val="0"/>
+                <w:color w:val="auto"/>
+                <w:sz w:val="21"/>
+                <w:szCs w:val="21"/>
+                <w:highlight w:val="none"/>
+                <w:lang w:eastAsia="zh-CN"/>
+              </w:rPr>
+              <w:t xml:space="preserve"> PDInfo</w:t>
+            </w:r>
+            <w:r>
+              <w:rPr>
+                <w:rFonts w:hint="eastAsia" w:ascii="Times New Roman" w:hAnsi="Times New Roman" w:eastAsia="微软雅黑" w:cs="Times New Roman"/>
+                <w:b w:val="0"/>
+                <w:bCs w:val="0"/>
+                <w:color w:val="auto"/>
+                <w:sz w:val="21"/>
+                <w:szCs w:val="21"/>
+                <w:highlight w:val="none"/>
+                <w:lang w:eastAsia="zh-CN"/>
+              </w:rPr>
+              <w:t>.CPS }}</w:t>
+            </w:r>
+          </w:p>
+        </w:tc>
+      </w:tr>
+      <w:tr>
+        <w:tblPrEx>
+          <w:tblBorders>
+            <w:top w:val="single" w:color="243F61" w:themeColor="accent1" w:themeShade="7F" w:sz="24" w:space="0"/>
+            <w:left w:val="none" w:color="auto" w:sz="0" w:space="0"/>
+            <w:bottom w:val="single" w:color="243F61" w:themeColor="accent1" w:themeShade="7F" w:sz="6" w:space="0"/>
+            <w:right w:val="none" w:color="auto" w:sz="0" w:space="0"/>
+            <w:insideH w:val="single" w:color="243F61" w:themeColor="accent1" w:themeShade="7F" w:sz="6" w:space="0"/>
+            <w:insideV w:val="single" w:color="243F61" w:themeColor="accent1" w:themeShade="7F" w:sz="6" w:space="0"/>
+          </w:tblBorders>
+          <w:tblCellMar>
+            <w:top w:w="0" w:type="dxa"/>
+            <w:left w:w="0" w:type="dxa"/>
+            <w:bottom w:w="0" w:type="dxa"/>
+            <w:right w:w="0" w:type="dxa"/>
+          </w:tblCellMar>
+        </w:tblPrEx>
+        <w:trPr>
+          <w:trHeight w:val="488" w:hRule="atLeast"/>
+          <w:jc w:val="center"/>
+        </w:trPr>
+        <w:tc>
+          <w:tcPr>
+            <w:tcW w:w="9558" w:type="dxa"/>
+            <w:gridSpan w:val="2"/>
+            <w:tcBorders>
+              <w:tl2br w:val="nil"/>
+              <w:tr2bl w:val="nil"/>
+            </w:tcBorders>
+            <w:shd w:val="clear" w:color="auto" w:fill="auto"/>
+            <w:vAlign w:val="center"/>
+          </w:tcPr>
+          <w:p>
+            <w:pPr>
+              <w:pStyle w:val="33"/>
+              <w:keepNext w:val="0"/>
+              <w:keepLines w:val="0"/>
+              <w:pageBreakBefore w:val="0"/>
+              <w:widowControl w:val="0"/>
+              <w:kinsoku/>
+              <w:wordWrap/>
+              <w:overflowPunct/>
+              <w:topLinePunct w:val="0"/>
+              <w:autoSpaceDE/>
+              <w:autoSpaceDN/>
+              <w:bidi w:val="0"/>
+              <w:adjustRightInd/>
+              <w:snapToGrid/>
+              <w:spacing w:before="77" w:line="240" w:lineRule="auto"/>
+              <w:ind w:left="119" w:leftChars="0" w:right="119" w:rightChars="0"/>
+              <w:jc w:val="left"/>
+              <w:textAlignment w:val="auto"/>
+              <w:rPr>
+                <w:rFonts w:ascii="Times New Roman" w:hAnsi="Times New Roman" w:eastAsia="微软雅黑" w:cs="Times New Roman"/>
+                <w:sz w:val="21"/>
+                <w:szCs w:val="21"/>
+                <w:highlight w:val="none"/>
+                <w:lang w:val="en-US" w:eastAsia="zh-CN" w:bidi="ar-SA"/>
+              </w:rPr>
+            </w:pPr>
+            <w:r>
+              <w:rPr>
+                <w:rFonts w:hint="eastAsia" w:ascii="Times New Roman" w:hAnsi="Times New Roman" w:eastAsia="微软雅黑" w:cs="Times New Roman"/>
+                <w:b w:val="0"/>
+                <w:bCs w:val="0"/>
+                <w:sz w:val="21"/>
+                <w:szCs w:val="21"/>
+                <w:highlight w:val="none"/>
+                <w:lang w:val="en-US" w:eastAsia="zh-CN" w:bidi="ar-SA"/>
+              </w:rPr>
+              <w:t>{%tr endif %}</w:t>
             </w:r>
           </w:p>
         </w:tc>
@@ -2901,431 +3316,6 @@
               <w:adjustRightInd/>
               <w:snapToGrid/>
               <w:spacing w:line="240" w:lineRule="auto"/>
-              <w:ind w:left="119" w:leftChars="0"/>
-              <w:textAlignment w:val="auto"/>
-              <w:rPr>
-                <w:rFonts w:ascii="Times New Roman" w:hAnsi="Times New Roman" w:eastAsia="微软雅黑" w:cs="Times New Roman"/>
-                <w:b w:val="0"/>
-                <w:bCs w:val="0"/>
-                <w:sz w:val="21"/>
-                <w:szCs w:val="21"/>
-                <w:highlight w:val="none"/>
-                <w:lang w:val="en-US" w:eastAsia="zh-CN" w:bidi="ar-SA"/>
-              </w:rPr>
-            </w:pPr>
-            <w:r>
-              <w:rPr>
-                <w:rFonts w:ascii="Times New Roman" w:hAnsi="Times New Roman" w:eastAsia="微软雅黑" w:cs="Times New Roman"/>
-                <w:b w:val="0"/>
-                <w:bCs w:val="0"/>
-                <w:sz w:val="21"/>
-                <w:szCs w:val="21"/>
-                <w:highlight w:val="none"/>
-              </w:rPr>
-              <w:t>PD-L1蛋白表达水平</w:t>
-            </w:r>
-            <w:r>
-              <w:rPr>
-                <w:rFonts w:ascii="Times New Roman" w:hAnsi="Times New Roman" w:eastAsia="微软雅黑" w:cs="Times New Roman"/>
-                <w:b w:val="0"/>
-                <w:bCs w:val="0"/>
-                <w:sz w:val="21"/>
-                <w:szCs w:val="21"/>
-                <w:highlight w:val="none"/>
-              </w:rPr>
-              <w:tab/>
-            </w:r>
-          </w:p>
-        </w:tc>
-        <w:tc>
-          <w:tcPr>
-            <w:tcW w:w="5682" w:type="dxa"/>
-            <w:tcBorders>
-              <w:tl2br w:val="nil"/>
-              <w:tr2bl w:val="nil"/>
-            </w:tcBorders>
-            <w:shd w:val="clear" w:color="auto" w:fill="auto"/>
-            <w:vAlign w:val="center"/>
-          </w:tcPr>
-          <w:p>
-            <w:pPr>
-              <w:pStyle w:val="33"/>
-              <w:keepNext w:val="0"/>
-              <w:keepLines w:val="0"/>
-              <w:pageBreakBefore w:val="0"/>
-              <w:widowControl w:val="0"/>
-              <w:kinsoku/>
-              <w:wordWrap/>
-              <w:overflowPunct/>
-              <w:topLinePunct w:val="0"/>
-              <w:autoSpaceDE/>
-              <w:autoSpaceDN/>
-              <w:bidi w:val="0"/>
-              <w:adjustRightInd/>
-              <w:snapToGrid/>
-              <w:spacing w:line="240" w:lineRule="auto"/>
-              <w:ind w:left="119" w:leftChars="0" w:right="119" w:rightChars="0"/>
-              <w:jc w:val="left"/>
-              <w:textAlignment w:val="auto"/>
-              <w:rPr>
-                <w:rFonts w:ascii="Times New Roman" w:hAnsi="Times New Roman" w:eastAsia="微软雅黑" w:cs="Times New Roman"/>
-                <w:b w:val="0"/>
-                <w:bCs w:val="0"/>
-                <w:sz w:val="21"/>
-                <w:szCs w:val="21"/>
-                <w:highlight w:val="none"/>
-                <w:lang w:val="en-US" w:eastAsia="zh-CN" w:bidi="ar-SA"/>
-              </w:rPr>
-            </w:pPr>
-            <w:r>
-              <w:rPr>
-                <w:rFonts w:hint="eastAsia" w:ascii="Times New Roman" w:hAnsi="Times New Roman" w:eastAsia="微软雅黑" w:cs="Times New Roman"/>
-                <w:b w:val="0"/>
-                <w:bCs w:val="0"/>
-                <w:color w:val="auto"/>
-                <w:sz w:val="21"/>
-                <w:szCs w:val="21"/>
-                <w:highlight w:val="none"/>
-                <w:lang w:eastAsia="zh-CN"/>
-              </w:rPr>
-              <w:t>使用{{</w:t>
-            </w:r>
-            <w:r>
-              <w:rPr>
-                <w:rFonts w:ascii="Times New Roman" w:hAnsi="Times New Roman" w:eastAsia="微软雅黑" w:cs="Times New Roman"/>
-                <w:b w:val="0"/>
-                <w:bCs w:val="0"/>
-                <w:color w:val="auto"/>
-                <w:sz w:val="21"/>
-                <w:szCs w:val="21"/>
-                <w:highlight w:val="none"/>
-                <w:lang w:eastAsia="zh-CN"/>
-              </w:rPr>
-              <w:t xml:space="preserve"> PDInfo</w:t>
-            </w:r>
-            <w:r>
-              <w:rPr>
-                <w:rFonts w:hint="eastAsia" w:ascii="Times New Roman" w:hAnsi="Times New Roman" w:eastAsia="微软雅黑" w:cs="Times New Roman"/>
-                <w:b w:val="0"/>
-                <w:bCs w:val="0"/>
-                <w:color w:val="auto"/>
-                <w:sz w:val="21"/>
-                <w:szCs w:val="21"/>
-                <w:highlight w:val="none"/>
-                <w:lang w:eastAsia="zh-CN"/>
-              </w:rPr>
-              <w:t>.</w:t>
-            </w:r>
-            <w:r>
-              <w:rPr>
-                <w:rFonts w:ascii="Times New Roman" w:hAnsi="Times New Roman" w:eastAsia="微软雅黑" w:cs="Times New Roman"/>
-                <w:b w:val="0"/>
-                <w:bCs w:val="0"/>
-                <w:color w:val="auto"/>
-                <w:sz w:val="21"/>
-                <w:szCs w:val="21"/>
-                <w:highlight w:val="none"/>
-                <w:lang w:eastAsia="zh-CN"/>
-              </w:rPr>
-              <w:t>Detect_antibody</w:t>
-            </w:r>
-            <w:r>
-              <w:rPr>
-                <w:rFonts w:hint="eastAsia" w:ascii="Times New Roman" w:hAnsi="Times New Roman" w:eastAsia="微软雅黑" w:cs="Times New Roman"/>
-                <w:b w:val="0"/>
-                <w:bCs w:val="0"/>
-                <w:color w:val="auto"/>
-                <w:sz w:val="21"/>
-                <w:szCs w:val="21"/>
-                <w:highlight w:val="none"/>
-                <w:lang w:eastAsia="zh-CN"/>
-              </w:rPr>
-              <w:t xml:space="preserve"> }}抗体；T</w:t>
-            </w:r>
-            <w:r>
-              <w:rPr>
-                <w:rFonts w:ascii="Times New Roman" w:hAnsi="Times New Roman" w:eastAsia="微软雅黑" w:cs="Times New Roman"/>
-                <w:b w:val="0"/>
-                <w:bCs w:val="0"/>
-                <w:color w:val="auto"/>
-                <w:sz w:val="21"/>
-                <w:szCs w:val="21"/>
-                <w:highlight w:val="none"/>
-                <w:lang w:eastAsia="zh-CN"/>
-              </w:rPr>
-              <w:t>PS</w:t>
-            </w:r>
-            <w:r>
-              <w:rPr>
-                <w:rFonts w:hint="eastAsia" w:ascii="Times New Roman" w:hAnsi="Times New Roman" w:eastAsia="微软雅黑" w:cs="Times New Roman"/>
-                <w:b w:val="0"/>
-                <w:bCs w:val="0"/>
-                <w:color w:val="auto"/>
-                <w:sz w:val="21"/>
-                <w:szCs w:val="21"/>
-                <w:highlight w:val="none"/>
-                <w:lang w:eastAsia="zh-CN"/>
-              </w:rPr>
-              <w:t>:</w:t>
-            </w:r>
-            <w:r>
-              <w:rPr>
-                <w:rFonts w:ascii="Times New Roman" w:hAnsi="Times New Roman" w:eastAsia="微软雅黑" w:cs="Times New Roman"/>
-                <w:b w:val="0"/>
-                <w:bCs w:val="0"/>
-                <w:color w:val="auto"/>
-                <w:sz w:val="21"/>
-                <w:szCs w:val="21"/>
-                <w:highlight w:val="none"/>
-                <w:lang w:eastAsia="zh-CN"/>
-              </w:rPr>
-              <w:t xml:space="preserve"> </w:t>
-            </w:r>
-            <w:r>
-              <w:rPr>
-                <w:rFonts w:hint="eastAsia" w:ascii="Times New Roman" w:hAnsi="Times New Roman" w:eastAsia="微软雅黑" w:cs="Times New Roman"/>
-                <w:b w:val="0"/>
-                <w:bCs w:val="0"/>
-                <w:color w:val="auto"/>
-                <w:sz w:val="21"/>
-                <w:szCs w:val="21"/>
-                <w:highlight w:val="none"/>
-                <w:lang w:eastAsia="zh-CN"/>
-              </w:rPr>
-              <w:t>{{</w:t>
-            </w:r>
-            <w:r>
-              <w:rPr>
-                <w:rFonts w:ascii="Times New Roman" w:hAnsi="Times New Roman" w:eastAsia="微软雅黑" w:cs="Times New Roman"/>
-                <w:b w:val="0"/>
-                <w:bCs w:val="0"/>
-                <w:color w:val="auto"/>
-                <w:sz w:val="21"/>
-                <w:szCs w:val="21"/>
-                <w:highlight w:val="none"/>
-                <w:lang w:eastAsia="zh-CN"/>
-              </w:rPr>
-              <w:t xml:space="preserve"> PDInfo</w:t>
-            </w:r>
-            <w:r>
-              <w:rPr>
-                <w:rFonts w:hint="eastAsia" w:ascii="Times New Roman" w:hAnsi="Times New Roman" w:eastAsia="微软雅黑" w:cs="Times New Roman"/>
-                <w:b w:val="0"/>
-                <w:bCs w:val="0"/>
-                <w:color w:val="auto"/>
-                <w:sz w:val="21"/>
-                <w:szCs w:val="21"/>
-                <w:highlight w:val="none"/>
-                <w:lang w:eastAsia="zh-CN"/>
-              </w:rPr>
-              <w:t>.TPS }}，</w:t>
-            </w:r>
-            <w:r>
-              <w:rPr>
-                <w:rFonts w:ascii="Times New Roman" w:hAnsi="Times New Roman" w:eastAsia="微软雅黑" w:cs="Times New Roman"/>
-                <w:b w:val="0"/>
-                <w:bCs w:val="0"/>
-                <w:color w:val="auto"/>
-                <w:sz w:val="21"/>
-                <w:szCs w:val="21"/>
-                <w:highlight w:val="none"/>
-                <w:lang w:eastAsia="zh-CN"/>
-              </w:rPr>
-              <w:t xml:space="preserve"> CPS </w:t>
-            </w:r>
-            <w:r>
-              <w:rPr>
-                <w:rFonts w:hint="eastAsia" w:ascii="Times New Roman" w:hAnsi="Times New Roman" w:eastAsia="微软雅黑" w:cs="Times New Roman"/>
-                <w:b w:val="0"/>
-                <w:bCs w:val="0"/>
-                <w:color w:val="auto"/>
-                <w:sz w:val="21"/>
-                <w:szCs w:val="21"/>
-                <w:highlight w:val="none"/>
-                <w:lang w:eastAsia="zh-CN"/>
-              </w:rPr>
-              <w:t>:</w:t>
-            </w:r>
-            <w:r>
-              <w:rPr>
-                <w:rFonts w:ascii="Times New Roman" w:hAnsi="Times New Roman" w:eastAsia="微软雅黑" w:cs="Times New Roman"/>
-                <w:b w:val="0"/>
-                <w:bCs w:val="0"/>
-                <w:color w:val="auto"/>
-                <w:sz w:val="21"/>
-                <w:szCs w:val="21"/>
-                <w:highlight w:val="none"/>
-                <w:lang w:eastAsia="zh-CN"/>
-              </w:rPr>
-              <w:t xml:space="preserve"> </w:t>
-            </w:r>
-            <w:r>
-              <w:rPr>
-                <w:rFonts w:hint="eastAsia" w:ascii="Times New Roman" w:hAnsi="Times New Roman" w:eastAsia="微软雅黑" w:cs="Times New Roman"/>
-                <w:b w:val="0"/>
-                <w:bCs w:val="0"/>
-                <w:color w:val="auto"/>
-                <w:sz w:val="21"/>
-                <w:szCs w:val="21"/>
-                <w:highlight w:val="none"/>
-                <w:lang w:eastAsia="zh-CN"/>
-              </w:rPr>
-              <w:t>{{</w:t>
-            </w:r>
-            <w:r>
-              <w:rPr>
-                <w:rFonts w:ascii="Times New Roman" w:hAnsi="Times New Roman" w:eastAsia="微软雅黑" w:cs="Times New Roman"/>
-                <w:b w:val="0"/>
-                <w:bCs w:val="0"/>
-                <w:color w:val="auto"/>
-                <w:sz w:val="21"/>
-                <w:szCs w:val="21"/>
-                <w:highlight w:val="none"/>
-                <w:lang w:eastAsia="zh-CN"/>
-              </w:rPr>
-              <w:t xml:space="preserve"> PDInfo</w:t>
-            </w:r>
-            <w:r>
-              <w:rPr>
-                <w:rFonts w:hint="eastAsia" w:ascii="Times New Roman" w:hAnsi="Times New Roman" w:eastAsia="微软雅黑" w:cs="Times New Roman"/>
-                <w:b w:val="0"/>
-                <w:bCs w:val="0"/>
-                <w:color w:val="auto"/>
-                <w:sz w:val="21"/>
-                <w:szCs w:val="21"/>
-                <w:highlight w:val="none"/>
-                <w:lang w:eastAsia="zh-CN"/>
-              </w:rPr>
-              <w:t>.CPS }}</w:t>
-            </w:r>
-          </w:p>
-        </w:tc>
-      </w:tr>
-      <w:tr>
-        <w:tblPrEx>
-          <w:tblBorders>
-            <w:top w:val="single" w:color="243F61" w:themeColor="accent1" w:themeShade="7F" w:sz="24" w:space="0"/>
-            <w:left w:val="none" w:color="auto" w:sz="0" w:space="0"/>
-            <w:bottom w:val="single" w:color="243F61" w:themeColor="accent1" w:themeShade="7F" w:sz="6" w:space="0"/>
-            <w:right w:val="none" w:color="auto" w:sz="0" w:space="0"/>
-            <w:insideH w:val="single" w:color="243F61" w:themeColor="accent1" w:themeShade="7F" w:sz="6" w:space="0"/>
-            <w:insideV w:val="single" w:color="243F61" w:themeColor="accent1" w:themeShade="7F" w:sz="6" w:space="0"/>
-          </w:tblBorders>
-          <w:shd w:val="clear" w:color="auto" w:fill="auto"/>
-          <w:tblCellMar>
-            <w:top w:w="0" w:type="dxa"/>
-            <w:left w:w="0" w:type="dxa"/>
-            <w:bottom w:w="0" w:type="dxa"/>
-            <w:right w:w="0" w:type="dxa"/>
-          </w:tblCellMar>
-        </w:tblPrEx>
-        <w:trPr>
-          <w:trHeight w:val="488" w:hRule="atLeast"/>
-          <w:jc w:val="center"/>
-        </w:trPr>
-        <w:tc>
-          <w:tcPr>
-            <w:tcW w:w="9558" w:type="dxa"/>
-            <w:gridSpan w:val="2"/>
-            <w:tcBorders>
-              <w:tl2br w:val="nil"/>
-              <w:tr2bl w:val="nil"/>
-            </w:tcBorders>
-            <w:shd w:val="clear" w:color="auto" w:fill="auto"/>
-            <w:vAlign w:val="center"/>
-          </w:tcPr>
-          <w:p>
-            <w:pPr>
-              <w:pStyle w:val="33"/>
-              <w:keepNext w:val="0"/>
-              <w:keepLines w:val="0"/>
-              <w:pageBreakBefore w:val="0"/>
-              <w:widowControl w:val="0"/>
-              <w:kinsoku/>
-              <w:wordWrap/>
-              <w:overflowPunct/>
-              <w:topLinePunct w:val="0"/>
-              <w:autoSpaceDE/>
-              <w:autoSpaceDN/>
-              <w:bidi w:val="0"/>
-              <w:adjustRightInd/>
-              <w:snapToGrid/>
-              <w:spacing w:before="77" w:line="240" w:lineRule="auto"/>
-              <w:ind w:left="119" w:leftChars="0" w:right="119" w:rightChars="0"/>
-              <w:jc w:val="left"/>
-              <w:textAlignment w:val="auto"/>
-              <w:rPr>
-                <w:rFonts w:ascii="Times New Roman" w:hAnsi="Times New Roman" w:eastAsia="微软雅黑" w:cs="Times New Roman"/>
-                <w:sz w:val="21"/>
-                <w:szCs w:val="21"/>
-                <w:highlight w:val="none"/>
-                <w:lang w:val="en-US" w:eastAsia="zh-CN" w:bidi="ar-SA"/>
-              </w:rPr>
-            </w:pPr>
-            <w:r>
-              <w:rPr>
-                <w:rFonts w:hint="eastAsia" w:ascii="Times New Roman" w:hAnsi="Times New Roman" w:eastAsia="微软雅黑" w:cs="Times New Roman"/>
-                <w:b w:val="0"/>
-                <w:bCs w:val="0"/>
-                <w:sz w:val="21"/>
-                <w:szCs w:val="21"/>
-                <w:highlight w:val="none"/>
-                <w:lang w:val="en-US" w:eastAsia="zh-CN" w:bidi="ar-SA"/>
-              </w:rPr>
-              <w:t>{%tr endif %}</w:t>
-            </w:r>
-          </w:p>
-        </w:tc>
-      </w:tr>
-      <w:tr>
-        <w:tblPrEx>
-          <w:tblBorders>
-            <w:top w:val="single" w:color="243F61" w:themeColor="accent1" w:themeShade="7F" w:sz="24" w:space="0"/>
-            <w:left w:val="none" w:color="auto" w:sz="0" w:space="0"/>
-            <w:bottom w:val="single" w:color="243F61" w:themeColor="accent1" w:themeShade="7F" w:sz="6" w:space="0"/>
-            <w:right w:val="none" w:color="auto" w:sz="0" w:space="0"/>
-            <w:insideH w:val="single" w:color="243F61" w:themeColor="accent1" w:themeShade="7F" w:sz="6" w:space="0"/>
-            <w:insideV w:val="single" w:color="243F61" w:themeColor="accent1" w:themeShade="7F" w:sz="6" w:space="0"/>
-          </w:tblBorders>
-          <w:shd w:val="clear" w:color="auto" w:fill="auto"/>
-          <w:tblCellMar>
-            <w:top w:w="0" w:type="dxa"/>
-            <w:left w:w="0" w:type="dxa"/>
-            <w:bottom w:w="0" w:type="dxa"/>
-            <w:right w:w="0" w:type="dxa"/>
-          </w:tblCellMar>
-        </w:tblPrEx>
-        <w:trPr>
-          <w:trHeight w:val="488" w:hRule="atLeast"/>
-          <w:jc w:val="center"/>
-        </w:trPr>
-        <w:tc>
-          <w:tcPr>
-            <w:tcW w:w="3876" w:type="dxa"/>
-            <w:tcBorders>
-              <w:tl2br w:val="nil"/>
-              <w:tr2bl w:val="nil"/>
-            </w:tcBorders>
-            <w:shd w:val="clear" w:color="auto" w:fill="auto"/>
-            <w:vAlign w:val="center"/>
-          </w:tcPr>
-          <w:p>
-            <w:pPr>
-              <w:pStyle w:val="33"/>
-              <w:keepNext w:val="0"/>
-              <w:keepLines w:val="0"/>
-              <w:pageBreakBefore w:val="0"/>
-              <w:widowControl w:val="0"/>
-              <w:kinsoku/>
-              <w:wordWrap/>
-              <w:overflowPunct/>
-              <w:topLinePunct w:val="0"/>
-              <w:autoSpaceDE/>
-              <w:autoSpaceDN/>
-              <w:bidi w:val="0"/>
-              <w:adjustRightInd/>
-              <w:snapToGrid/>
-              <w:spacing w:line="240" w:lineRule="auto"/>
               <w:ind w:left="119"/>
               <w:jc w:val="both"/>
               <w:textAlignment w:val="auto"/>
@@ -3402,7 +3392,6 @@
             <w:insideH w:val="single" w:color="243F61" w:themeColor="accent1" w:themeShade="7F" w:sz="6" w:space="0"/>
             <w:insideV w:val="single" w:color="243F61" w:themeColor="accent1" w:themeShade="7F" w:sz="6" w:space="0"/>
           </w:tblBorders>
-          <w:shd w:val="clear" w:color="auto" w:fill="auto"/>
           <w:tblCellMar>
             <w:top w:w="0" w:type="dxa"/>
             <w:left w:w="0" w:type="dxa"/>
@@ -3626,6 +3615,166 @@
         <w:t>本报告只对本次采集样本负责。</w:t>
       </w:r>
     </w:p>
+    <w:tbl>
+      <w:tblPr>
+        <w:tblStyle w:val="20"/>
+        <w:tblpPr w:leftFromText="181" w:rightFromText="181" w:horzAnchor="page" w:tblpXSpec="center" w:tblpYSpec="bottom"/>
+        <w:tblOverlap w:val="never"/>
+        <w:tblW w:w="0" w:type="auto"/>
+        <w:jc w:val="center"/>
+        <w:tblBorders>
+          <w:top w:val="none" w:color="auto" w:sz="0" w:space="0"/>
+          <w:left w:val="none" w:color="auto" w:sz="0" w:space="0"/>
+          <w:bottom w:val="none" w:color="auto" w:sz="0" w:space="0"/>
+          <w:right w:val="none" w:color="auto" w:sz="0" w:space="0"/>
+          <w:insideH w:val="none" w:color="auto" w:sz="0" w:space="0"/>
+          <w:insideV w:val="none" w:color="auto" w:sz="0" w:space="0"/>
+        </w:tblBorders>
+        <w:tblLayout w:type="autofit"/>
+        <w:tblCellMar>
+          <w:top w:w="0" w:type="dxa"/>
+          <w:left w:w="108" w:type="dxa"/>
+          <w:bottom w:w="0" w:type="dxa"/>
+          <w:right w:w="108" w:type="dxa"/>
+        </w:tblCellMar>
+      </w:tblPr>
+      <w:tblGrid>
+        <w:gridCol w:w="3370"/>
+        <w:gridCol w:w="2958"/>
+        <w:gridCol w:w="2962"/>
+      </w:tblGrid>
+      <w:tr>
+        <w:tblPrEx>
+          <w:tblBorders>
+            <w:top w:val="none" w:color="auto" w:sz="0" w:space="0"/>
+            <w:left w:val="none" w:color="auto" w:sz="0" w:space="0"/>
+            <w:bottom w:val="none" w:color="auto" w:sz="0" w:space="0"/>
+            <w:right w:val="none" w:color="auto" w:sz="0" w:space="0"/>
+            <w:insideH w:val="none" w:color="auto" w:sz="0" w:space="0"/>
+            <w:insideV w:val="none" w:color="auto" w:sz="0" w:space="0"/>
+          </w:tblBorders>
+          <w:tblCellMar>
+            <w:top w:w="0" w:type="dxa"/>
+            <w:left w:w="108" w:type="dxa"/>
+            <w:bottom w:w="0" w:type="dxa"/>
+            <w:right w:w="108" w:type="dxa"/>
+          </w:tblCellMar>
+        </w:tblPrEx>
+        <w:trPr>
+          <w:jc w:val="center"/>
+        </w:trPr>
+        <w:tc>
+          <w:tcPr>
+            <w:tcW w:w="3370" w:type="dxa"/>
+          </w:tcPr>
+          <w:p>
+            <w:pPr>
+              <w:jc w:val="both"/>
+              <w:rPr>
+                <w:rFonts w:hint="eastAsia" w:ascii="微软雅黑" w:hAnsi="微软雅黑" w:eastAsia="微软雅黑" w:cs="微软雅黑"/>
+                <w:b/>
+                <w:bCs/>
+                <w:color w:val="244061"/>
+                <w:sz w:val="24"/>
+                <w:szCs w:val="32"/>
+                <w:vertAlign w:val="baseline"/>
+                <w:lang w:val="en-US" w:eastAsia="zh-CN"/>
+              </w:rPr>
+            </w:pPr>
+            <w:r>
+              <w:rPr>
+                <w:rFonts w:hint="eastAsia" w:ascii="微软雅黑" w:hAnsi="微软雅黑" w:eastAsia="微软雅黑" w:cs="微软雅黑"/>
+                <w:b/>
+                <w:bCs/>
+                <w:color w:val="244061"/>
+                <w:sz w:val="24"/>
+                <w:szCs w:val="32"/>
+                <w:lang w:val="en-US" w:eastAsia="zh-CN"/>
+              </w:rPr>
+              <w:t>报告日期：</w:t>
+            </w:r>
+            <w:r>
+              <w:rPr>
+                <w:rFonts w:hint="eastAsia" w:ascii="微软雅黑" w:hAnsi="微软雅黑" w:eastAsia="微软雅黑" w:cs="微软雅黑"/>
+                <w:b w:val="0"/>
+                <w:bCs w:val="0"/>
+                <w:color w:val="auto"/>
+                <w:sz w:val="24"/>
+                <w:szCs w:val="32"/>
+                <w:vertAlign w:val="baseline"/>
+                <w:lang w:val="en-US" w:eastAsia="zh-CN"/>
+              </w:rPr>
+              <w:t>{{ reportdate }}</w:t>
+            </w:r>
+          </w:p>
+        </w:tc>
+        <w:tc>
+          <w:tcPr>
+            <w:tcW w:w="2958" w:type="dxa"/>
+            <w:vAlign w:val="top"/>
+          </w:tcPr>
+          <w:p>
+            <w:pPr>
+              <w:jc w:val="both"/>
+              <w:rPr>
+                <w:rFonts w:hint="eastAsia" w:ascii="微软雅黑" w:hAnsi="微软雅黑" w:eastAsia="微软雅黑" w:cs="微软雅黑"/>
+                <w:b/>
+                <w:bCs/>
+                <w:color w:val="244061"/>
+                <w:sz w:val="24"/>
+                <w:szCs w:val="32"/>
+                <w:vertAlign w:val="baseline"/>
+                <w:lang w:val="en-US" w:eastAsia="zh-CN"/>
+              </w:rPr>
+            </w:pPr>
+            <w:r>
+              <w:rPr>
+                <w:rFonts w:hint="eastAsia" w:ascii="微软雅黑" w:hAnsi="微软雅黑" w:eastAsia="微软雅黑" w:cs="微软雅黑"/>
+                <w:b/>
+                <w:bCs/>
+                <w:color w:val="244061"/>
+                <w:sz w:val="24"/>
+                <w:szCs w:val="32"/>
+                <w:lang w:val="en-US" w:eastAsia="zh-CN"/>
+              </w:rPr>
+              <w:t>检测者：</w:t>
+            </w:r>
+          </w:p>
+        </w:tc>
+        <w:tc>
+          <w:tcPr>
+            <w:tcW w:w="2962" w:type="dxa"/>
+          </w:tcPr>
+          <w:p>
+            <w:pPr>
+              <w:jc w:val="both"/>
+              <w:rPr>
+                <w:rFonts w:hint="eastAsia" w:ascii="微软雅黑" w:hAnsi="微软雅黑" w:eastAsia="微软雅黑" w:cs="微软雅黑"/>
+                <w:b/>
+                <w:bCs/>
+                <w:color w:val="244061"/>
+                <w:sz w:val="24"/>
+                <w:szCs w:val="32"/>
+                <w:vertAlign w:val="baseline"/>
+                <w:lang w:val="en-US" w:eastAsia="zh-CN"/>
+              </w:rPr>
+            </w:pPr>
+            <w:r>
+              <w:rPr>
+                <w:rFonts w:hint="eastAsia" w:ascii="微软雅黑" w:hAnsi="微软雅黑" w:eastAsia="微软雅黑" w:cs="微软雅黑"/>
+                <w:b/>
+                <w:bCs/>
+                <w:color w:val="244061"/>
+                <w:sz w:val="24"/>
+                <w:szCs w:val="32"/>
+                <w:lang w:val="en-US" w:eastAsia="zh-CN"/>
+              </w:rPr>
+              <w:t>审核者：</w:t>
+            </w:r>
+          </w:p>
+        </w:tc>
+      </w:tr>
+    </w:tbl>
     <w:p>
       <w:pPr>
         <w:rPr>
@@ -3638,9 +3787,9 @@
           <w:lang w:eastAsia="zh-CN"/>
         </w:rPr>
       </w:pPr>
-    </w:p>
-    <w:p>
-      <w:pPr>
+      <w:bookmarkStart w:id="43" w:name="_GoBack"/>
+      <w:bookmarkEnd w:id="43"/>
+      <w:r>
         <w:rPr>
           <w:rFonts w:hint="eastAsia" w:ascii="微软雅黑" w:hAnsi="微软雅黑" w:eastAsia="微软雅黑" w:cs="微软雅黑"/>
           <w:b/>
@@ -3650,7 +3799,8 @@
           <w:szCs w:val="36"/>
           <w:lang w:eastAsia="zh-CN"/>
         </w:rPr>
-      </w:pPr>
+        <w:br w:type="page"/>
+      </w:r>
     </w:p>
     <w:p>
       <w:pPr>
@@ -3664,12 +3814,12 @@
           <w:lang w:val="en-US" w:eastAsia="zh-CN"/>
         </w:rPr>
       </w:pPr>
-      <w:bookmarkStart w:id="4" w:name="_Toc499"/>
+      <w:bookmarkStart w:id="4" w:name="_Toc22132"/>
       <w:bookmarkStart w:id="5" w:name="_Toc20136_WPSOffice_Level1"/>
       <w:bookmarkStart w:id="6" w:name="_Toc19898_WPSOffice_Level1"/>
       <w:bookmarkStart w:id="7" w:name="_Toc2819"/>
-      <w:bookmarkStart w:id="8" w:name="_Toc22132"/>
-      <w:bookmarkStart w:id="9" w:name="_Toc2781"/>
+      <w:bookmarkStart w:id="8" w:name="_Toc2781"/>
+      <w:bookmarkStart w:id="9" w:name="_Toc499"/>
       <w:r>
         <w:rPr>
           <w:rFonts w:hint="eastAsia" w:ascii="Times New Roman" w:hAnsi="Times New Roman" w:eastAsia="微软雅黑" w:cs="黑体"/>
@@ -3716,11 +3866,11 @@
           <w:color w:val="254061" w:themeColor="accent1" w:themeShade="80"/>
         </w:rPr>
       </w:pPr>
-      <w:bookmarkStart w:id="10" w:name="_Toc3049"/>
-      <w:bookmarkStart w:id="11" w:name="_Toc9088"/>
-      <w:bookmarkStart w:id="12" w:name="_Toc11015_WPSOffice_Level2"/>
-      <w:bookmarkStart w:id="13" w:name="_Toc18062_WPSOffice_Level2"/>
-      <w:bookmarkStart w:id="14" w:name="_Toc10877"/>
+      <w:bookmarkStart w:id="10" w:name="_Toc11015_WPSOffice_Level2"/>
+      <w:bookmarkStart w:id="11" w:name="_Toc3049"/>
+      <w:bookmarkStart w:id="12" w:name="_Toc18062_WPSOffice_Level2"/>
+      <w:bookmarkStart w:id="13" w:name="_Toc10877"/>
+      <w:bookmarkStart w:id="14" w:name="_Toc9088"/>
       <w:bookmarkStart w:id="15" w:name="_Toc23375"/>
       <w:r>
         <w:rPr>
@@ -8242,10 +8392,10 @@
           <w:lang w:val="en-US" w:eastAsia="zh-CN"/>
         </w:rPr>
       </w:pPr>
-      <w:bookmarkStart w:id="16" w:name="_Toc106719764"/>
-      <w:bookmarkStart w:id="17" w:name="_Toc10223"/>
+      <w:bookmarkStart w:id="16" w:name="_Toc10223"/>
+      <w:bookmarkStart w:id="17" w:name="_Toc9387"/>
       <w:bookmarkStart w:id="18" w:name="_Toc20034"/>
-      <w:bookmarkStart w:id="19" w:name="_Toc9387"/>
+      <w:bookmarkStart w:id="19" w:name="_Toc106719764"/>
       <w:r>
         <w:rPr>
           <w:rFonts w:hint="eastAsia" w:ascii="微软雅黑" w:hAnsi="微软雅黑" w:eastAsia="微软雅黑" w:cs="微软雅黑"/>
@@ -8934,7 +9084,6 @@
             <w:insideH w:val="dashed" w:color="244061" w:sz="4" w:space="0"/>
             <w:insideV w:val="dashed" w:color="244061" w:sz="4" w:space="0"/>
           </w:tblBorders>
-          <w:shd w:val="clear" w:color="auto" w:fill="auto"/>
           <w:tblCellMar>
             <w:top w:w="0" w:type="dxa"/>
             <w:left w:w="108" w:type="dxa"/>
@@ -9186,7 +9335,6 @@
             <w:insideH w:val="dashed" w:color="244061" w:sz="4" w:space="0"/>
             <w:insideV w:val="dashed" w:color="244061" w:sz="4" w:space="0"/>
           </w:tblBorders>
-          <w:shd w:val="clear" w:color="auto" w:fill="auto"/>
           <w:tblCellMar>
             <w:top w:w="0" w:type="dxa"/>
             <w:left w:w="108" w:type="dxa"/>
@@ -11473,6 +11621,7 @@
             <w:insideH w:val="dotted" w:color="A5A5A5" w:sz="4" w:space="0"/>
             <w:insideV w:val="dotted" w:color="A5A5A5" w:sz="4" w:space="0"/>
           </w:tblBorders>
+          <w:shd w:val="clear" w:color="auto" w:fill="auto"/>
           <w:tblCellMar>
             <w:top w:w="0" w:type="dxa"/>
             <w:left w:w="108" w:type="dxa"/>
@@ -11616,6 +11765,7 @@
             <w:insideH w:val="dotted" w:color="A5A5A5" w:sz="4" w:space="0"/>
             <w:insideV w:val="dotted" w:color="A5A5A5" w:sz="4" w:space="0"/>
           </w:tblBorders>
+          <w:shd w:val="clear" w:color="auto" w:fill="auto"/>
           <w:tblCellMar>
             <w:top w:w="0" w:type="dxa"/>
             <w:left w:w="108" w:type="dxa"/>
@@ -12258,6 +12408,7 @@
             <w:insideH w:val="dotted" w:color="A5A5A5" w:sz="4" w:space="0"/>
             <w:insideV w:val="dotted" w:color="A5A5A5" w:sz="4" w:space="0"/>
           </w:tblBorders>
+          <w:shd w:val="clear" w:color="auto" w:fill="auto"/>
           <w:tblCellMar>
             <w:top w:w="0" w:type="dxa"/>
             <w:left w:w="108" w:type="dxa"/>
@@ -12928,7 +13079,6 @@
             <w:insideH w:val="dotted" w:color="A5A5A5" w:sz="4" w:space="0"/>
             <w:insideV w:val="dotted" w:color="A5A5A5" w:sz="4" w:space="0"/>
           </w:tblBorders>
-          <w:shd w:val="clear" w:color="auto" w:fill="auto"/>
           <w:tblCellMar>
             <w:top w:w="0" w:type="dxa"/>
             <w:left w:w="108" w:type="dxa"/>
@@ -13076,10 +13226,10 @@
           <w:shd w:val="clear" w:color="auto" w:fill="1F3864"/>
         </w:rPr>
       </w:pPr>
-      <w:bookmarkStart w:id="21" w:name="_Toc25428"/>
-      <w:bookmarkStart w:id="22" w:name="_Toc527112385"/>
-      <w:bookmarkStart w:id="23" w:name="_Toc526855037"/>
-      <w:bookmarkStart w:id="24" w:name="_Toc534637498"/>
+      <w:bookmarkStart w:id="21" w:name="_Toc527112385"/>
+      <w:bookmarkStart w:id="22" w:name="_Toc534637498"/>
+      <w:bookmarkStart w:id="23" w:name="_Toc25428"/>
+      <w:bookmarkStart w:id="24" w:name="_Toc526855037"/>
       <w:r>
         <w:rPr>
           <w:rFonts w:hint="eastAsia" w:ascii="微软雅黑" w:hAnsi="微软雅黑" w:eastAsia="微软雅黑" w:cs="微软雅黑"/>
@@ -13135,11 +13285,11 @@
           <w:lang w:val="en-US" w:eastAsia="zh-CN"/>
         </w:rPr>
       </w:pPr>
-      <w:bookmarkStart w:id="25" w:name="_Toc22255"/>
-      <w:bookmarkStart w:id="26" w:name="_Toc4331_WPSOffice_Level2"/>
-      <w:bookmarkStart w:id="27" w:name="_Toc32443_WPSOffice_Level2"/>
-      <w:bookmarkStart w:id="28" w:name="_Toc6468"/>
-      <w:bookmarkStart w:id="29" w:name="_Toc23606"/>
+      <w:bookmarkStart w:id="25" w:name="_Toc4331_WPSOffice_Level2"/>
+      <w:bookmarkStart w:id="26" w:name="_Toc32443_WPSOffice_Level2"/>
+      <w:bookmarkStart w:id="27" w:name="_Toc6468"/>
+      <w:bookmarkStart w:id="28" w:name="_Toc23606"/>
+      <w:bookmarkStart w:id="29" w:name="_Toc22255"/>
       <w:r>
         <w:rPr>
           <w:rFonts w:hint="eastAsia" w:ascii="微软雅黑" w:hAnsi="微软雅黑" w:eastAsia="微软雅黑" w:cs="微软雅黑"/>
@@ -13352,6 +13502,12 @@
             <w:insideH w:val="dotted" w:color="45A3A7" w:sz="4" w:space="0"/>
             <w:insideV w:val="dotted" w:color="45A3A7" w:sz="4" w:space="0"/>
           </w:tblBorders>
+          <w:tblCellMar>
+            <w:top w:w="0" w:type="dxa"/>
+            <w:left w:w="108" w:type="dxa"/>
+            <w:bottom w:w="0" w:type="dxa"/>
+            <w:right w:w="108" w:type="dxa"/>
+          </w:tblCellMar>
         </w:tblPrEx>
         <w:trPr>
           <w:trHeight w:val="417" w:hRule="atLeast"/>
@@ -22471,8 +22627,8 @@
           <w:lang w:val="en-US" w:eastAsia="zh-CN"/>
         </w:rPr>
       </w:pPr>
-      <w:bookmarkStart w:id="33" w:name="_Toc527112386"/>
-      <w:bookmarkStart w:id="34" w:name="_Toc534637499"/>
+      <w:bookmarkStart w:id="33" w:name="_Toc534637499"/>
+      <w:bookmarkStart w:id="34" w:name="_Toc527112386"/>
       <w:bookmarkStart w:id="35" w:name="_Toc526855038"/>
       <w:r>
         <w:rPr>
@@ -24939,13 +25095,13 @@
           <w:lang w:val="en-US" w:eastAsia="zh-CN"/>
         </w:rPr>
       </w:pPr>
-      <w:bookmarkStart w:id="36" w:name="_Toc22458"/>
-      <w:bookmarkStart w:id="37" w:name="_Toc22484_WPSOffice_Level1"/>
-      <w:bookmarkStart w:id="38" w:name="_Toc19099"/>
-      <w:bookmarkStart w:id="39" w:name="_Toc30533"/>
-      <w:bookmarkStart w:id="40" w:name="_Toc28910_WPSOffice_Level1"/>
-      <w:bookmarkStart w:id="41" w:name="_Toc7549"/>
-      <w:bookmarkStart w:id="42" w:name="_Toc16368_WPSOffice_Level1"/>
+      <w:bookmarkStart w:id="36" w:name="_Toc7549"/>
+      <w:bookmarkStart w:id="37" w:name="_Toc22458"/>
+      <w:bookmarkStart w:id="38" w:name="_Toc30533"/>
+      <w:bookmarkStart w:id="39" w:name="_Toc19099"/>
+      <w:bookmarkStart w:id="40" w:name="_Toc16368_WPSOffice_Level1"/>
+      <w:bookmarkStart w:id="41" w:name="_Toc28910_WPSOffice_Level1"/>
+      <w:bookmarkStart w:id="42" w:name="_Toc22484_WPSOffice_Level1"/>
       <w:r>
         <w:rPr>
           <w:rFonts w:hint="eastAsia" w:ascii="微软雅黑" w:hAnsi="微软雅黑" w:eastAsia="微软雅黑" w:cs="微软雅黑"/>
@@ -25502,8 +25658,6 @@
         <w:tab w:val="right" w:pos="8306"/>
       </w:tabs>
     </w:pPr>
-    <w:bookmarkStart w:id="43" w:name="_GoBack"/>
-    <w:bookmarkEnd w:id="43"/>
     <w:r>
       <mc:AlternateContent>
         <mc:Choice Requires="wps">

--- a/WebContent/docx/肺癌76基因检测报告-三峡.docx
+++ b/WebContent/docx/肺癌76基因检测报告-三峡.docx
@@ -214,7 +214,7 @@
           </w:tcPr>
           <w:p>
             <w:pPr>
-              <w:jc w:val="left"/>
+              <w:jc w:val="center"/>
               <w:rPr>
                 <w:rFonts w:ascii="Times New Roman" w:hAnsi="Times New Roman" w:eastAsia="微软雅黑" w:cs="Times New Roman"/>
                 <w:b/>
@@ -227,7 +227,7 @@
             </w:pPr>
             <w:r>
               <w:rPr>
-                <w:rFonts w:ascii="黑体" w:hAnsi="黑体" w:eastAsia="黑体" w:cs="黑体"/>
+                <w:rFonts w:hint="eastAsia" w:ascii="微软雅黑" w:hAnsi="微软雅黑" w:eastAsia="微软雅黑" w:cs="微软雅黑"/>
                 <w:b/>
                 <w:bCs/>
                 <w:color w:val="254061" w:themeColor="accent1" w:themeShade="80"/>
@@ -238,7 +238,7 @@
             </w:r>
             <w:r>
               <w:rPr>
-                <w:rFonts w:hint="eastAsia" w:ascii="黑体" w:hAnsi="黑体" w:eastAsia="黑体" w:cs="黑体"/>
+                <w:rFonts w:hint="eastAsia" w:ascii="微软雅黑" w:hAnsi="微软雅黑" w:eastAsia="微软雅黑" w:cs="微软雅黑"/>
                 <w:b/>
                 <w:bCs/>
                 <w:color w:val="254061" w:themeColor="accent1" w:themeShade="80"/>
@@ -250,7 +250,7 @@
             </w:r>
             <w:r>
               <w:rPr>
-                <w:rFonts w:ascii="黑体" w:hAnsi="黑体" w:eastAsia="黑体" w:cs="黑体"/>
+                <w:rFonts w:hint="eastAsia" w:ascii="微软雅黑" w:hAnsi="微软雅黑" w:eastAsia="微软雅黑" w:cs="微软雅黑"/>
                 <w:b/>
                 <w:bCs/>
                 <w:color w:val="254061" w:themeColor="accent1" w:themeShade="80"/>
@@ -338,7 +338,7 @@
               <w:bidi w:val="0"/>
               <w:adjustRightInd/>
               <w:snapToGrid/>
-              <w:jc w:val="both"/>
+              <w:jc w:val="center"/>
               <w:textAlignment w:val="auto"/>
               <w:rPr>
                 <w:rFonts w:ascii="Times New Roman" w:hAnsi="Times New Roman" w:eastAsia="微软雅黑" w:cs="Times New Roman"/>
@@ -352,7 +352,7 @@
             </w:pPr>
             <w:r>
               <w:rPr>
-                <w:rFonts w:hint="eastAsia" w:ascii="黑体" w:hAnsi="黑体" w:eastAsia="黑体" w:cs="黑体"/>
+                <w:rFonts w:hint="eastAsia" w:ascii="微软雅黑" w:hAnsi="微软雅黑" w:eastAsia="微软雅黑" w:cs="微软雅黑"/>
                 <w:b/>
                 <w:bCs/>
                 <w:color w:val="254061" w:themeColor="accent1" w:themeShade="80"/>
@@ -360,41 +360,7 @@
                 <w:szCs w:val="32"/>
                 <w:lang w:val="en-US" w:eastAsia="zh-CN"/>
               </w:rPr>
-              <w:t>肺癌76基因检测</w:t>
-            </w:r>
-            <w:r>
-              <w:rPr>
-                <w:rFonts w:ascii="黑体" w:hAnsi="黑体" w:eastAsia="黑体" w:cs="黑体"/>
-                <w:b/>
-                <w:bCs/>
-                <w:color w:val="254061" w:themeColor="accent1" w:themeShade="80"/>
-                <w:sz w:val="32"/>
-                <w:szCs w:val="32"/>
-              </w:rPr>
-              <w:t>报告</w:t>
-            </w:r>
-            <w:r>
-              <w:rPr>
-                <w:rFonts w:hint="eastAsia" w:ascii="黑体" w:hAnsi="黑体" w:eastAsia="黑体" w:cs="黑体"/>
-                <w:b/>
-                <w:bCs/>
-                <w:color w:val="254061" w:themeColor="accent1" w:themeShade="80"/>
-                <w:sz w:val="32"/>
-                <w:szCs w:val="32"/>
-              </w:rPr>
-              <w:t>{% if PDInfo != undefined %}</w:t>
-            </w:r>
-            <w:r>
-              <w:rPr>
-                <w:rFonts w:hint="eastAsia" w:ascii="黑体" w:hAnsi="黑体" w:eastAsia="黑体" w:cs="黑体"/>
-                <w:b/>
-                <w:bCs/>
-                <w:color w:val="254061" w:themeColor="accent1" w:themeShade="80"/>
-                <w:sz w:val="32"/>
-                <w:szCs w:val="32"/>
-                <w:lang w:val="en-US" w:eastAsia="zh-CN"/>
-              </w:rPr>
-              <w:t>（含PD-L1）{% endif %}</w:t>
+              <w:t>分子检测报告单</w:t>
             </w:r>
           </w:p>
         </w:tc>
@@ -413,25 +379,12 @@
         </w:rPr>
       </w:pPr>
     </w:p>
-    <w:p>
-      <w:pPr>
-        <w:jc w:val="both"/>
-        <w:rPr>
-          <w:rFonts w:hint="eastAsia" w:ascii="微软雅黑" w:hAnsi="微软雅黑" w:eastAsia="微软雅黑" w:cs="微软雅黑"/>
-          <w:b/>
-          <w:bCs/>
-          <w:color w:val="1F497D"/>
-          <w:sz w:val="24"/>
-          <w:szCs w:val="24"/>
-        </w:rPr>
-      </w:pPr>
-    </w:p>
     <w:tbl>
       <w:tblPr>
         <w:tblStyle w:val="19"/>
-        <w:tblW w:w="9672" w:type="dxa"/>
+        <w:tblW w:w="0" w:type="auto"/>
         <w:jc w:val="center"/>
-        <w:tblLayout w:type="fixed"/>
+        <w:tblLayout w:type="autofit"/>
         <w:tblCellMar>
           <w:top w:w="0" w:type="dxa"/>
           <w:left w:w="0" w:type="dxa"/>
@@ -440,29 +393,28 @@
         </w:tblCellMar>
       </w:tblPr>
       <w:tblGrid>
-        <w:gridCol w:w="1182"/>
-        <w:gridCol w:w="951"/>
-        <w:gridCol w:w="764"/>
-        <w:gridCol w:w="704"/>
-        <w:gridCol w:w="779"/>
-        <w:gridCol w:w="779"/>
-        <w:gridCol w:w="1334"/>
-        <w:gridCol w:w="1091"/>
-        <w:gridCol w:w="2088"/>
+        <w:gridCol w:w="1177"/>
+        <w:gridCol w:w="1039"/>
+        <w:gridCol w:w="1040"/>
+        <w:gridCol w:w="1037"/>
+        <w:gridCol w:w="1039"/>
+        <w:gridCol w:w="1039"/>
+        <w:gridCol w:w="1030"/>
+        <w:gridCol w:w="2271"/>
       </w:tblGrid>
       <w:tr>
         <w:trPr>
-          <w:trHeight w:val="402" w:hRule="atLeast"/>
+          <w:trHeight w:val="430" w:hRule="atLeast"/>
           <w:jc w:val="center"/>
         </w:trPr>
         <w:tc>
           <w:tcPr>
-            <w:tcW w:w="1182" w:type="dxa"/>
+            <w:tcW w:w="1323" w:type="dxa"/>
             <w:tcBorders>
-              <w:top w:val="single" w:color="000000" w:sz="8" w:space="0"/>
+              <w:top w:val="single" w:color="auto" w:sz="4" w:space="0"/>
               <w:left w:val="nil"/>
-              <w:bottom w:val="single" w:color="000000" w:sz="8" w:space="0"/>
-              <w:right w:val="single" w:color="000000" w:sz="8" w:space="0"/>
+              <w:bottom w:val="single" w:color="auto" w:sz="4" w:space="0"/>
+              <w:right w:val="single" w:color="auto" w:sz="4" w:space="0"/>
             </w:tcBorders>
             <w:noWrap/>
             <w:tcMar>
@@ -474,24 +426,39 @@
           </w:tcPr>
           <w:p>
             <w:pPr>
+              <w:keepNext w:val="0"/>
+              <w:keepLines w:val="0"/>
+              <w:pageBreakBefore w:val="0"/>
               <w:widowControl/>
+              <w:kinsoku/>
+              <w:wordWrap/>
+              <w:overflowPunct/>
+              <w:topLinePunct w:val="0"/>
+              <w:autoSpaceDE/>
+              <w:autoSpaceDN/>
+              <w:bidi w:val="0"/>
+              <w:adjustRightInd/>
+              <w:snapToGrid/>
+              <w:spacing w:beforeAutospacing="0" w:afterAutospacing="0" w:line="240" w:lineRule="auto"/>
               <w:jc w:val="center"/>
               <w:textAlignment w:val="center"/>
               <w:rPr>
+                <w:rFonts w:hint="eastAsia" w:ascii="微软雅黑" w:hAnsi="微软雅黑" w:eastAsia="微软雅黑" w:cs="微软雅黑"/>
                 <w:b/>
                 <w:color w:val="000000"/>
                 <w:sz w:val="21"/>
                 <w:szCs w:val="21"/>
-                <w:lang w:bidi="ar"/>
-              </w:rPr>
-            </w:pPr>
-            <w:r>
-              <w:rPr>
+                <w:lang w:val="en-US" w:eastAsia="zh-CN" w:bidi="ar"/>
+              </w:rPr>
+            </w:pPr>
+            <w:r>
+              <w:rPr>
+                <w:rFonts w:hint="eastAsia" w:ascii="微软雅黑" w:hAnsi="微软雅黑" w:eastAsia="微软雅黑" w:cs="微软雅黑"/>
                 <w:b/>
                 <w:color w:val="000000"/>
                 <w:sz w:val="21"/>
                 <w:szCs w:val="21"/>
-                <w:lang w:bidi="ar"/>
+                <w:lang w:val="en-US" w:eastAsia="zh-CN" w:bidi="ar"/>
               </w:rPr>
               <w:t>姓名</w:t>
             </w:r>
@@ -499,12 +466,12 @@
         </w:tc>
         <w:tc>
           <w:tcPr>
-            <w:tcW w:w="951" w:type="dxa"/>
+            <w:tcW w:w="1191" w:type="dxa"/>
             <w:tcBorders>
-              <w:top w:val="single" w:color="000000" w:sz="8" w:space="0"/>
-              <w:left w:val="single" w:color="000000" w:sz="8" w:space="0"/>
-              <w:bottom w:val="single" w:color="000000" w:sz="8" w:space="0"/>
-              <w:right w:val="single" w:color="000000" w:sz="8" w:space="0"/>
+              <w:top w:val="single" w:color="auto" w:sz="4" w:space="0"/>
+              <w:left w:val="single" w:color="auto" w:sz="4" w:space="0"/>
+              <w:bottom w:val="single" w:color="auto" w:sz="4" w:space="0"/>
+              <w:right w:val="single" w:color="auto" w:sz="4" w:space="0"/>
             </w:tcBorders>
             <w:noWrap/>
             <w:tcMar>
@@ -516,38 +483,53 @@
           </w:tcPr>
           <w:p>
             <w:pPr>
+              <w:keepNext w:val="0"/>
+              <w:keepLines w:val="0"/>
+              <w:pageBreakBefore w:val="0"/>
               <w:widowControl/>
+              <w:kinsoku/>
+              <w:wordWrap/>
+              <w:overflowPunct/>
+              <w:topLinePunct w:val="0"/>
+              <w:autoSpaceDE/>
+              <w:autoSpaceDN/>
+              <w:bidi w:val="0"/>
+              <w:adjustRightInd/>
+              <w:snapToGrid/>
+              <w:spacing w:beforeAutospacing="0" w:afterAutospacing="0" w:line="240" w:lineRule="auto"/>
               <w:jc w:val="center"/>
               <w:textAlignment w:val="center"/>
               <w:rPr>
+                <w:rFonts w:hint="eastAsia" w:ascii="微软雅黑" w:hAnsi="微软雅黑" w:eastAsia="微软雅黑" w:cs="微软雅黑"/>
                 <w:b/>
                 <w:color w:val="000000"/>
                 <w:sz w:val="21"/>
                 <w:szCs w:val="21"/>
+                <w:lang w:eastAsia="zh-CN" w:bidi="ar"/>
+              </w:rPr>
+            </w:pPr>
+            <w:r>
+              <w:rPr>
+                <w:rFonts w:hint="eastAsia" w:ascii="微软雅黑" w:hAnsi="微软雅黑" w:eastAsia="微软雅黑" w:cs="微软雅黑"/>
+                <w:b w:val="0"/>
+                <w:bCs/>
+                <w:color w:val="000000"/>
+                <w:sz w:val="21"/>
+                <w:szCs w:val="21"/>
                 <w:lang w:bidi="ar"/>
               </w:rPr>
-            </w:pPr>
-            <w:r>
-              <w:rPr>
-                <w:rFonts w:hint="eastAsia"/>
-                <w:b/>
-                <w:color w:val="000000"/>
-                <w:sz w:val="21"/>
-                <w:szCs w:val="21"/>
-                <w:lang w:bidi="ar"/>
-              </w:rPr>
               <w:t>{{ client }}</w:t>
             </w:r>
           </w:p>
         </w:tc>
         <w:tc>
           <w:tcPr>
-            <w:tcW w:w="764" w:type="dxa"/>
+            <w:tcW w:w="1193" w:type="dxa"/>
             <w:tcBorders>
-              <w:top w:val="single" w:color="000000" w:sz="8" w:space="0"/>
-              <w:left w:val="single" w:color="000000" w:sz="8" w:space="0"/>
-              <w:bottom w:val="single" w:color="000000" w:sz="8" w:space="0"/>
-              <w:right w:val="single" w:color="000000" w:sz="8" w:space="0"/>
+              <w:top w:val="single" w:color="auto" w:sz="4" w:space="0"/>
+              <w:left w:val="single" w:color="auto" w:sz="4" w:space="0"/>
+              <w:bottom w:val="single" w:color="auto" w:sz="4" w:space="0"/>
+              <w:right w:val="single" w:color="auto" w:sz="4" w:space="0"/>
             </w:tcBorders>
             <w:noWrap/>
             <w:tcMar>
@@ -559,10 +541,24 @@
           </w:tcPr>
           <w:p>
             <w:pPr>
+              <w:keepNext w:val="0"/>
+              <w:keepLines w:val="0"/>
+              <w:pageBreakBefore w:val="0"/>
               <w:widowControl/>
+              <w:kinsoku/>
+              <w:wordWrap/>
+              <w:overflowPunct/>
+              <w:topLinePunct w:val="0"/>
+              <w:autoSpaceDE/>
+              <w:autoSpaceDN/>
+              <w:bidi w:val="0"/>
+              <w:adjustRightInd/>
+              <w:snapToGrid/>
+              <w:spacing w:beforeAutospacing="0" w:afterAutospacing="0" w:line="240" w:lineRule="auto"/>
               <w:jc w:val="center"/>
               <w:textAlignment w:val="center"/>
               <w:rPr>
+                <w:rFonts w:hint="eastAsia" w:ascii="微软雅黑" w:hAnsi="微软雅黑" w:eastAsia="微软雅黑" w:cs="微软雅黑"/>
                 <w:b/>
                 <w:color w:val="000000"/>
                 <w:sz w:val="21"/>
@@ -572,6 +568,7 @@
             </w:pPr>
             <w:r>
               <w:rPr>
+                <w:rFonts w:hint="eastAsia" w:ascii="微软雅黑" w:hAnsi="微软雅黑" w:eastAsia="微软雅黑" w:cs="微软雅黑"/>
                 <w:b/>
                 <w:color w:val="000000"/>
                 <w:sz w:val="21"/>
@@ -584,12 +581,12 @@
         </w:tc>
         <w:tc>
           <w:tcPr>
-            <w:tcW w:w="704" w:type="dxa"/>
+            <w:tcW w:w="1189" w:type="dxa"/>
             <w:tcBorders>
-              <w:top w:val="single" w:color="000000" w:sz="8" w:space="0"/>
-              <w:left w:val="single" w:color="000000" w:sz="8" w:space="0"/>
-              <w:bottom w:val="single" w:color="000000" w:sz="8" w:space="0"/>
-              <w:right w:val="single" w:color="000000" w:sz="8" w:space="0"/>
+              <w:top w:val="single" w:color="auto" w:sz="4" w:space="0"/>
+              <w:left w:val="single" w:color="auto" w:sz="4" w:space="0"/>
+              <w:bottom w:val="single" w:color="auto" w:sz="4" w:space="0"/>
+              <w:right w:val="single" w:color="auto" w:sz="4" w:space="0"/>
             </w:tcBorders>
             <w:noWrap/>
             <w:tcMar>
@@ -601,10 +598,24 @@
           </w:tcPr>
           <w:p>
             <w:pPr>
+              <w:keepNext w:val="0"/>
+              <w:keepLines w:val="0"/>
+              <w:pageBreakBefore w:val="0"/>
               <w:widowControl/>
+              <w:kinsoku/>
+              <w:wordWrap/>
+              <w:overflowPunct/>
+              <w:topLinePunct w:val="0"/>
+              <w:autoSpaceDE/>
+              <w:autoSpaceDN/>
+              <w:bidi w:val="0"/>
+              <w:adjustRightInd/>
+              <w:snapToGrid/>
+              <w:spacing w:beforeAutospacing="0" w:afterAutospacing="0" w:line="240" w:lineRule="auto"/>
               <w:jc w:val="center"/>
               <w:textAlignment w:val="center"/>
               <w:rPr>
+                <w:rFonts w:hint="eastAsia" w:ascii="微软雅黑" w:hAnsi="微软雅黑" w:eastAsia="微软雅黑" w:cs="微软雅黑"/>
                 <w:b/>
                 <w:color w:val="000000"/>
                 <w:sz w:val="21"/>
@@ -614,9 +625,9 @@
             </w:pPr>
             <w:r>
               <w:rPr>
-                <w:rFonts w:hint="eastAsia" w:ascii="宋体" w:hAnsi="宋体" w:eastAsia="宋体" w:cs="宋体"/>
-                <w:b/>
-                <w:bCs w:val="0"/>
+                <w:rFonts w:hint="eastAsia" w:ascii="微软雅黑" w:hAnsi="微软雅黑" w:eastAsia="微软雅黑" w:cs="微软雅黑"/>
+                <w:b w:val="0"/>
+                <w:bCs/>
                 <w:color w:val="000000"/>
                 <w:sz w:val="21"/>
                 <w:szCs w:val="21"/>
@@ -628,12 +639,12 @@
         </w:tc>
         <w:tc>
           <w:tcPr>
-            <w:tcW w:w="779" w:type="dxa"/>
+            <w:tcW w:w="1191" w:type="dxa"/>
             <w:tcBorders>
-              <w:top w:val="single" w:color="000000" w:sz="8" w:space="0"/>
-              <w:left w:val="single" w:color="000000" w:sz="8" w:space="0"/>
-              <w:bottom w:val="single" w:color="000000" w:sz="8" w:space="0"/>
-              <w:right w:val="single" w:color="000000" w:sz="8" w:space="0"/>
+              <w:top w:val="single" w:color="auto" w:sz="4" w:space="0"/>
+              <w:left w:val="single" w:color="auto" w:sz="4" w:space="0"/>
+              <w:bottom w:val="single" w:color="auto" w:sz="4" w:space="0"/>
+              <w:right w:val="single" w:color="auto" w:sz="4" w:space="0"/>
             </w:tcBorders>
             <w:noWrap/>
             <w:tcMar>
@@ -645,23 +656,40 @@
           </w:tcPr>
           <w:p>
             <w:pPr>
+              <w:keepNext w:val="0"/>
+              <w:keepLines w:val="0"/>
+              <w:pageBreakBefore w:val="0"/>
               <w:widowControl/>
+              <w:kinsoku/>
+              <w:wordWrap/>
+              <w:overflowPunct/>
+              <w:topLinePunct w:val="0"/>
+              <w:autoSpaceDE/>
+              <w:autoSpaceDN/>
+              <w:bidi w:val="0"/>
+              <w:adjustRightInd/>
+              <w:snapToGrid/>
+              <w:spacing w:beforeAutospacing="0" w:afterAutospacing="0" w:line="240" w:lineRule="auto"/>
               <w:jc w:val="center"/>
               <w:textAlignment w:val="center"/>
               <w:rPr>
+                <w:rFonts w:hint="eastAsia" w:ascii="微软雅黑" w:hAnsi="微软雅黑" w:eastAsia="微软雅黑" w:cs="微软雅黑"/>
                 <w:b/>
                 <w:color w:val="000000"/>
                 <w:sz w:val="21"/>
                 <w:szCs w:val="21"/>
+                <w:highlight w:val="none"/>
                 <w:lang w:bidi="ar"/>
               </w:rPr>
             </w:pPr>
             <w:r>
               <w:rPr>
+                <w:rFonts w:hint="eastAsia" w:ascii="微软雅黑" w:hAnsi="微软雅黑" w:eastAsia="微软雅黑" w:cs="微软雅黑"/>
                 <w:b/>
                 <w:color w:val="000000"/>
                 <w:sz w:val="21"/>
                 <w:szCs w:val="21"/>
+                <w:highlight w:val="none"/>
                 <w:lang w:bidi="ar"/>
               </w:rPr>
               <w:t>年龄</w:t>
@@ -670,12 +698,12 @@
         </w:tc>
         <w:tc>
           <w:tcPr>
-            <w:tcW w:w="779" w:type="dxa"/>
+            <w:tcW w:w="1191" w:type="dxa"/>
             <w:tcBorders>
-              <w:top w:val="single" w:color="000000" w:sz="8" w:space="0"/>
-              <w:left w:val="single" w:color="000000" w:sz="8" w:space="0"/>
-              <w:bottom w:val="single" w:color="000000" w:sz="8" w:space="0"/>
-              <w:right w:val="single" w:color="000000" w:sz="8" w:space="0"/>
+              <w:top w:val="single" w:color="auto" w:sz="4" w:space="0"/>
+              <w:left w:val="single" w:color="auto" w:sz="4" w:space="0"/>
+              <w:bottom w:val="single" w:color="auto" w:sz="4" w:space="0"/>
+              <w:right w:val="single" w:color="auto" w:sz="4" w:space="0"/>
             </w:tcBorders>
             <w:noWrap/>
             <w:tcMar>
@@ -687,37 +715,54 @@
           </w:tcPr>
           <w:p>
             <w:pPr>
+              <w:keepNext w:val="0"/>
+              <w:keepLines w:val="0"/>
+              <w:pageBreakBefore w:val="0"/>
               <w:widowControl/>
+              <w:kinsoku/>
+              <w:wordWrap/>
+              <w:overflowPunct/>
+              <w:topLinePunct w:val="0"/>
+              <w:autoSpaceDE/>
+              <w:autoSpaceDN/>
+              <w:bidi w:val="0"/>
+              <w:adjustRightInd/>
+              <w:snapToGrid/>
+              <w:spacing w:beforeAutospacing="0" w:afterAutospacing="0" w:line="240" w:lineRule="auto"/>
               <w:jc w:val="center"/>
               <w:textAlignment w:val="center"/>
               <w:rPr>
+                <w:rFonts w:hint="eastAsia" w:ascii="微软雅黑" w:hAnsi="微软雅黑" w:eastAsia="微软雅黑" w:cs="微软雅黑"/>
                 <w:b/>
                 <w:color w:val="000000"/>
                 <w:sz w:val="21"/>
                 <w:szCs w:val="21"/>
+                <w:highlight w:val="none"/>
                 <w:lang w:bidi="ar"/>
               </w:rPr>
             </w:pPr>
             <w:r>
               <w:rPr>
-                <w:rFonts w:hint="default" w:ascii="Times New Roman" w:hAnsi="Times New Roman" w:eastAsia="宋体" w:cs="Times New Roman"/>
-                <w:b/>
-                <w:bCs w:val="0"/>
+                <w:rFonts w:hint="eastAsia" w:ascii="微软雅黑" w:hAnsi="微软雅黑" w:eastAsia="微软雅黑" w:cs="微软雅黑"/>
+                <w:b w:val="0"/>
+                <w:bCs/>
                 <w:color w:val="000000"/>
                 <w:sz w:val="21"/>
                 <w:szCs w:val="21"/>
+                <w:highlight w:val="none"/>
                 <w:lang w:eastAsia="zh-CN"/>
               </w:rPr>
               <w:t>{{ age }}</w:t>
             </w:r>
             <w:r>
               <w:rPr>
-                <w:rFonts w:hint="default" w:ascii="Times New Roman" w:hAnsi="Times New Roman" w:eastAsia="宋体" w:cs="Times New Roman"/>
-                <w:b/>
-                <w:bCs w:val="0"/>
+                <w:rFonts w:hint="eastAsia" w:ascii="微软雅黑" w:hAnsi="微软雅黑" w:eastAsia="微软雅黑" w:cs="微软雅黑"/>
+                <w:b w:val="0"/>
+                <w:bCs/>
                 <w:color w:val="000000"/>
                 <w:sz w:val="21"/>
                 <w:szCs w:val="21"/>
+                <w:highlight w:val="none"/>
                 <w:lang w:bidi="ar"/>
               </w:rPr>
               <w:t>岁</w:t>
@@ -726,12 +771,12 @@
         </w:tc>
         <w:tc>
           <w:tcPr>
-            <w:tcW w:w="1334" w:type="dxa"/>
+            <w:tcW w:w="1181" w:type="dxa"/>
             <w:tcBorders>
-              <w:top w:val="single" w:color="000000" w:sz="8" w:space="0"/>
-              <w:left w:val="single" w:color="000000" w:sz="8" w:space="0"/>
-              <w:bottom w:val="single" w:color="000000" w:sz="8" w:space="0"/>
-              <w:right w:val="single" w:color="000000" w:sz="8" w:space="0"/>
+              <w:top w:val="single" w:color="auto" w:sz="4" w:space="0"/>
+              <w:left w:val="single" w:color="auto" w:sz="4" w:space="0"/>
+              <w:bottom w:val="single" w:color="auto" w:sz="4" w:space="0"/>
+              <w:right w:val="single" w:color="auto" w:sz="4" w:space="0"/>
             </w:tcBorders>
             <w:noWrap/>
             <w:tcMar>
@@ -743,37 +788,53 @@
           </w:tcPr>
           <w:p>
             <w:pPr>
+              <w:keepNext w:val="0"/>
+              <w:keepLines w:val="0"/>
+              <w:pageBreakBefore w:val="0"/>
               <w:widowControl/>
+              <w:kinsoku/>
+              <w:wordWrap/>
+              <w:overflowPunct/>
+              <w:topLinePunct w:val="0"/>
+              <w:autoSpaceDE/>
+              <w:autoSpaceDN/>
+              <w:bidi w:val="0"/>
+              <w:adjustRightInd/>
+              <w:snapToGrid/>
+              <w:spacing w:beforeAutospacing="0" w:afterAutospacing="0" w:line="240" w:lineRule="auto"/>
               <w:jc w:val="center"/>
               <w:textAlignment w:val="center"/>
               <w:rPr>
+                <w:rFonts w:hint="eastAsia" w:ascii="微软雅黑" w:hAnsi="微软雅黑" w:eastAsia="微软雅黑" w:cs="微软雅黑"/>
                 <w:b/>
                 <w:color w:val="000000"/>
                 <w:sz w:val="21"/>
                 <w:szCs w:val="21"/>
-                <w:lang w:bidi="ar"/>
-              </w:rPr>
-            </w:pPr>
-            <w:r>
-              <w:rPr>
+                <w:highlight w:val="none"/>
+                <w:lang w:val="en-US" w:eastAsia="zh-CN" w:bidi="ar"/>
+              </w:rPr>
+            </w:pPr>
+            <w:r>
+              <w:rPr>
+                <w:rFonts w:hint="eastAsia" w:ascii="微软雅黑" w:hAnsi="微软雅黑" w:eastAsia="微软雅黑" w:cs="微软雅黑"/>
                 <w:b/>
                 <w:color w:val="000000"/>
                 <w:sz w:val="21"/>
                 <w:szCs w:val="21"/>
-                <w:lang w:bidi="ar"/>
-              </w:rPr>
-              <w:t>送检医院</w:t>
-            </w:r>
-          </w:p>
-        </w:tc>
-        <w:tc>
-          <w:tcPr>
-            <w:tcW w:w="3179" w:type="dxa"/>
-            <w:gridSpan w:val="2"/>
+                <w:highlight w:val="none"/>
+                <w:lang w:val="en-US" w:eastAsia="zh-CN" w:bidi="ar"/>
+              </w:rPr>
+              <w:t>检测号</w:t>
+            </w:r>
+          </w:p>
+        </w:tc>
+        <w:tc>
+          <w:tcPr>
+            <w:tcW w:w="1497" w:type="dxa"/>
             <w:tcBorders>
-              <w:top w:val="single" w:color="000000" w:sz="8" w:space="0"/>
-              <w:left w:val="single" w:color="000000" w:sz="8" w:space="0"/>
-              <w:bottom w:val="single" w:color="000000" w:sz="8" w:space="0"/>
+              <w:top w:val="single" w:color="auto" w:sz="4" w:space="0"/>
+              <w:left w:val="single" w:color="auto" w:sz="4" w:space="0"/>
+              <w:bottom w:val="single" w:color="auto" w:sz="4" w:space="0"/>
               <w:right w:val="nil"/>
             </w:tcBorders>
             <w:noWrap/>
@@ -786,11 +847,24 @@
           </w:tcPr>
           <w:p>
             <w:pPr>
+              <w:keepNext w:val="0"/>
+              <w:keepLines w:val="0"/>
+              <w:pageBreakBefore w:val="0"/>
               <w:widowControl/>
+              <w:kinsoku/>
+              <w:wordWrap/>
+              <w:overflowPunct/>
+              <w:topLinePunct w:val="0"/>
+              <w:autoSpaceDE/>
+              <w:autoSpaceDN/>
+              <w:bidi w:val="0"/>
+              <w:adjustRightInd/>
+              <w:snapToGrid/>
+              <w:spacing w:beforeAutospacing="0" w:afterAutospacing="0" w:line="240" w:lineRule="auto"/>
               <w:jc w:val="center"/>
               <w:textAlignment w:val="center"/>
               <w:rPr>
-                <w:rFonts w:ascii="Times New Roman" w:hAnsi="Times New Roman" w:cs="Times New Roman"/>
+                <w:rFonts w:hint="eastAsia" w:ascii="微软雅黑" w:hAnsi="微软雅黑" w:eastAsia="微软雅黑" w:cs="微软雅黑"/>
                 <w:b/>
                 <w:bCs/>
                 <w:kern w:val="2"/>
@@ -798,12 +872,15 @@
             </w:pPr>
             <w:r>
               <w:rPr>
-                <w:rFonts w:hint="eastAsia" w:ascii="宋体" w:hAnsi="宋体" w:eastAsia="宋体" w:cs="宋体"/>
-                <w:b/>
+                <w:rFonts w:hint="eastAsia" w:ascii="微软雅黑" w:hAnsi="微软雅黑" w:eastAsia="微软雅黑" w:cs="微软雅黑"/>
+                <w:b w:val="0"/>
                 <w:bCs/>
-                <w:kern w:val="2"/>
-              </w:rPr>
-              <w:t>{{ hospital }}</w:t>
+                <w:color w:val="000000"/>
+                <w:sz w:val="21"/>
+                <w:szCs w:val="21"/>
+                <w:lang w:bidi="ar"/>
+              </w:rPr>
+              <w:t>{{ template_subbarcode }}</w:t>
             </w:r>
           </w:p>
         </w:tc>
@@ -818,17 +895,17 @@
           </w:tblCellMar>
         </w:tblPrEx>
         <w:trPr>
-          <w:trHeight w:val="402" w:hRule="atLeast"/>
+          <w:trHeight w:val="397" w:hRule="atLeast"/>
           <w:jc w:val="center"/>
         </w:trPr>
         <w:tc>
           <w:tcPr>
-            <w:tcW w:w="1182" w:type="dxa"/>
+            <w:tcW w:w="1323" w:type="dxa"/>
             <w:tcBorders>
-              <w:top w:val="nil"/>
+              <w:top w:val="single" w:color="auto" w:sz="4" w:space="0"/>
               <w:left w:val="nil"/>
-              <w:bottom w:val="single" w:color="000000" w:sz="8" w:space="0"/>
-              <w:right w:val="single" w:color="000000" w:sz="8" w:space="0"/>
+              <w:bottom w:val="single" w:color="auto" w:sz="4" w:space="0"/>
+              <w:right w:val="single" w:color="auto" w:sz="4" w:space="0"/>
             </w:tcBorders>
             <w:noWrap/>
             <w:tcMar>
@@ -840,37 +917,53 @@
           </w:tcPr>
           <w:p>
             <w:pPr>
+              <w:keepNext w:val="0"/>
+              <w:keepLines w:val="0"/>
+              <w:pageBreakBefore w:val="0"/>
               <w:widowControl/>
+              <w:kinsoku/>
+              <w:wordWrap/>
+              <w:overflowPunct/>
+              <w:topLinePunct w:val="0"/>
+              <w:autoSpaceDE/>
+              <w:autoSpaceDN/>
+              <w:bidi w:val="0"/>
+              <w:adjustRightInd/>
+              <w:snapToGrid/>
+              <w:spacing w:beforeAutospacing="0" w:afterAutospacing="0" w:line="240" w:lineRule="auto"/>
               <w:jc w:val="center"/>
               <w:textAlignment w:val="center"/>
               <w:rPr>
+                <w:rFonts w:hint="eastAsia" w:ascii="微软雅黑" w:hAnsi="微软雅黑" w:eastAsia="微软雅黑" w:cs="微软雅黑"/>
                 <w:b/>
                 <w:color w:val="000000"/>
                 <w:sz w:val="21"/>
                 <w:szCs w:val="21"/>
-                <w:lang w:bidi="ar"/>
-              </w:rPr>
-            </w:pPr>
-            <w:r>
-              <w:rPr>
+                <w:lang w:val="en-US" w:eastAsia="zh-CN" w:bidi="ar"/>
+              </w:rPr>
+            </w:pPr>
+            <w:r>
+              <w:rPr>
+                <w:rFonts w:hint="eastAsia" w:ascii="微软雅黑" w:hAnsi="微软雅黑" w:eastAsia="微软雅黑" w:cs="微软雅黑"/>
                 <w:b/>
                 <w:color w:val="000000"/>
                 <w:sz w:val="21"/>
                 <w:szCs w:val="21"/>
-                <w:lang w:bidi="ar"/>
-              </w:rPr>
-              <w:t>住院号</w:t>
-            </w:r>
-          </w:p>
-        </w:tc>
-        <w:tc>
-          <w:tcPr>
-            <w:tcW w:w="951" w:type="dxa"/>
+                <w:lang w:val="en-US" w:eastAsia="zh-CN" w:bidi="ar"/>
+              </w:rPr>
+              <w:t>科室</w:t>
+            </w:r>
+          </w:p>
+        </w:tc>
+        <w:tc>
+          <w:tcPr>
+            <w:tcW w:w="3573" w:type="dxa"/>
+            <w:gridSpan w:val="3"/>
             <w:tcBorders>
-              <w:top w:val="nil"/>
-              <w:left w:val="single" w:color="000000" w:sz="8" w:space="0"/>
-              <w:bottom w:val="single" w:color="000000" w:sz="8" w:space="0"/>
-              <w:right w:val="single" w:color="000000" w:sz="8" w:space="0"/>
+              <w:top w:val="single" w:color="auto" w:sz="4" w:space="0"/>
+              <w:left w:val="single" w:color="auto" w:sz="4" w:space="0"/>
+              <w:bottom w:val="single" w:color="auto" w:sz="4" w:space="0"/>
+              <w:right w:val="single" w:color="auto" w:sz="4" w:space="0"/>
             </w:tcBorders>
             <w:noWrap/>
             <w:tcMar>
@@ -882,11 +975,25 @@
           </w:tcPr>
           <w:p>
             <w:pPr>
+              <w:keepNext w:val="0"/>
+              <w:keepLines w:val="0"/>
+              <w:pageBreakBefore w:val="0"/>
               <w:widowControl/>
-              <w:jc w:val="center"/>
-              <w:textAlignment w:val="center"/>
-              <w:rPr>
-                <w:b/>
+              <w:kinsoku/>
+              <w:wordWrap/>
+              <w:overflowPunct/>
+              <w:topLinePunct w:val="0"/>
+              <w:autoSpaceDE/>
+              <w:autoSpaceDN/>
+              <w:bidi w:val="0"/>
+              <w:adjustRightInd/>
+              <w:snapToGrid/>
+              <w:spacing w:beforeAutospacing="0" w:afterAutospacing="0" w:line="240" w:lineRule="auto"/>
+              <w:jc w:val="center"/>
+              <w:rPr>
+                <w:rFonts w:hint="eastAsia" w:ascii="微软雅黑" w:hAnsi="微软雅黑" w:eastAsia="微软雅黑" w:cs="微软雅黑"/>
+                <w:b w:val="0"/>
+                <w:bCs/>
                 <w:color w:val="000000"/>
                 <w:sz w:val="21"/>
                 <w:szCs w:val="21"/>
@@ -895,25 +1002,26 @@
             </w:pPr>
             <w:r>
               <w:rPr>
-                <w:rFonts w:hint="eastAsia"/>
-                <w:b/>
+                <w:rFonts w:hint="eastAsia" w:ascii="微软雅黑" w:hAnsi="微软雅黑" w:eastAsia="微软雅黑" w:cs="微软雅黑"/>
+                <w:b w:val="0"/>
+                <w:bCs/>
                 <w:color w:val="000000"/>
                 <w:sz w:val="21"/>
                 <w:szCs w:val="21"/>
                 <w:lang w:bidi="ar"/>
               </w:rPr>
-              <w:t>{{ room }}</w:t>
-            </w:r>
-          </w:p>
-        </w:tc>
-        <w:tc>
-          <w:tcPr>
-            <w:tcW w:w="764" w:type="dxa"/>
+              <w:t>{{ locationname }}</w:t>
+            </w:r>
+          </w:p>
+        </w:tc>
+        <w:tc>
+          <w:tcPr>
+            <w:tcW w:w="1191" w:type="dxa"/>
             <w:tcBorders>
-              <w:top w:val="nil"/>
-              <w:left w:val="single" w:color="000000" w:sz="8" w:space="0"/>
-              <w:bottom w:val="single" w:color="000000" w:sz="8" w:space="0"/>
-              <w:right w:val="single" w:color="000000" w:sz="8" w:space="0"/>
+              <w:top w:val="single" w:color="auto" w:sz="4" w:space="0"/>
+              <w:left w:val="single" w:color="auto" w:sz="4" w:space="0"/>
+              <w:bottom w:val="single" w:color="auto" w:sz="4" w:space="0"/>
+              <w:right w:val="single" w:color="auto" w:sz="4" w:space="0"/>
             </w:tcBorders>
             <w:noWrap/>
             <w:tcMar>
@@ -925,38 +1033,52 @@
           </w:tcPr>
           <w:p>
             <w:pPr>
+              <w:keepNext w:val="0"/>
+              <w:keepLines w:val="0"/>
+              <w:pageBreakBefore w:val="0"/>
               <w:widowControl/>
+              <w:kinsoku/>
+              <w:wordWrap/>
+              <w:overflowPunct/>
+              <w:topLinePunct w:val="0"/>
+              <w:autoSpaceDE/>
+              <w:autoSpaceDN/>
+              <w:bidi w:val="0"/>
+              <w:adjustRightInd/>
+              <w:snapToGrid/>
+              <w:spacing w:beforeAutospacing="0" w:afterAutospacing="0" w:line="240" w:lineRule="auto"/>
               <w:jc w:val="center"/>
               <w:textAlignment w:val="center"/>
               <w:rPr>
+                <w:rFonts w:hint="eastAsia" w:ascii="微软雅黑" w:hAnsi="微软雅黑" w:eastAsia="微软雅黑" w:cs="微软雅黑"/>
                 <w:b/>
                 <w:color w:val="000000"/>
                 <w:sz w:val="21"/>
                 <w:szCs w:val="21"/>
-                <w:lang w:bidi="ar"/>
-              </w:rPr>
-            </w:pPr>
-            <w:r>
-              <w:rPr>
+                <w:lang w:val="en-US" w:eastAsia="zh-CN" w:bidi="ar"/>
+              </w:rPr>
+            </w:pPr>
+            <w:r>
+              <w:rPr>
+                <w:rFonts w:hint="eastAsia" w:ascii="微软雅黑" w:hAnsi="微软雅黑" w:eastAsia="微软雅黑" w:cs="微软雅黑"/>
                 <w:b/>
                 <w:color w:val="000000"/>
                 <w:sz w:val="21"/>
                 <w:szCs w:val="21"/>
-                <w:lang w:bidi="ar"/>
-              </w:rPr>
-              <w:t>床号</w:t>
-            </w:r>
-          </w:p>
-        </w:tc>
-        <w:tc>
-          <w:tcPr>
-            <w:tcW w:w="1483" w:type="dxa"/>
-            <w:gridSpan w:val="2"/>
+                <w:lang w:val="en-US" w:eastAsia="zh-CN" w:bidi="ar"/>
+              </w:rPr>
+              <w:t>住院号</w:t>
+            </w:r>
+          </w:p>
+        </w:tc>
+        <w:tc>
+          <w:tcPr>
+            <w:tcW w:w="1191" w:type="dxa"/>
             <w:tcBorders>
-              <w:top w:val="nil"/>
-              <w:left w:val="single" w:color="000000" w:sz="8" w:space="0"/>
-              <w:bottom w:val="single" w:color="000000" w:sz="8" w:space="0"/>
-              <w:right w:val="single" w:color="000000" w:sz="8" w:space="0"/>
+              <w:top w:val="single" w:color="auto" w:sz="4" w:space="0"/>
+              <w:left w:val="single" w:color="auto" w:sz="4" w:space="0"/>
+              <w:bottom w:val="single" w:color="auto" w:sz="4" w:space="0"/>
+              <w:right w:val="single" w:color="auto" w:sz="4" w:space="0"/>
             </w:tcBorders>
             <w:noWrap/>
             <w:tcMar>
@@ -968,59 +1090,52 @@
           </w:tcPr>
           <w:p>
             <w:pPr>
-              <w:jc w:val="center"/>
-              <w:rPr>
-                <w:rFonts w:hint="eastAsia" w:eastAsia="宋体"/>
+              <w:keepNext w:val="0"/>
+              <w:keepLines w:val="0"/>
+              <w:pageBreakBefore w:val="0"/>
+              <w:widowControl/>
+              <w:kinsoku/>
+              <w:wordWrap/>
+              <w:overflowPunct/>
+              <w:topLinePunct w:val="0"/>
+              <w:autoSpaceDE/>
+              <w:autoSpaceDN/>
+              <w:bidi w:val="0"/>
+              <w:adjustRightInd/>
+              <w:snapToGrid/>
+              <w:spacing w:beforeAutospacing="0" w:afterAutospacing="0" w:line="240" w:lineRule="auto"/>
+              <w:jc w:val="center"/>
+              <w:rPr>
+                <w:rFonts w:hint="eastAsia" w:ascii="微软雅黑" w:hAnsi="微软雅黑" w:eastAsia="微软雅黑" w:cs="微软雅黑"/>
                 <w:b/>
                 <w:color w:val="000000"/>
                 <w:sz w:val="21"/>
                 <w:szCs w:val="21"/>
-                <w:lang w:eastAsia="zh-CN" w:bidi="ar"/>
-              </w:rPr>
-            </w:pPr>
-            <w:r>
-              <w:rPr>
-                <w:rFonts w:hint="eastAsia"/>
-                <w:b/>
+                <w:lang w:bidi="ar"/>
+              </w:rPr>
+            </w:pPr>
+            <w:r>
+              <w:rPr>
+                <w:rFonts w:hint="eastAsia" w:ascii="微软雅黑" w:hAnsi="微软雅黑" w:eastAsia="微软雅黑" w:cs="微软雅黑"/>
+                <w:b w:val="0"/>
+                <w:bCs/>
                 <w:color w:val="000000"/>
                 <w:sz w:val="21"/>
                 <w:szCs w:val="21"/>
-                <w:lang w:eastAsia="zh-CN" w:bidi="ar"/>
-              </w:rPr>
-              <w:t xml:space="preserve">{{ </w:t>
-            </w:r>
-            <w:r>
-              <w:rPr>
-                <w:rFonts w:hint="eastAsia"/>
-                <w:b/>
-                <w:color w:val="000000"/>
-                <w:sz w:val="21"/>
-                <w:szCs w:val="21"/>
-                <w:lang w:val="en-US" w:eastAsia="zh-CN" w:bidi="ar"/>
-              </w:rPr>
-              <w:t xml:space="preserve">bed </w:t>
-            </w:r>
-            <w:r>
-              <w:rPr>
-                <w:rFonts w:hint="eastAsia"/>
-                <w:b/>
-                <w:color w:val="000000"/>
-                <w:sz w:val="21"/>
-                <w:szCs w:val="21"/>
-                <w:lang w:eastAsia="zh-CN" w:bidi="ar"/>
-              </w:rPr>
-              <w:t>}}</w:t>
-            </w:r>
-          </w:p>
-        </w:tc>
-        <w:tc>
-          <w:tcPr>
-            <w:tcW w:w="779" w:type="dxa"/>
+                <w:lang w:bidi="ar"/>
+              </w:rPr>
+              <w:t>{{ room }}</w:t>
+            </w:r>
+          </w:p>
+        </w:tc>
+        <w:tc>
+          <w:tcPr>
+            <w:tcW w:w="1181" w:type="dxa"/>
             <w:tcBorders>
-              <w:top w:val="nil"/>
-              <w:left w:val="single" w:color="000000" w:sz="8" w:space="0"/>
-              <w:bottom w:val="single" w:color="000000" w:sz="8" w:space="0"/>
-              <w:right w:val="single" w:color="000000" w:sz="8" w:space="0"/>
+              <w:top w:val="single" w:color="auto" w:sz="4" w:space="0"/>
+              <w:left w:val="single" w:color="auto" w:sz="4" w:space="0"/>
+              <w:bottom w:val="single" w:color="auto" w:sz="4" w:space="0"/>
+              <w:right w:val="single" w:color="auto" w:sz="4" w:space="0"/>
             </w:tcBorders>
             <w:noWrap/>
             <w:tcMar>
@@ -1032,10 +1147,24 @@
           </w:tcPr>
           <w:p>
             <w:pPr>
+              <w:keepNext w:val="0"/>
+              <w:keepLines w:val="0"/>
+              <w:pageBreakBefore w:val="0"/>
               <w:widowControl/>
+              <w:kinsoku/>
+              <w:wordWrap/>
+              <w:overflowPunct/>
+              <w:topLinePunct w:val="0"/>
+              <w:autoSpaceDE/>
+              <w:autoSpaceDN/>
+              <w:bidi w:val="0"/>
+              <w:adjustRightInd/>
+              <w:snapToGrid/>
+              <w:spacing w:beforeAutospacing="0" w:afterAutospacing="0" w:line="240" w:lineRule="auto"/>
               <w:jc w:val="center"/>
               <w:textAlignment w:val="center"/>
               <w:rPr>
+                <w:rFonts w:hint="eastAsia" w:ascii="微软雅黑" w:hAnsi="微软雅黑" w:eastAsia="微软雅黑" w:cs="微软雅黑"/>
                 <w:b/>
                 <w:color w:val="000000"/>
                 <w:sz w:val="21"/>
@@ -1045,23 +1174,24 @@
             </w:pPr>
             <w:r>
               <w:rPr>
+                <w:rFonts w:hint="eastAsia" w:ascii="微软雅黑" w:hAnsi="微软雅黑" w:eastAsia="微软雅黑" w:cs="微软雅黑"/>
                 <w:b/>
                 <w:color w:val="000000"/>
                 <w:sz w:val="21"/>
                 <w:szCs w:val="21"/>
-                <w:lang w:bidi="ar"/>
-              </w:rPr>
-              <w:t>科室</w:t>
-            </w:r>
-          </w:p>
-        </w:tc>
-        <w:tc>
-          <w:tcPr>
-            <w:tcW w:w="1334" w:type="dxa"/>
+                <w:lang w:val="en-US" w:eastAsia="zh-CN" w:bidi="ar"/>
+              </w:rPr>
+              <w:t>床号</w:t>
+            </w:r>
+          </w:p>
+        </w:tc>
+        <w:tc>
+          <w:tcPr>
+            <w:tcW w:w="1497" w:type="dxa"/>
             <w:tcBorders>
-              <w:top w:val="nil"/>
-              <w:left w:val="single" w:color="000000" w:sz="8" w:space="0"/>
-              <w:bottom w:val="single" w:color="000000" w:sz="8" w:space="0"/>
+              <w:top w:val="single" w:color="auto" w:sz="4" w:space="0"/>
+              <w:left w:val="single" w:color="auto" w:sz="4" w:space="0"/>
+              <w:bottom w:val="single" w:color="auto" w:sz="4" w:space="0"/>
               <w:right w:val="nil"/>
             </w:tcBorders>
             <w:noWrap/>
@@ -1074,11 +1204,26 @@
           </w:tcPr>
           <w:p>
             <w:pPr>
+              <w:keepNext w:val="0"/>
+              <w:keepLines w:val="0"/>
+              <w:pageBreakBefore w:val="0"/>
               <w:widowControl/>
+              <w:kinsoku/>
+              <w:wordWrap/>
+              <w:overflowPunct/>
+              <w:topLinePunct w:val="0"/>
+              <w:autoSpaceDE/>
+              <w:autoSpaceDN/>
+              <w:bidi w:val="0"/>
+              <w:adjustRightInd/>
+              <w:snapToGrid/>
+              <w:spacing w:beforeAutospacing="0" w:afterAutospacing="0" w:line="240" w:lineRule="auto"/>
               <w:jc w:val="center"/>
               <w:textAlignment w:val="center"/>
               <w:rPr>
-                <w:b/>
+                <w:rFonts w:hint="eastAsia" w:ascii="微软雅黑" w:hAnsi="微软雅黑" w:eastAsia="微软雅黑" w:cs="微软雅黑"/>
+                <w:b w:val="0"/>
+                <w:bCs/>
                 <w:color w:val="000000"/>
                 <w:sz w:val="21"/>
                 <w:szCs w:val="21"/>
@@ -1087,102 +1232,15 @@
             </w:pPr>
             <w:r>
               <w:rPr>
-                <w:rFonts w:hint="eastAsia"/>
-                <w:b/>
+                <w:rFonts w:hint="eastAsia" w:ascii="微软雅黑" w:hAnsi="微软雅黑" w:eastAsia="微软雅黑" w:cs="微软雅黑"/>
+                <w:b w:val="0"/>
+                <w:bCs/>
                 <w:color w:val="000000"/>
                 <w:sz w:val="21"/>
                 <w:szCs w:val="21"/>
                 <w:lang w:bidi="ar"/>
               </w:rPr>
-              <w:t>{{ locationname }}</w:t>
-            </w:r>
-          </w:p>
-        </w:tc>
-        <w:tc>
-          <w:tcPr>
-            <w:tcW w:w="1091" w:type="dxa"/>
-            <w:tcBorders>
-              <w:top w:val="nil"/>
-              <w:left w:val="single" w:color="000000" w:sz="8" w:space="0"/>
-              <w:bottom w:val="single" w:color="000000" w:sz="8" w:space="0"/>
-              <w:right w:val="nil"/>
-            </w:tcBorders>
-            <w:noWrap/>
-            <w:tcMar>
-              <w:top w:w="15" w:type="dxa"/>
-              <w:left w:w="15" w:type="dxa"/>
-              <w:right w:w="15" w:type="dxa"/>
-            </w:tcMar>
-            <w:vAlign w:val="center"/>
-          </w:tcPr>
-          <w:p>
-            <w:pPr>
-              <w:widowControl/>
-              <w:jc w:val="center"/>
-              <w:textAlignment w:val="center"/>
-              <w:rPr>
-                <w:rFonts w:hint="eastAsia"/>
-                <w:b/>
-                <w:color w:val="000000"/>
-                <w:sz w:val="21"/>
-                <w:szCs w:val="21"/>
-                <w:lang w:bidi="ar"/>
-              </w:rPr>
-            </w:pPr>
-            <w:r>
-              <w:rPr>
-                <w:rFonts w:hint="eastAsia"/>
-                <w:b/>
-                <w:color w:val="000000"/>
-                <w:sz w:val="21"/>
-                <w:szCs w:val="21"/>
-                <w:lang w:bidi="ar"/>
-              </w:rPr>
-              <w:t>临床诊断</w:t>
-            </w:r>
-          </w:p>
-        </w:tc>
-        <w:tc>
-          <w:tcPr>
-            <w:tcW w:w="2088" w:type="dxa"/>
-            <w:tcBorders>
-              <w:top w:val="nil"/>
-              <w:left w:val="single" w:color="000000" w:sz="8" w:space="0"/>
-              <w:bottom w:val="single" w:color="000000" w:sz="8" w:space="0"/>
-              <w:right w:val="nil"/>
-            </w:tcBorders>
-            <w:noWrap/>
-            <w:tcMar>
-              <w:top w:w="15" w:type="dxa"/>
-              <w:left w:w="15" w:type="dxa"/>
-              <w:right w:w="15" w:type="dxa"/>
-            </w:tcMar>
-            <w:vAlign w:val="center"/>
-          </w:tcPr>
-          <w:p>
-            <w:pPr>
-              <w:widowControl/>
-              <w:jc w:val="center"/>
-              <w:textAlignment w:val="center"/>
-              <w:rPr>
-                <w:rFonts w:hint="eastAsia"/>
-                <w:b/>
-                <w:color w:val="000000"/>
-                <w:sz w:val="21"/>
-                <w:szCs w:val="21"/>
-                <w:lang w:bidi="ar"/>
-              </w:rPr>
-            </w:pPr>
-            <w:r>
-              <w:rPr>
-                <w:rFonts w:hint="eastAsia"/>
-                <w:b/>
-                <w:color w:val="000000"/>
-                <w:sz w:val="21"/>
-                <w:szCs w:val="21"/>
-                <w:lang w:bidi="ar"/>
-              </w:rPr>
-              <w:t>{{ diseaseName }}</w:t>
+              <w:t>{{ bed }}</w:t>
             </w:r>
           </w:p>
         </w:tc>
@@ -1197,17 +1255,17 @@
           </w:tblCellMar>
         </w:tblPrEx>
         <w:trPr>
-          <w:trHeight w:val="402" w:hRule="atLeast"/>
+          <w:trHeight w:val="397" w:hRule="atLeast"/>
           <w:jc w:val="center"/>
         </w:trPr>
         <w:tc>
           <w:tcPr>
-            <w:tcW w:w="1182" w:type="dxa"/>
+            <w:tcW w:w="1323" w:type="dxa"/>
             <w:tcBorders>
-              <w:top w:val="nil"/>
+              <w:top w:val="single" w:color="auto" w:sz="4" w:space="0"/>
               <w:left w:val="nil"/>
-              <w:bottom w:val="single" w:color="000000" w:sz="8" w:space="0"/>
-              <w:right w:val="single" w:color="000000" w:sz="8" w:space="0"/>
+              <w:bottom w:val="single" w:color="auto" w:sz="4" w:space="0"/>
+              <w:right w:val="single" w:color="auto" w:sz="4" w:space="0"/>
             </w:tcBorders>
             <w:noWrap/>
             <w:tcMar>
@@ -1219,38 +1277,53 @@
           </w:tcPr>
           <w:p>
             <w:pPr>
+              <w:keepNext w:val="0"/>
+              <w:keepLines w:val="0"/>
+              <w:pageBreakBefore w:val="0"/>
               <w:widowControl/>
+              <w:kinsoku/>
+              <w:wordWrap/>
+              <w:overflowPunct/>
+              <w:topLinePunct w:val="0"/>
+              <w:autoSpaceDE/>
+              <w:autoSpaceDN/>
+              <w:bidi w:val="0"/>
+              <w:adjustRightInd/>
+              <w:snapToGrid/>
+              <w:spacing w:beforeAutospacing="0" w:afterAutospacing="0" w:line="240" w:lineRule="auto"/>
               <w:jc w:val="center"/>
               <w:textAlignment w:val="center"/>
               <w:rPr>
+                <w:rFonts w:hint="eastAsia" w:ascii="微软雅黑" w:hAnsi="微软雅黑" w:eastAsia="微软雅黑" w:cs="微软雅黑"/>
                 <w:b/>
                 <w:color w:val="000000"/>
                 <w:sz w:val="21"/>
                 <w:szCs w:val="21"/>
-                <w:lang w:bidi="ar"/>
-              </w:rPr>
-            </w:pPr>
-            <w:r>
-              <w:rPr>
+                <w:lang w:val="en-US" w:eastAsia="zh-CN" w:bidi="ar"/>
+              </w:rPr>
+            </w:pPr>
+            <w:r>
+              <w:rPr>
+                <w:rFonts w:hint="eastAsia" w:ascii="微软雅黑" w:hAnsi="微软雅黑" w:eastAsia="微软雅黑" w:cs="微软雅黑"/>
                 <w:b/>
                 <w:color w:val="000000"/>
                 <w:sz w:val="21"/>
                 <w:szCs w:val="21"/>
-                <w:lang w:bidi="ar"/>
-              </w:rPr>
-              <w:t>分子病理号</w:t>
-            </w:r>
-          </w:p>
-        </w:tc>
-        <w:tc>
-          <w:tcPr>
-            <w:tcW w:w="1715" w:type="dxa"/>
-            <w:gridSpan w:val="2"/>
+                <w:lang w:val="en-US" w:eastAsia="zh-CN" w:bidi="ar"/>
+              </w:rPr>
+              <w:t>临床诊断</w:t>
+            </w:r>
+          </w:p>
+        </w:tc>
+        <w:tc>
+          <w:tcPr>
+            <w:tcW w:w="3573" w:type="dxa"/>
+            <w:gridSpan w:val="3"/>
             <w:tcBorders>
-              <w:top w:val="nil"/>
-              <w:left w:val="single" w:color="000000" w:sz="8" w:space="0"/>
-              <w:bottom w:val="single" w:color="000000" w:sz="8" w:space="0"/>
-              <w:right w:val="single" w:color="000000" w:sz="8" w:space="0"/>
+              <w:top w:val="single" w:color="auto" w:sz="4" w:space="0"/>
+              <w:left w:val="single" w:color="auto" w:sz="4" w:space="0"/>
+              <w:bottom w:val="single" w:color="auto" w:sz="4" w:space="0"/>
+              <w:right w:val="single" w:color="auto" w:sz="4" w:space="0"/>
             </w:tcBorders>
             <w:noWrap/>
             <w:tcMar>
@@ -1262,29 +1335,53 @@
           </w:tcPr>
           <w:p>
             <w:pPr>
+              <w:keepNext w:val="0"/>
+              <w:keepLines w:val="0"/>
+              <w:pageBreakBefore w:val="0"/>
               <w:widowControl/>
-              <w:jc w:val="center"/>
-              <w:textAlignment w:val="center"/>
-              <w:rPr>
-                <w:rFonts w:hint="eastAsia" w:eastAsia="宋体"/>
-                <w:b/>
+              <w:kinsoku/>
+              <w:wordWrap/>
+              <w:overflowPunct/>
+              <w:topLinePunct w:val="0"/>
+              <w:autoSpaceDE/>
+              <w:autoSpaceDN/>
+              <w:bidi w:val="0"/>
+              <w:adjustRightInd/>
+              <w:snapToGrid/>
+              <w:spacing w:beforeAutospacing="0" w:afterAutospacing="0" w:line="240" w:lineRule="auto"/>
+              <w:jc w:val="center"/>
+              <w:rPr>
+                <w:rFonts w:hint="eastAsia" w:ascii="微软雅黑" w:hAnsi="微软雅黑" w:eastAsia="微软雅黑" w:cs="微软雅黑"/>
+                <w:b w:val="0"/>
+                <w:bCs/>
                 <w:color w:val="000000"/>
                 <w:sz w:val="21"/>
                 <w:szCs w:val="21"/>
                 <w:lang w:eastAsia="zh-CN" w:bidi="ar"/>
               </w:rPr>
             </w:pPr>
-          </w:p>
-        </w:tc>
-        <w:tc>
-          <w:tcPr>
-            <w:tcW w:w="1483" w:type="dxa"/>
-            <w:gridSpan w:val="2"/>
+            <w:r>
+              <w:rPr>
+                <w:rFonts w:hint="eastAsia" w:ascii="微软雅黑" w:hAnsi="微软雅黑" w:eastAsia="微软雅黑" w:cs="微软雅黑"/>
+                <w:b w:val="0"/>
+                <w:bCs/>
+                <w:color w:val="000000"/>
+                <w:sz w:val="21"/>
+                <w:szCs w:val="21"/>
+                <w:lang w:bidi="ar"/>
+              </w:rPr>
+              <w:t>{{ diseaseName }}</w:t>
+            </w:r>
+          </w:p>
+        </w:tc>
+        <w:tc>
+          <w:tcPr>
+            <w:tcW w:w="1191" w:type="dxa"/>
             <w:tcBorders>
-              <w:top w:val="nil"/>
-              <w:left w:val="single" w:color="000000" w:sz="8" w:space="0"/>
-              <w:bottom w:val="single" w:color="000000" w:sz="8" w:space="0"/>
-              <w:right w:val="single" w:color="000000" w:sz="8" w:space="0"/>
+              <w:top w:val="single" w:color="auto" w:sz="4" w:space="0"/>
+              <w:left w:val="single" w:color="auto" w:sz="4" w:space="0"/>
+              <w:bottom w:val="single" w:color="auto" w:sz="4" w:space="0"/>
+              <w:right w:val="single" w:color="auto" w:sz="4" w:space="0"/>
             </w:tcBorders>
             <w:noWrap/>
             <w:tcMar>
@@ -1296,38 +1393,54 @@
           </w:tcPr>
           <w:p>
             <w:pPr>
+              <w:keepNext w:val="0"/>
+              <w:keepLines w:val="0"/>
+              <w:pageBreakBefore w:val="0"/>
               <w:widowControl/>
+              <w:kinsoku/>
+              <w:wordWrap/>
+              <w:overflowPunct/>
+              <w:topLinePunct w:val="0"/>
+              <w:autoSpaceDE/>
+              <w:autoSpaceDN/>
+              <w:bidi w:val="0"/>
+              <w:adjustRightInd/>
+              <w:snapToGrid/>
+              <w:spacing w:beforeAutospacing="0" w:afterAutospacing="0" w:line="240" w:lineRule="auto"/>
               <w:jc w:val="center"/>
               <w:textAlignment w:val="center"/>
               <w:rPr>
+                <w:rFonts w:hint="eastAsia" w:ascii="微软雅黑" w:hAnsi="微软雅黑" w:eastAsia="微软雅黑" w:cs="微软雅黑"/>
                 <w:b/>
                 <w:color w:val="000000"/>
                 <w:sz w:val="21"/>
                 <w:szCs w:val="21"/>
-                <w:lang w:bidi="ar"/>
-              </w:rPr>
-            </w:pPr>
-            <w:r>
-              <w:rPr>
+                <w:highlight w:val="none"/>
+                <w:lang w:val="en-US" w:eastAsia="zh-CN" w:bidi="ar"/>
+              </w:rPr>
+            </w:pPr>
+            <w:r>
+              <w:rPr>
+                <w:rFonts w:hint="eastAsia" w:ascii="微软雅黑" w:hAnsi="微软雅黑" w:eastAsia="微软雅黑" w:cs="微软雅黑"/>
                 <w:b/>
                 <w:color w:val="000000"/>
                 <w:sz w:val="21"/>
                 <w:szCs w:val="21"/>
-                <w:lang w:bidi="ar"/>
-              </w:rPr>
-              <w:t>病理号</w:t>
-            </w:r>
-          </w:p>
-        </w:tc>
-        <w:tc>
-          <w:tcPr>
-            <w:tcW w:w="2113" w:type="dxa"/>
-            <w:gridSpan w:val="2"/>
+                <w:highlight w:val="none"/>
+                <w:lang w:val="en-US" w:eastAsia="zh-CN" w:bidi="ar"/>
+              </w:rPr>
+              <w:t>送检医师</w:t>
+            </w:r>
+          </w:p>
+        </w:tc>
+        <w:tc>
+          <w:tcPr>
+            <w:tcW w:w="1191" w:type="dxa"/>
             <w:tcBorders>
-              <w:top w:val="nil"/>
-              <w:left w:val="single" w:color="000000" w:sz="8" w:space="0"/>
-              <w:bottom w:val="single" w:color="000000" w:sz="8" w:space="0"/>
-              <w:right w:val="single" w:color="000000" w:sz="8" w:space="0"/>
+              <w:top w:val="single" w:color="auto" w:sz="4" w:space="0"/>
+              <w:left w:val="single" w:color="auto" w:sz="4" w:space="0"/>
+              <w:bottom w:val="single" w:color="auto" w:sz="4" w:space="0"/>
+              <w:right w:val="single" w:color="auto" w:sz="4" w:space="0"/>
             </w:tcBorders>
             <w:noWrap/>
             <w:tcMar>
@@ -1339,38 +1452,42 @@
           </w:tcPr>
           <w:p>
             <w:pPr>
+              <w:keepNext w:val="0"/>
+              <w:keepLines w:val="0"/>
+              <w:pageBreakBefore w:val="0"/>
               <w:widowControl/>
+              <w:kinsoku/>
+              <w:wordWrap/>
+              <w:overflowPunct/>
+              <w:topLinePunct w:val="0"/>
+              <w:autoSpaceDE/>
+              <w:autoSpaceDN/>
+              <w:bidi w:val="0"/>
+              <w:adjustRightInd/>
+              <w:snapToGrid/>
+              <w:spacing w:beforeAutospacing="0" w:afterAutospacing="0" w:line="240" w:lineRule="auto"/>
               <w:jc w:val="center"/>
               <w:textAlignment w:val="center"/>
               <w:rPr>
+                <w:rFonts w:hint="eastAsia" w:ascii="微软雅黑" w:hAnsi="微软雅黑" w:eastAsia="微软雅黑" w:cs="微软雅黑"/>
                 <w:b/>
                 <w:color w:val="000000"/>
                 <w:sz w:val="21"/>
                 <w:szCs w:val="21"/>
-                <w:lang w:bidi="ar"/>
-              </w:rPr>
-            </w:pPr>
-            <w:r>
-              <w:rPr>
-                <w:rFonts w:hint="eastAsia"/>
-                <w:b/>
-                <w:color w:val="000000"/>
-                <w:sz w:val="21"/>
-                <w:szCs w:val="21"/>
-                <w:lang w:bidi="ar"/>
-              </w:rPr>
-              <w:t>{{ template_subbarcode }}</w:t>
-            </w:r>
-          </w:p>
-        </w:tc>
-        <w:tc>
-          <w:tcPr>
-            <w:tcW w:w="1091" w:type="dxa"/>
+                <w:highlight w:val="none"/>
+                <w:lang w:eastAsia="zh-CN" w:bidi="ar"/>
+              </w:rPr>
+            </w:pPr>
+          </w:p>
+        </w:tc>
+        <w:tc>
+          <w:tcPr>
+            <w:tcW w:w="1181" w:type="dxa"/>
             <w:tcBorders>
-              <w:top w:val="nil"/>
-              <w:left w:val="single" w:color="000000" w:sz="8" w:space="0"/>
-              <w:bottom w:val="single" w:color="000000" w:sz="8" w:space="0"/>
-              <w:right w:val="single" w:color="000000" w:sz="8" w:space="0"/>
+              <w:top w:val="single" w:color="auto" w:sz="4" w:space="0"/>
+              <w:left w:val="single" w:color="auto" w:sz="4" w:space="0"/>
+              <w:bottom w:val="single" w:color="auto" w:sz="4" w:space="0"/>
+              <w:right w:val="single" w:color="auto" w:sz="4" w:space="0"/>
             </w:tcBorders>
             <w:noWrap/>
             <w:tcMar>
@@ -1382,24 +1499,41 @@
           </w:tcPr>
           <w:p>
             <w:pPr>
+              <w:keepNext w:val="0"/>
+              <w:keepLines w:val="0"/>
+              <w:pageBreakBefore w:val="0"/>
               <w:widowControl/>
+              <w:kinsoku/>
+              <w:wordWrap/>
+              <w:overflowPunct/>
+              <w:topLinePunct w:val="0"/>
+              <w:autoSpaceDE/>
+              <w:autoSpaceDN/>
+              <w:bidi w:val="0"/>
+              <w:adjustRightInd/>
+              <w:snapToGrid/>
+              <w:spacing w:beforeAutospacing="0" w:afterAutospacing="0" w:line="240" w:lineRule="auto"/>
               <w:jc w:val="center"/>
               <w:textAlignment w:val="center"/>
               <w:rPr>
+                <w:rFonts w:hint="eastAsia" w:ascii="微软雅黑" w:hAnsi="微软雅黑" w:eastAsia="微软雅黑" w:cs="微软雅黑"/>
                 <w:b/>
                 <w:color w:val="000000"/>
                 <w:sz w:val="21"/>
                 <w:szCs w:val="21"/>
+                <w:highlight w:val="none"/>
                 <w:lang w:bidi="ar"/>
               </w:rPr>
             </w:pPr>
             <w:r>
               <w:rPr>
+                <w:rFonts w:hint="eastAsia" w:ascii="微软雅黑" w:hAnsi="微软雅黑" w:eastAsia="微软雅黑" w:cs="微软雅黑"/>
                 <w:b/>
                 <w:color w:val="000000"/>
                 <w:sz w:val="21"/>
                 <w:szCs w:val="21"/>
-                <w:lang w:bidi="ar"/>
+                <w:highlight w:val="none"/>
+                <w:lang w:val="en-US" w:eastAsia="zh-CN" w:bidi="ar"/>
               </w:rPr>
               <w:t>送检日期</w:t>
             </w:r>
@@ -1407,11 +1541,11 @@
         </w:tc>
         <w:tc>
           <w:tcPr>
-            <w:tcW w:w="2088" w:type="dxa"/>
+            <w:tcW w:w="1497" w:type="dxa"/>
             <w:tcBorders>
-              <w:top w:val="nil"/>
-              <w:left w:val="single" w:color="000000" w:sz="8" w:space="0"/>
-              <w:bottom w:val="single" w:color="000000" w:sz="8" w:space="0"/>
+              <w:top w:val="single" w:color="auto" w:sz="4" w:space="0"/>
+              <w:left w:val="single" w:color="auto" w:sz="4" w:space="0"/>
+              <w:bottom w:val="single" w:color="auto" w:sz="4" w:space="0"/>
               <w:right w:val="nil"/>
             </w:tcBorders>
             <w:noWrap/>
@@ -1424,170 +1558,43 @@
           </w:tcPr>
           <w:p>
             <w:pPr>
+              <w:keepNext w:val="0"/>
+              <w:keepLines w:val="0"/>
+              <w:pageBreakBefore w:val="0"/>
               <w:widowControl/>
+              <w:kinsoku/>
+              <w:wordWrap/>
+              <w:overflowPunct/>
+              <w:topLinePunct w:val="0"/>
+              <w:autoSpaceDE/>
+              <w:autoSpaceDN/>
+              <w:bidi w:val="0"/>
+              <w:adjustRightInd/>
+              <w:snapToGrid/>
+              <w:spacing w:beforeAutospacing="0" w:afterAutospacing="0" w:line="240" w:lineRule="auto"/>
               <w:jc w:val="center"/>
               <w:textAlignment w:val="center"/>
               <w:rPr>
-                <w:b/>
+                <w:rFonts w:hint="eastAsia" w:ascii="微软雅黑" w:hAnsi="微软雅黑" w:eastAsia="微软雅黑" w:cs="微软雅黑"/>
+                <w:b w:val="0"/>
+                <w:bCs/>
                 <w:color w:val="000000"/>
                 <w:sz w:val="21"/>
                 <w:szCs w:val="21"/>
+                <w:lang w:eastAsia="zh-CN" w:bidi="ar"/>
+              </w:rPr>
+            </w:pPr>
+            <w:r>
+              <w:rPr>
+                <w:rFonts w:hint="eastAsia" w:ascii="微软雅黑" w:hAnsi="微软雅黑" w:eastAsia="微软雅黑" w:cs="微软雅黑"/>
+                <w:b w:val="0"/>
+                <w:bCs/>
+                <w:color w:val="000000"/>
+                <w:sz w:val="21"/>
+                <w:szCs w:val="21"/>
                 <w:lang w:bidi="ar"/>
               </w:rPr>
-            </w:pPr>
-            <w:r>
-              <w:rPr>
-                <w:rFonts w:hint="eastAsia"/>
-                <w:b/>
-                <w:color w:val="000000"/>
-                <w:sz w:val="21"/>
-                <w:szCs w:val="21"/>
-                <w:lang w:bidi="ar"/>
-              </w:rPr>
               <w:t>{{ commission_date }}</w:t>
-            </w:r>
-          </w:p>
-        </w:tc>
-      </w:tr>
-    </w:tbl>
-    <w:p>
-      <w:pPr>
-        <w:rPr>
-          <w:rFonts w:hint="eastAsia" w:ascii="微软雅黑" w:hAnsi="微软雅黑" w:eastAsia="微软雅黑" w:cs="微软雅黑"/>
-        </w:rPr>
-      </w:pPr>
-    </w:p>
-    <w:p>
-      <w:pPr>
-        <w:rPr>
-          <w:rFonts w:hint="eastAsia" w:ascii="微软雅黑" w:hAnsi="微软雅黑" w:eastAsia="微软雅黑" w:cs="微软雅黑"/>
-        </w:rPr>
-      </w:pPr>
-    </w:p>
-    <w:p>
-      <w:pPr>
-        <w:rPr>
-          <w:rFonts w:hint="eastAsia" w:ascii="微软雅黑" w:hAnsi="微软雅黑" w:eastAsia="微软雅黑" w:cs="微软雅黑"/>
-        </w:rPr>
-      </w:pPr>
-    </w:p>
-    <w:p>
-      <w:pPr>
-        <w:rPr>
-          <w:rFonts w:hint="eastAsia" w:ascii="微软雅黑" w:hAnsi="微软雅黑" w:eastAsia="微软雅黑" w:cs="微软雅黑"/>
-        </w:rPr>
-      </w:pPr>
-    </w:p>
-    <w:p>
-      <w:pPr>
-        <w:rPr>
-          <w:rFonts w:hint="eastAsia" w:ascii="微软雅黑" w:hAnsi="微软雅黑" w:eastAsia="微软雅黑" w:cs="微软雅黑"/>
-        </w:rPr>
-      </w:pPr>
-    </w:p>
-    <w:p>
-      <w:pPr>
-        <w:rPr>
-          <w:rFonts w:hint="eastAsia" w:ascii="微软雅黑" w:hAnsi="微软雅黑" w:eastAsia="微软雅黑" w:cs="微软雅黑"/>
-        </w:rPr>
-      </w:pPr>
-    </w:p>
-    <w:tbl>
-      <w:tblPr>
-        <w:tblStyle w:val="19"/>
-        <w:tblW w:w="9672" w:type="dxa"/>
-        <w:jc w:val="center"/>
-        <w:tblBorders>
-          <w:top w:val="single" w:color="auto" w:sz="4" w:space="0"/>
-          <w:left w:val="none" w:color="auto" w:sz="0" w:space="0"/>
-          <w:bottom w:val="single" w:color="auto" w:sz="4" w:space="0"/>
-          <w:right w:val="none" w:color="auto" w:sz="0" w:space="0"/>
-          <w:insideH w:val="single" w:color="auto" w:sz="4" w:space="0"/>
-          <w:insideV w:val="single" w:color="auto" w:sz="4" w:space="0"/>
-        </w:tblBorders>
-        <w:tblLayout w:type="fixed"/>
-        <w:tblCellMar>
-          <w:top w:w="0" w:type="dxa"/>
-          <w:left w:w="108" w:type="dxa"/>
-          <w:bottom w:w="0" w:type="dxa"/>
-          <w:right w:w="108" w:type="dxa"/>
-        </w:tblCellMar>
-      </w:tblPr>
-      <w:tblGrid>
-        <w:gridCol w:w="1242"/>
-        <w:gridCol w:w="8430"/>
-      </w:tblGrid>
-      <w:tr>
-        <w:tblPrEx>
-          <w:tblBorders>
-            <w:top w:val="single" w:color="auto" w:sz="4" w:space="0"/>
-            <w:left w:val="none" w:color="auto" w:sz="0" w:space="0"/>
-            <w:bottom w:val="single" w:color="auto" w:sz="4" w:space="0"/>
-            <w:right w:val="none" w:color="auto" w:sz="0" w:space="0"/>
-            <w:insideH w:val="single" w:color="auto" w:sz="4" w:space="0"/>
-            <w:insideV w:val="single" w:color="auto" w:sz="4" w:space="0"/>
-          </w:tblBorders>
-          <w:tblCellMar>
-            <w:top w:w="0" w:type="dxa"/>
-            <w:left w:w="108" w:type="dxa"/>
-            <w:bottom w:w="0" w:type="dxa"/>
-            <w:right w:w="108" w:type="dxa"/>
-          </w:tblCellMar>
-        </w:tblPrEx>
-        <w:trPr>
-          <w:trHeight w:val="413" w:hRule="atLeast"/>
-          <w:jc w:val="center"/>
-        </w:trPr>
-        <w:tc>
-          <w:tcPr>
-            <w:tcW w:w="1242" w:type="dxa"/>
-            <w:vAlign w:val="top"/>
-          </w:tcPr>
-          <w:p>
-            <w:pPr>
-              <w:pStyle w:val="17"/>
-              <w:jc w:val="both"/>
-              <w:rPr>
-                <w:rFonts w:asciiTheme="minorEastAsia" w:hAnsiTheme="minorEastAsia" w:eastAsiaTheme="minorEastAsia"/>
-                <w:b/>
-                <w:sz w:val="21"/>
-                <w:szCs w:val="21"/>
-              </w:rPr>
-            </w:pPr>
-            <w:r>
-              <w:rPr>
-                <w:rFonts w:hint="eastAsia" w:asciiTheme="minorEastAsia" w:hAnsiTheme="minorEastAsia" w:eastAsiaTheme="minorEastAsia"/>
-                <w:b/>
-                <w:sz w:val="21"/>
-                <w:szCs w:val="21"/>
-              </w:rPr>
-              <w:t>检测项目</w:t>
-            </w:r>
-          </w:p>
-        </w:tc>
-        <w:tc>
-          <w:tcPr>
-            <w:tcW w:w="8430" w:type="dxa"/>
-            <w:vAlign w:val="center"/>
-          </w:tcPr>
-          <w:p>
-            <w:pPr>
-              <w:pStyle w:val="17"/>
-              <w:rPr>
-                <w:rFonts w:hint="default" w:asciiTheme="minorEastAsia" w:hAnsiTheme="minorEastAsia" w:eastAsiaTheme="minorEastAsia"/>
-                <w:sz w:val="21"/>
-                <w:szCs w:val="21"/>
-                <w:lang w:val="en-US" w:eastAsia="zh-CN"/>
-              </w:rPr>
-            </w:pPr>
-            <w:r>
-              <w:rPr>
-                <w:rFonts w:hint="eastAsia" w:asciiTheme="minorEastAsia" w:hAnsiTheme="minorEastAsia" w:eastAsiaTheme="minorEastAsia"/>
-                <w:sz w:val="21"/>
-                <w:szCs w:val="21"/>
-                <w:lang w:val="en-US" w:eastAsia="zh-CN"/>
-              </w:rPr>
-              <w:t>肺癌76基因检测{% if PDInfo != undefined %}（含PD-L1）{% endif %}</w:t>
             </w:r>
           </w:p>
         </w:tc>
@@ -1610,46 +1617,92 @@
           </w:tblCellMar>
         </w:tblPrEx>
         <w:trPr>
-          <w:trHeight w:val="413" w:hRule="atLeast"/>
+          <w:trHeight w:val="397" w:hRule="atLeast"/>
           <w:jc w:val="center"/>
         </w:trPr>
         <w:tc>
           <w:tcPr>
-            <w:tcW w:w="1242" w:type="dxa"/>
-            <w:vAlign w:val="top"/>
+            <w:tcW w:w="1323" w:type="dxa"/>
+            <w:tcBorders>
+              <w:top w:val="single" w:color="auto" w:sz="4" w:space="0"/>
+              <w:left w:val="nil"/>
+              <w:bottom w:val="single" w:color="auto" w:sz="4" w:space="0"/>
+              <w:right w:val="single" w:color="auto" w:sz="4" w:space="0"/>
+            </w:tcBorders>
+            <w:vAlign w:val="center"/>
           </w:tcPr>
           <w:p>
             <w:pPr>
               <w:pStyle w:val="17"/>
-              <w:jc w:val="both"/>
-              <w:rPr>
-                <w:rFonts w:asciiTheme="minorEastAsia" w:hAnsiTheme="minorEastAsia" w:eastAsiaTheme="minorEastAsia"/>
-                <w:b/>
-                <w:sz w:val="21"/>
-                <w:szCs w:val="21"/>
-              </w:rPr>
-            </w:pPr>
-            <w:r>
-              <w:rPr>
-                <w:rFonts w:hint="eastAsia" w:asciiTheme="minorEastAsia" w:hAnsiTheme="minorEastAsia" w:eastAsiaTheme="minorEastAsia"/>
-                <w:b/>
-                <w:sz w:val="21"/>
-                <w:szCs w:val="21"/>
-              </w:rPr>
-              <w:t>标本类型</w:t>
-            </w:r>
-          </w:p>
-        </w:tc>
-        <w:tc>
-          <w:tcPr>
-            <w:tcW w:w="8430" w:type="dxa"/>
+              <w:keepNext w:val="0"/>
+              <w:keepLines w:val="0"/>
+              <w:pageBreakBefore w:val="0"/>
+              <w:widowControl/>
+              <w:kinsoku/>
+              <w:wordWrap/>
+              <w:overflowPunct/>
+              <w:topLinePunct w:val="0"/>
+              <w:autoSpaceDE/>
+              <w:autoSpaceDN/>
+              <w:bidi w:val="0"/>
+              <w:adjustRightInd/>
+              <w:snapToGrid/>
+              <w:spacing w:before="0" w:beforeAutospacing="0" w:after="0" w:afterAutospacing="0" w:line="240" w:lineRule="auto"/>
+              <w:jc w:val="center"/>
+              <w:rPr>
+                <w:rFonts w:hint="eastAsia" w:ascii="微软雅黑" w:hAnsi="微软雅黑" w:eastAsia="微软雅黑" w:cs="微软雅黑"/>
+                <w:b/>
+                <w:color w:val="000000"/>
+                <w:sz w:val="21"/>
+                <w:szCs w:val="21"/>
+                <w:lang w:val="en-US" w:eastAsia="zh-CN" w:bidi="ar"/>
+              </w:rPr>
+            </w:pPr>
+            <w:r>
+              <w:rPr>
+                <w:rFonts w:hint="eastAsia" w:ascii="微软雅黑" w:hAnsi="微软雅黑" w:eastAsia="微软雅黑" w:cs="微软雅黑"/>
+                <w:b/>
+                <w:color w:val="000000"/>
+                <w:sz w:val="21"/>
+                <w:szCs w:val="21"/>
+                <w:lang w:val="en-US" w:eastAsia="zh-CN" w:bidi="ar"/>
+              </w:rPr>
+              <w:t>检测项目</w:t>
+            </w:r>
+          </w:p>
+        </w:tc>
+        <w:tc>
+          <w:tcPr>
+            <w:tcW w:w="8415" w:type="dxa"/>
+            <w:gridSpan w:val="7"/>
+            <w:tcBorders>
+              <w:top w:val="single" w:color="auto" w:sz="4" w:space="0"/>
+              <w:left w:val="single" w:color="auto" w:sz="4" w:space="0"/>
+              <w:bottom w:val="single" w:color="auto" w:sz="4" w:space="0"/>
+              <w:right w:val="nil"/>
+            </w:tcBorders>
             <w:vAlign w:val="center"/>
           </w:tcPr>
           <w:p>
             <w:pPr>
               <w:pStyle w:val="17"/>
-              <w:rPr>
-                <w:rFonts w:hint="eastAsia" w:asciiTheme="minorEastAsia" w:hAnsiTheme="minorEastAsia" w:eastAsiaTheme="minorEastAsia"/>
+              <w:keepNext w:val="0"/>
+              <w:keepLines w:val="0"/>
+              <w:pageBreakBefore w:val="0"/>
+              <w:widowControl/>
+              <w:kinsoku/>
+              <w:wordWrap/>
+              <w:overflowPunct/>
+              <w:topLinePunct w:val="0"/>
+              <w:autoSpaceDE/>
+              <w:autoSpaceDN/>
+              <w:bidi w:val="0"/>
+              <w:adjustRightInd/>
+              <w:snapToGrid/>
+              <w:spacing w:before="0" w:beforeAutospacing="0" w:after="0" w:afterAutospacing="0" w:line="240" w:lineRule="auto"/>
+              <w:jc w:val="left"/>
+              <w:rPr>
+                <w:rFonts w:hint="eastAsia" w:ascii="微软雅黑" w:hAnsi="微软雅黑" w:eastAsia="微软雅黑" w:cs="微软雅黑"/>
                 <w:sz w:val="21"/>
                 <w:szCs w:val="21"/>
                 <w:lang w:val="en-US" w:eastAsia="zh-CN"/>
@@ -1657,109 +1710,55 @@
             </w:pPr>
             <w:r>
               <w:rPr>
-                <w:rFonts w:hint="eastAsia" w:asciiTheme="minorEastAsia" w:hAnsiTheme="minorEastAsia" w:eastAsiaTheme="minorEastAsia"/>
-                <w:sz w:val="21"/>
-                <w:szCs w:val="21"/>
-              </w:rPr>
-              <w:t>{{ sample_type }}</w:t>
-            </w:r>
-            <w:r>
-              <w:rPr>
-                <w:rFonts w:hint="eastAsia" w:asciiTheme="minorEastAsia" w:hAnsiTheme="minorEastAsia" w:eastAsiaTheme="minorEastAsia"/>
+                <w:rFonts w:hint="eastAsia" w:ascii="微软雅黑" w:hAnsi="微软雅黑" w:eastAsia="微软雅黑" w:cs="微软雅黑"/>
                 <w:sz w:val="21"/>
                 <w:szCs w:val="21"/>
                 <w:lang w:val="en-US" w:eastAsia="zh-CN"/>
               </w:rPr>
-              <w:t>，</w:t>
-            </w:r>
-            <w:r>
-              <w:rPr>
-                <w:rFonts w:ascii="宋体" w:hAnsi="宋体" w:eastAsia="宋体" w:cs="宋体"/>
-                <w:sz w:val="21"/>
-                <w:szCs w:val="21"/>
-              </w:rPr>
-              <w:t>肿瘤细胞含量</w:t>
-            </w:r>
-            <w:r>
-              <w:rPr>
-                <w:rFonts w:hint="eastAsia" w:ascii="宋体" w:hAnsi="宋体" w:eastAsia="宋体" w:cs="宋体"/>
-                <w:sz w:val="21"/>
-                <w:szCs w:val="21"/>
-                <w:lang w:eastAsia="zh-CN"/>
-              </w:rPr>
-              <w:t xml:space="preserve">：{% if summaryOfRresults.type == </w:t>
-            </w:r>
-            <w:r>
-              <w:rPr>
-                <w:rFonts w:ascii="宋体" w:hAnsi="宋体" w:eastAsia="宋体" w:cs="宋体"/>
-                <w:sz w:val="21"/>
-                <w:szCs w:val="21"/>
-                <w:lang w:eastAsia="zh-CN"/>
-              </w:rPr>
-              <w:t>“tissue”</w:t>
-            </w:r>
-            <w:r>
-              <w:rPr>
-                <w:rFonts w:hint="eastAsia" w:ascii="宋体" w:hAnsi="宋体" w:eastAsia="宋体" w:cs="宋体"/>
-                <w:sz w:val="21"/>
-                <w:szCs w:val="21"/>
-                <w:lang w:eastAsia="zh-CN"/>
-              </w:rPr>
-              <w:t xml:space="preserve"> %}≥</w:t>
-            </w:r>
-            <w:r>
-              <w:rPr>
-                <w:rFonts w:hint="eastAsia" w:ascii="宋体" w:hAnsi="宋体" w:eastAsia="宋体" w:cs="宋体"/>
+              <w:t>泛实体瘤多</w:t>
+            </w:r>
+            <w:r>
+              <w:rPr>
+                <w:rFonts w:hint="eastAsia" w:ascii="微软雅黑" w:hAnsi="微软雅黑" w:eastAsia="微软雅黑" w:cs="微软雅黑"/>
+                <w:color w:val="auto"/>
                 <w:sz w:val="21"/>
                 <w:szCs w:val="21"/>
                 <w:lang w:val="en-US" w:eastAsia="zh-CN"/>
               </w:rPr>
-              <w:t>1</w:t>
-            </w:r>
-            <w:r>
-              <w:rPr>
-                <w:rFonts w:ascii="宋体" w:hAnsi="宋体" w:eastAsia="宋体" w:cs="宋体"/>
-                <w:sz w:val="21"/>
-                <w:szCs w:val="21"/>
-                <w:lang w:eastAsia="zh-CN"/>
-              </w:rPr>
-              <w:t>0</w:t>
-            </w:r>
-            <w:r>
-              <w:rPr>
-                <w:rFonts w:hint="eastAsia" w:cs="宋体"/>
+              <w:t>基因</w:t>
+            </w:r>
+            <w:r>
+              <w:rPr>
+                <w:rFonts w:hint="eastAsia" w:ascii="微软雅黑" w:hAnsi="微软雅黑" w:eastAsia="微软雅黑" w:cs="微软雅黑"/>
+                <w:i w:val="0"/>
+                <w:iCs w:val="0"/>
+                <w:caps w:val="0"/>
+                <w:color w:val="auto"/>
+                <w:spacing w:val="0"/>
+                <w:sz w:val="19"/>
+                <w:szCs w:val="19"/>
+                <w:shd w:val="clear" w:fill="FFFFFF"/>
+              </w:rPr>
+              <w:t>panel</w:t>
+            </w:r>
+            <w:r>
+              <w:rPr>
+                <w:rFonts w:hint="eastAsia" w:ascii="微软雅黑" w:hAnsi="微软雅黑" w:eastAsia="微软雅黑" w:cs="微软雅黑"/>
+                <w:color w:val="auto"/>
                 <w:sz w:val="21"/>
                 <w:szCs w:val="21"/>
                 <w:lang w:val="en-US" w:eastAsia="zh-CN"/>
               </w:rPr>
-              <w:t>%</w:t>
-            </w:r>
-            <w:r>
-              <w:rPr>
-                <w:rFonts w:hint="eastAsia" w:ascii="宋体" w:hAnsi="宋体" w:eastAsia="宋体" w:cs="宋体"/>
-                <w:sz w:val="21"/>
-                <w:szCs w:val="21"/>
-                <w:lang w:eastAsia="zh-CN"/>
-              </w:rPr>
-              <w:t>{% else %}</w:t>
-            </w:r>
-            <w:r>
-              <w:rPr>
-                <w:rFonts w:hint="eastAsia" w:cs="宋体"/>
+              <w:t>检</w:t>
+            </w:r>
+            <w:r>
+              <w:rPr>
+                <w:rFonts w:hint="eastAsia" w:ascii="微软雅黑" w:hAnsi="微软雅黑" w:eastAsia="微软雅黑" w:cs="微软雅黑"/>
                 <w:sz w:val="21"/>
                 <w:szCs w:val="21"/>
                 <w:lang w:val="en-US" w:eastAsia="zh-CN"/>
               </w:rPr>
-              <w:t>-</w:t>
-            </w:r>
-            <w:r>
-              <w:rPr>
-                <w:rFonts w:hint="eastAsia" w:ascii="宋体" w:hAnsi="宋体" w:eastAsia="宋体" w:cs="宋体"/>
-                <w:sz w:val="21"/>
-                <w:szCs w:val="21"/>
-                <w:lang w:eastAsia="zh-CN"/>
-              </w:rPr>
-              <w:t>{% endif %}</w:t>
+              <w:t>测</w:t>
             </w:r>
           </w:p>
         </w:tc>
@@ -1782,57 +1781,213 @@
           </w:tblCellMar>
         </w:tblPrEx>
         <w:trPr>
-          <w:trHeight w:val="405" w:hRule="atLeast"/>
+          <w:trHeight w:val="397" w:hRule="atLeast"/>
           <w:jc w:val="center"/>
         </w:trPr>
         <w:tc>
           <w:tcPr>
-            <w:tcW w:w="1242" w:type="dxa"/>
-            <w:vAlign w:val="top"/>
+            <w:tcW w:w="1323" w:type="dxa"/>
+            <w:tcBorders>
+              <w:top w:val="single" w:color="auto" w:sz="4" w:space="0"/>
+              <w:left w:val="nil"/>
+              <w:bottom w:val="single" w:color="auto" w:sz="4" w:space="0"/>
+              <w:right w:val="single" w:color="auto" w:sz="4" w:space="0"/>
+            </w:tcBorders>
+            <w:vAlign w:val="center"/>
           </w:tcPr>
           <w:p>
             <w:pPr>
               <w:pStyle w:val="17"/>
-              <w:jc w:val="both"/>
-              <w:rPr>
-                <w:rFonts w:hint="eastAsia" w:asciiTheme="minorEastAsia" w:hAnsiTheme="minorEastAsia" w:eastAsiaTheme="minorEastAsia"/>
-                <w:b/>
-                <w:sz w:val="21"/>
-                <w:szCs w:val="21"/>
-                <w:lang w:eastAsia="zh-CN"/>
-              </w:rPr>
-            </w:pPr>
-            <w:r>
-              <w:rPr>
-                <w:rFonts w:hint="eastAsia" w:asciiTheme="minorEastAsia" w:hAnsiTheme="minorEastAsia" w:eastAsiaTheme="minorEastAsia"/>
-                <w:b/>
-                <w:sz w:val="21"/>
-                <w:szCs w:val="21"/>
-              </w:rPr>
-              <w:t>检测</w:t>
-            </w:r>
-            <w:r>
-              <w:rPr>
-                <w:rFonts w:hint="eastAsia" w:asciiTheme="minorEastAsia" w:hAnsiTheme="minorEastAsia" w:eastAsiaTheme="minorEastAsia"/>
-                <w:b/>
+              <w:keepNext w:val="0"/>
+              <w:keepLines w:val="0"/>
+              <w:pageBreakBefore w:val="0"/>
+              <w:widowControl/>
+              <w:kinsoku/>
+              <w:wordWrap/>
+              <w:overflowPunct/>
+              <w:topLinePunct w:val="0"/>
+              <w:autoSpaceDE/>
+              <w:autoSpaceDN/>
+              <w:bidi w:val="0"/>
+              <w:adjustRightInd/>
+              <w:snapToGrid/>
+              <w:spacing w:before="0" w:beforeAutospacing="0" w:after="0" w:afterAutospacing="0" w:line="240" w:lineRule="auto"/>
+              <w:jc w:val="center"/>
+              <w:rPr>
+                <w:rFonts w:hint="eastAsia" w:ascii="微软雅黑" w:hAnsi="微软雅黑" w:eastAsia="微软雅黑" w:cs="微软雅黑"/>
+                <w:b/>
+                <w:color w:val="000000"/>
+                <w:sz w:val="21"/>
+                <w:szCs w:val="21"/>
+                <w:lang w:val="en-US" w:eastAsia="zh-CN" w:bidi="ar"/>
+              </w:rPr>
+            </w:pPr>
+            <w:r>
+              <w:rPr>
+                <w:rFonts w:hint="eastAsia" w:ascii="微软雅黑" w:hAnsi="微软雅黑" w:eastAsia="微软雅黑" w:cs="微软雅黑"/>
+                <w:b/>
+                <w:color w:val="000000"/>
+                <w:sz w:val="21"/>
+                <w:szCs w:val="21"/>
+                <w:lang w:val="en-US" w:eastAsia="zh-CN" w:bidi="ar"/>
+              </w:rPr>
+              <w:t>标本类型</w:t>
+            </w:r>
+          </w:p>
+        </w:tc>
+        <w:tc>
+          <w:tcPr>
+            <w:tcW w:w="8415" w:type="dxa"/>
+            <w:gridSpan w:val="7"/>
+            <w:tcBorders>
+              <w:top w:val="single" w:color="auto" w:sz="4" w:space="0"/>
+              <w:left w:val="single" w:color="auto" w:sz="4" w:space="0"/>
+              <w:bottom w:val="single" w:color="auto" w:sz="4" w:space="0"/>
+              <w:right w:val="nil"/>
+            </w:tcBorders>
+            <w:vAlign w:val="center"/>
+          </w:tcPr>
+          <w:p>
+            <w:pPr>
+              <w:pStyle w:val="17"/>
+              <w:keepNext w:val="0"/>
+              <w:keepLines w:val="0"/>
+              <w:pageBreakBefore w:val="0"/>
+              <w:widowControl/>
+              <w:kinsoku/>
+              <w:wordWrap/>
+              <w:overflowPunct/>
+              <w:topLinePunct w:val="0"/>
+              <w:autoSpaceDE/>
+              <w:autoSpaceDN/>
+              <w:bidi w:val="0"/>
+              <w:adjustRightInd/>
+              <w:snapToGrid/>
+              <w:spacing w:before="0" w:beforeAutospacing="0" w:after="0" w:afterAutospacing="0" w:line="240" w:lineRule="auto"/>
+              <w:jc w:val="left"/>
+              <w:rPr>
+                <w:rFonts w:hint="eastAsia" w:ascii="微软雅黑" w:hAnsi="微软雅黑" w:eastAsia="微软雅黑" w:cs="微软雅黑"/>
                 <w:sz w:val="21"/>
                 <w:szCs w:val="21"/>
                 <w:lang w:val="en-US" w:eastAsia="zh-CN"/>
               </w:rPr>
-              <w:t>方法</w:t>
-            </w:r>
-          </w:p>
-        </w:tc>
-        <w:tc>
-          <w:tcPr>
-            <w:tcW w:w="8430" w:type="dxa"/>
+            </w:pPr>
+            <w:r>
+              <w:rPr>
+                <w:rFonts w:hint="eastAsia" w:ascii="微软雅黑" w:hAnsi="微软雅黑" w:eastAsia="微软雅黑" w:cs="微软雅黑"/>
+                <w:sz w:val="21"/>
+                <w:szCs w:val="21"/>
+                <w:lang w:val="en-US" w:eastAsia="zh-CN"/>
+              </w:rPr>
+              <w:t>{{ sample_type }}，肿瘤细胞含量：{% if summaryOfRresults.type == “tissue” %}≥10%{% else %}-{% endif %}</w:t>
+            </w:r>
+          </w:p>
+        </w:tc>
+      </w:tr>
+      <w:tr>
+        <w:tblPrEx>
+          <w:tblBorders>
+            <w:top w:val="single" w:color="auto" w:sz="4" w:space="0"/>
+            <w:left w:val="none" w:color="auto" w:sz="0" w:space="0"/>
+            <w:bottom w:val="single" w:color="auto" w:sz="4" w:space="0"/>
+            <w:right w:val="none" w:color="auto" w:sz="0" w:space="0"/>
+            <w:insideH w:val="single" w:color="auto" w:sz="4" w:space="0"/>
+            <w:insideV w:val="single" w:color="auto" w:sz="4" w:space="0"/>
+          </w:tblBorders>
+          <w:tblCellMar>
+            <w:top w:w="0" w:type="dxa"/>
+            <w:left w:w="108" w:type="dxa"/>
+            <w:bottom w:w="0" w:type="dxa"/>
+            <w:right w:w="108" w:type="dxa"/>
+          </w:tblCellMar>
+        </w:tblPrEx>
+        <w:trPr>
+          <w:trHeight w:val="397" w:hRule="atLeast"/>
+          <w:jc w:val="center"/>
+        </w:trPr>
+        <w:tc>
+          <w:tcPr>
+            <w:tcW w:w="1323" w:type="dxa"/>
+            <w:tcBorders>
+              <w:top w:val="single" w:color="auto" w:sz="4" w:space="0"/>
+              <w:left w:val="nil"/>
+              <w:bottom w:val="single" w:color="auto" w:sz="4" w:space="0"/>
+              <w:right w:val="single" w:color="auto" w:sz="4" w:space="0"/>
+            </w:tcBorders>
             <w:vAlign w:val="center"/>
           </w:tcPr>
           <w:p>
             <w:pPr>
               <w:pStyle w:val="17"/>
-              <w:rPr>
-                <w:rFonts w:hint="default" w:asciiTheme="minorEastAsia" w:hAnsiTheme="minorEastAsia" w:eastAsiaTheme="minorEastAsia"/>
+              <w:keepNext w:val="0"/>
+              <w:keepLines w:val="0"/>
+              <w:pageBreakBefore w:val="0"/>
+              <w:widowControl/>
+              <w:kinsoku/>
+              <w:wordWrap/>
+              <w:overflowPunct/>
+              <w:topLinePunct w:val="0"/>
+              <w:autoSpaceDE/>
+              <w:autoSpaceDN/>
+              <w:bidi w:val="0"/>
+              <w:adjustRightInd/>
+              <w:snapToGrid/>
+              <w:spacing w:before="0" w:beforeAutospacing="0" w:after="0" w:afterAutospacing="0" w:line="240" w:lineRule="auto"/>
+              <w:jc w:val="center"/>
+              <w:rPr>
+                <w:rFonts w:hint="eastAsia" w:ascii="微软雅黑" w:hAnsi="微软雅黑" w:eastAsia="微软雅黑" w:cs="微软雅黑"/>
+                <w:b/>
+                <w:color w:val="000000"/>
+                <w:sz w:val="21"/>
+                <w:szCs w:val="21"/>
+                <w:lang w:val="en-US" w:eastAsia="zh-CN" w:bidi="ar"/>
+              </w:rPr>
+            </w:pPr>
+            <w:r>
+              <w:rPr>
+                <w:rFonts w:hint="eastAsia" w:ascii="微软雅黑" w:hAnsi="微软雅黑" w:eastAsia="微软雅黑" w:cs="微软雅黑"/>
+                <w:b/>
+                <w:color w:val="000000"/>
+                <w:sz w:val="21"/>
+                <w:szCs w:val="21"/>
+                <w:lang w:val="en-US" w:eastAsia="zh-CN" w:bidi="ar"/>
+              </w:rPr>
+              <w:t>检测方法</w:t>
+            </w:r>
+          </w:p>
+        </w:tc>
+        <w:tc>
+          <w:tcPr>
+            <w:tcW w:w="8415" w:type="dxa"/>
+            <w:gridSpan w:val="7"/>
+            <w:tcBorders>
+              <w:top w:val="single" w:color="auto" w:sz="4" w:space="0"/>
+              <w:left w:val="single" w:color="auto" w:sz="4" w:space="0"/>
+              <w:bottom w:val="single" w:color="auto" w:sz="4" w:space="0"/>
+              <w:right w:val="nil"/>
+            </w:tcBorders>
+            <w:vAlign w:val="center"/>
+          </w:tcPr>
+          <w:p>
+            <w:pPr>
+              <w:pStyle w:val="17"/>
+              <w:keepNext w:val="0"/>
+              <w:keepLines w:val="0"/>
+              <w:pageBreakBefore w:val="0"/>
+              <w:widowControl/>
+              <w:kinsoku/>
+              <w:wordWrap/>
+              <w:overflowPunct/>
+              <w:topLinePunct w:val="0"/>
+              <w:autoSpaceDE/>
+              <w:autoSpaceDN/>
+              <w:bidi w:val="0"/>
+              <w:adjustRightInd/>
+              <w:snapToGrid/>
+              <w:spacing w:before="0" w:beforeAutospacing="0" w:after="0" w:afterAutospacing="0" w:line="240" w:lineRule="auto"/>
+              <w:jc w:val="left"/>
+              <w:rPr>
+                <w:rFonts w:hint="eastAsia" w:ascii="微软雅黑" w:hAnsi="微软雅黑" w:eastAsia="微软雅黑" w:cs="微软雅黑"/>
                 <w:color w:val="000000" w:themeColor="text1"/>
                 <w:sz w:val="21"/>
                 <w:szCs w:val="21"/>
@@ -1846,7 +2001,7 @@
             </w:pPr>
             <w:r>
               <w:rPr>
-                <w:rFonts w:hint="eastAsia" w:asciiTheme="minorEastAsia" w:hAnsiTheme="minorEastAsia" w:eastAsiaTheme="minorEastAsia"/>
+                <w:rFonts w:hint="eastAsia" w:ascii="微软雅黑" w:hAnsi="微软雅黑" w:eastAsia="微软雅黑" w:cs="微软雅黑"/>
                 <w:color w:val="000000" w:themeColor="text1"/>
                 <w:sz w:val="21"/>
                 <w:szCs w:val="21"/>
@@ -1885,26 +2040,49 @@
         </w:trPr>
         <w:tc>
           <w:tcPr>
-            <w:tcW w:w="1242" w:type="dxa"/>
-            <w:vAlign w:val="top"/>
+            <w:tcW w:w="1323" w:type="dxa"/>
+            <w:tcBorders>
+              <w:top w:val="single" w:color="auto" w:sz="4" w:space="0"/>
+              <w:left w:val="nil"/>
+              <w:right w:val="single" w:color="auto" w:sz="4" w:space="0"/>
+            </w:tcBorders>
+            <w:vAlign w:val="center"/>
           </w:tcPr>
           <w:p>
             <w:pPr>
               <w:pStyle w:val="17"/>
-              <w:jc w:val="both"/>
-              <w:rPr>
-                <w:rFonts w:asciiTheme="minorEastAsia" w:hAnsiTheme="minorEastAsia" w:eastAsiaTheme="minorEastAsia"/>
-                <w:b/>
-                <w:sz w:val="21"/>
-                <w:szCs w:val="21"/>
-              </w:rPr>
-            </w:pPr>
-            <w:r>
-              <w:rPr>
-                <w:rFonts w:hint="eastAsia" w:asciiTheme="minorEastAsia" w:hAnsiTheme="minorEastAsia" w:eastAsiaTheme="minorEastAsia"/>
-                <w:b/>
-                <w:sz w:val="21"/>
-                <w:szCs w:val="21"/>
+              <w:keepNext w:val="0"/>
+              <w:keepLines w:val="0"/>
+              <w:pageBreakBefore w:val="0"/>
+              <w:widowControl/>
+              <w:kinsoku/>
+              <w:wordWrap/>
+              <w:overflowPunct/>
+              <w:topLinePunct w:val="0"/>
+              <w:autoSpaceDE/>
+              <w:autoSpaceDN/>
+              <w:bidi w:val="0"/>
+              <w:adjustRightInd/>
+              <w:snapToGrid/>
+              <w:spacing w:before="0" w:beforeAutospacing="0" w:after="0" w:afterAutospacing="0" w:line="240" w:lineRule="auto"/>
+              <w:jc w:val="center"/>
+              <w:rPr>
+                <w:rFonts w:hint="eastAsia" w:ascii="微软雅黑" w:hAnsi="微软雅黑" w:eastAsia="微软雅黑" w:cs="微软雅黑"/>
+                <w:b/>
+                <w:color w:val="000000"/>
+                <w:sz w:val="21"/>
+                <w:szCs w:val="21"/>
+                <w:lang w:val="en-US" w:eastAsia="zh-CN" w:bidi="ar"/>
+              </w:rPr>
+            </w:pPr>
+            <w:r>
+              <w:rPr>
+                <w:rFonts w:hint="eastAsia" w:ascii="微软雅黑" w:hAnsi="微软雅黑" w:eastAsia="微软雅黑" w:cs="微软雅黑"/>
+                <w:b/>
+                <w:color w:val="000000"/>
+                <w:sz w:val="21"/>
+                <w:szCs w:val="21"/>
+                <w:lang w:val="en-US" w:eastAsia="zh-CN" w:bidi="ar"/>
               </w:rPr>
               <w:t>检测内容</w:t>
             </w:r>
@@ -1912,18 +2090,38 @@
         </w:tc>
         <w:tc>
           <w:tcPr>
-            <w:tcW w:w="8430" w:type="dxa"/>
+            <w:tcW w:w="8415" w:type="dxa"/>
+            <w:gridSpan w:val="7"/>
+            <w:tcBorders>
+              <w:top w:val="single" w:color="auto" w:sz="4" w:space="0"/>
+              <w:left w:val="single" w:color="auto" w:sz="4" w:space="0"/>
+              <w:right w:val="nil"/>
+            </w:tcBorders>
+            <w:vAlign w:val="center"/>
           </w:tcPr>
           <w:p>
             <w:pPr>
               <w:pStyle w:val="17"/>
-              <w:spacing w:line="260" w:lineRule="exact"/>
-              <w:rPr>
-                <w:rFonts w:asciiTheme="minorEastAsia" w:hAnsiTheme="minorEastAsia" w:eastAsiaTheme="minorEastAsia"/>
+              <w:keepNext w:val="0"/>
+              <w:keepLines w:val="0"/>
+              <w:pageBreakBefore w:val="0"/>
+              <w:widowControl/>
+              <w:kinsoku/>
+              <w:wordWrap/>
+              <w:overflowPunct/>
+              <w:topLinePunct w:val="0"/>
+              <w:autoSpaceDE/>
+              <w:autoSpaceDN/>
+              <w:bidi w:val="0"/>
+              <w:adjustRightInd/>
+              <w:snapToGrid/>
+              <w:spacing w:before="0" w:beforeAutospacing="0" w:after="0" w:afterAutospacing="0" w:line="240" w:lineRule="auto"/>
+              <w:jc w:val="left"/>
+              <w:rPr>
+                <w:rFonts w:hint="eastAsia" w:ascii="微软雅黑" w:hAnsi="微软雅黑" w:eastAsia="微软雅黑" w:cs="微软雅黑"/>
                 <w:color w:val="000000" w:themeColor="text1"/>
                 <w:sz w:val="21"/>
                 <w:szCs w:val="21"/>
-                <w:lang w:eastAsia="zh-CN"/>
                 <w14:textFill>
                   <w14:solidFill>
                     <w14:schemeClr w14:val="tx1"/>
@@ -1933,410 +2131,62 @@
             </w:pPr>
             <w:r>
               <w:rPr>
-                <w:rFonts w:asciiTheme="minorEastAsia" w:hAnsiTheme="minorEastAsia" w:eastAsiaTheme="minorEastAsia"/>
+                <w:rFonts w:hint="eastAsia" w:ascii="微软雅黑" w:hAnsi="微软雅黑" w:eastAsia="微软雅黑" w:cs="微软雅黑"/>
                 <w:color w:val="000000" w:themeColor="text1"/>
                 <w:sz w:val="21"/>
                 <w:szCs w:val="21"/>
-                <w:lang w:eastAsia="zh-CN"/>
                 <w14:textFill>
                   <w14:solidFill>
                     <w14:schemeClr w14:val="tx1"/>
                   </w14:solidFill>
                 </w14:textFill>
               </w:rPr>
-              <w:t>本</w:t>
-            </w:r>
-            <w:r>
-              <w:rPr>
-                <w:rFonts w:hint="eastAsia" w:asciiTheme="minorEastAsia" w:hAnsiTheme="minorEastAsia" w:eastAsiaTheme="minorEastAsia"/>
+              <w:t>本检测项目为肺癌76基因检测，针对与肿瘤密切相关的76个基因进行高通量测序{% if PDInfo != undefined %}，同时，本项目也通过免疫组化检测PD-L1表达情况{% endif %}。检测突变形式为点突变（SNV）、小片段插入缺失（INDEL）、拷贝数变异（CNV）以及融合（FUSION）。</w:t>
+            </w:r>
+          </w:p>
+          <w:p>
+            <w:pPr>
+              <w:pStyle w:val="17"/>
+              <w:keepNext w:val="0"/>
+              <w:keepLines w:val="0"/>
+              <w:pageBreakBefore w:val="0"/>
+              <w:widowControl/>
+              <w:kinsoku/>
+              <w:wordWrap/>
+              <w:overflowPunct/>
+              <w:topLinePunct w:val="0"/>
+              <w:autoSpaceDE/>
+              <w:autoSpaceDN/>
+              <w:bidi w:val="0"/>
+              <w:adjustRightInd/>
+              <w:snapToGrid/>
+              <w:spacing w:before="0" w:beforeAutospacing="0" w:after="0" w:afterAutospacing="0" w:line="240" w:lineRule="auto"/>
+              <w:jc w:val="left"/>
+              <w:rPr>
+                <w:rFonts w:hint="eastAsia" w:ascii="微软雅黑" w:hAnsi="微软雅黑" w:eastAsia="微软雅黑" w:cs="微软雅黑"/>
                 <w:color w:val="000000" w:themeColor="text1"/>
                 <w:sz w:val="21"/>
                 <w:szCs w:val="21"/>
-                <w:lang w:val="en-US" w:eastAsia="zh-CN"/>
                 <w14:textFill>
                   <w14:solidFill>
                     <w14:schemeClr w14:val="tx1"/>
                   </w14:solidFill>
                 </w14:textFill>
               </w:rPr>
-              <w:t>检测项目为肺癌76基因检测，针</w:t>
-            </w:r>
-            <w:r>
-              <w:rPr>
-                <w:rFonts w:asciiTheme="minorEastAsia" w:hAnsiTheme="minorEastAsia" w:eastAsiaTheme="minorEastAsia"/>
+            </w:pPr>
+            <w:r>
+              <w:rPr>
+                <w:rFonts w:hint="eastAsia" w:ascii="微软雅黑" w:hAnsi="微软雅黑" w:eastAsia="微软雅黑" w:cs="微软雅黑"/>
                 <w:color w:val="000000" w:themeColor="text1"/>
                 <w:sz w:val="21"/>
                 <w:szCs w:val="21"/>
-                <w:lang w:eastAsia="zh-CN"/>
                 <w14:textFill>
                   <w14:solidFill>
                     <w14:schemeClr w14:val="tx1"/>
                   </w14:solidFill>
                 </w14:textFill>
               </w:rPr>
-              <w:t>对与</w:t>
-            </w:r>
-            <w:r>
-              <w:rPr>
-                <w:rFonts w:hint="eastAsia" w:asciiTheme="minorEastAsia" w:hAnsiTheme="minorEastAsia" w:eastAsiaTheme="minorEastAsia"/>
-                <w:color w:val="000000" w:themeColor="text1"/>
-                <w:sz w:val="21"/>
-                <w:szCs w:val="21"/>
-                <w:lang w:val="en-US" w:eastAsia="zh-CN"/>
-                <w14:textFill>
-                  <w14:solidFill>
-                    <w14:schemeClr w14:val="tx1"/>
-                  </w14:solidFill>
-                </w14:textFill>
-              </w:rPr>
-              <w:t>肿瘤</w:t>
-            </w:r>
-            <w:r>
-              <w:rPr>
-                <w:rFonts w:asciiTheme="minorEastAsia" w:hAnsiTheme="minorEastAsia" w:eastAsiaTheme="minorEastAsia"/>
-                <w:color w:val="000000" w:themeColor="text1"/>
-                <w:sz w:val="21"/>
-                <w:szCs w:val="21"/>
-                <w:lang w:eastAsia="zh-CN"/>
-                <w14:textFill>
-                  <w14:solidFill>
-                    <w14:schemeClr w14:val="tx1"/>
-                  </w14:solidFill>
-                </w14:textFill>
-              </w:rPr>
-              <w:t>密切相关的</w:t>
-            </w:r>
-            <w:r>
-              <w:rPr>
-                <w:rFonts w:hint="eastAsia" w:asciiTheme="minorEastAsia" w:hAnsiTheme="minorEastAsia" w:eastAsiaTheme="minorEastAsia"/>
-                <w:color w:val="000000" w:themeColor="text1"/>
-                <w:sz w:val="21"/>
-                <w:szCs w:val="21"/>
-                <w:lang w:val="en-US" w:eastAsia="zh-CN"/>
-                <w14:textFill>
-                  <w14:solidFill>
-                    <w14:schemeClr w14:val="tx1"/>
-                  </w14:solidFill>
-                </w14:textFill>
-              </w:rPr>
-              <w:t>76</w:t>
-            </w:r>
-            <w:r>
-              <w:rPr>
-                <w:rFonts w:asciiTheme="minorEastAsia" w:hAnsiTheme="minorEastAsia" w:eastAsiaTheme="minorEastAsia"/>
-                <w:color w:val="000000" w:themeColor="text1"/>
-                <w:sz w:val="21"/>
-                <w:szCs w:val="21"/>
-                <w:lang w:eastAsia="zh-CN"/>
-                <w14:textFill>
-                  <w14:solidFill>
-                    <w14:schemeClr w14:val="tx1"/>
-                  </w14:solidFill>
-                </w14:textFill>
-              </w:rPr>
-              <w:t>个基因进行高通量测序</w:t>
-            </w:r>
-            <w:r>
-              <w:rPr>
-                <w:rFonts w:hint="eastAsia" w:asciiTheme="minorEastAsia" w:hAnsiTheme="minorEastAsia" w:eastAsiaTheme="minorEastAsia"/>
-                <w:color w:val="000000" w:themeColor="text1"/>
-                <w:sz w:val="21"/>
-                <w:szCs w:val="21"/>
-                <w:lang w:eastAsia="zh-CN"/>
-                <w14:textFill>
-                  <w14:solidFill>
-                    <w14:schemeClr w14:val="tx1"/>
-                  </w14:solidFill>
-                </w14:textFill>
-              </w:rPr>
-              <w:t>{% if PDInfo != undefined %}，</w:t>
-            </w:r>
-            <w:r>
-              <w:rPr>
-                <w:rFonts w:hint="eastAsia" w:asciiTheme="minorEastAsia" w:hAnsiTheme="minorEastAsia" w:eastAsiaTheme="minorEastAsia"/>
-                <w:color w:val="000000" w:themeColor="text1"/>
-                <w:sz w:val="21"/>
-                <w:szCs w:val="21"/>
-                <w:lang w:val="en-US" w:eastAsia="zh-CN"/>
-                <w14:textFill>
-                  <w14:solidFill>
-                    <w14:schemeClr w14:val="tx1"/>
-                  </w14:solidFill>
-                </w14:textFill>
-              </w:rPr>
-              <w:t>同时，</w:t>
-            </w:r>
-            <w:r>
-              <w:rPr>
-                <w:rFonts w:hint="eastAsia" w:asciiTheme="minorEastAsia" w:hAnsiTheme="minorEastAsia" w:eastAsiaTheme="minorEastAsia"/>
-                <w:color w:val="000000" w:themeColor="text1"/>
-                <w:sz w:val="21"/>
-                <w:szCs w:val="21"/>
-                <w:lang w:eastAsia="zh-CN"/>
-                <w14:textFill>
-                  <w14:solidFill>
-                    <w14:schemeClr w14:val="tx1"/>
-                  </w14:solidFill>
-                </w14:textFill>
-              </w:rPr>
-              <w:t>本</w:t>
-            </w:r>
-            <w:r>
-              <w:rPr>
-                <w:rFonts w:hint="eastAsia" w:asciiTheme="minorEastAsia" w:hAnsiTheme="minorEastAsia" w:eastAsiaTheme="minorEastAsia"/>
-                <w:color w:val="000000" w:themeColor="text1"/>
-                <w:sz w:val="21"/>
-                <w:szCs w:val="21"/>
-                <w:lang w:val="en-US" w:eastAsia="zh-CN"/>
-                <w14:textFill>
-                  <w14:solidFill>
-                    <w14:schemeClr w14:val="tx1"/>
-                  </w14:solidFill>
-                </w14:textFill>
-              </w:rPr>
-              <w:t>项目也</w:t>
-            </w:r>
-            <w:r>
-              <w:rPr>
-                <w:rFonts w:hint="eastAsia" w:asciiTheme="minorEastAsia" w:hAnsiTheme="minorEastAsia" w:eastAsiaTheme="minorEastAsia"/>
-                <w:color w:val="000000" w:themeColor="text1"/>
-                <w:sz w:val="21"/>
-                <w:szCs w:val="21"/>
-                <w:lang w:eastAsia="zh-CN"/>
-                <w14:textFill>
-                  <w14:solidFill>
-                    <w14:schemeClr w14:val="tx1"/>
-                  </w14:solidFill>
-                </w14:textFill>
-              </w:rPr>
-              <w:t>通过免疫组化检测PD-L1表达</w:t>
-            </w:r>
-            <w:r>
-              <w:rPr>
-                <w:rFonts w:hint="eastAsia" w:asciiTheme="minorEastAsia" w:hAnsiTheme="minorEastAsia" w:eastAsiaTheme="minorEastAsia"/>
-                <w:color w:val="000000" w:themeColor="text1"/>
-                <w:sz w:val="21"/>
-                <w:szCs w:val="21"/>
-                <w:lang w:val="en-US" w:eastAsia="zh-CN"/>
-                <w14:textFill>
-                  <w14:solidFill>
-                    <w14:schemeClr w14:val="tx1"/>
-                  </w14:solidFill>
-                </w14:textFill>
-              </w:rPr>
-              <w:t>情况</w:t>
-            </w:r>
-            <w:r>
-              <w:rPr>
-                <w:rFonts w:hint="eastAsia" w:asciiTheme="minorEastAsia" w:hAnsiTheme="minorEastAsia" w:eastAsiaTheme="minorEastAsia"/>
-                <w:color w:val="000000" w:themeColor="text1"/>
-                <w:sz w:val="21"/>
-                <w:szCs w:val="21"/>
-                <w:lang w:eastAsia="zh-CN"/>
-                <w14:textFill>
-                  <w14:solidFill>
-                    <w14:schemeClr w14:val="tx1"/>
-                  </w14:solidFill>
-                </w14:textFill>
-              </w:rPr>
-              <w:t>{% endif %}。</w:t>
-            </w:r>
-            <w:r>
-              <w:rPr>
-                <w:rFonts w:asciiTheme="minorEastAsia" w:hAnsiTheme="minorEastAsia" w:eastAsiaTheme="minorEastAsia"/>
-                <w:color w:val="000000" w:themeColor="text1"/>
-                <w:sz w:val="21"/>
-                <w:szCs w:val="21"/>
-                <w:lang w:eastAsia="zh-CN"/>
-                <w14:textFill>
-                  <w14:solidFill>
-                    <w14:schemeClr w14:val="tx1"/>
-                  </w14:solidFill>
-                </w14:textFill>
-              </w:rPr>
-              <w:t>检测突变形式为点突变</w:t>
-            </w:r>
-            <w:r>
-              <w:rPr>
-                <w:rFonts w:hint="eastAsia" w:asciiTheme="minorEastAsia" w:hAnsiTheme="minorEastAsia" w:eastAsiaTheme="minorEastAsia"/>
-                <w:color w:val="000000" w:themeColor="text1"/>
-                <w:sz w:val="21"/>
-                <w:szCs w:val="21"/>
-                <w:lang w:eastAsia="zh-CN"/>
-                <w14:textFill>
-                  <w14:solidFill>
-                    <w14:schemeClr w14:val="tx1"/>
-                  </w14:solidFill>
-                </w14:textFill>
-              </w:rPr>
-              <w:t>（SNV）</w:t>
-            </w:r>
-            <w:r>
-              <w:rPr>
-                <w:rFonts w:asciiTheme="minorEastAsia" w:hAnsiTheme="minorEastAsia" w:eastAsiaTheme="minorEastAsia"/>
-                <w:color w:val="000000" w:themeColor="text1"/>
-                <w:sz w:val="21"/>
-                <w:szCs w:val="21"/>
-                <w:lang w:eastAsia="zh-CN"/>
-                <w14:textFill>
-                  <w14:solidFill>
-                    <w14:schemeClr w14:val="tx1"/>
-                  </w14:solidFill>
-                </w14:textFill>
-              </w:rPr>
-              <w:t>、小片段插入缺失</w:t>
-            </w:r>
-            <w:r>
-              <w:rPr>
-                <w:rFonts w:hint="eastAsia" w:asciiTheme="minorEastAsia" w:hAnsiTheme="minorEastAsia" w:eastAsiaTheme="minorEastAsia"/>
-                <w:color w:val="000000" w:themeColor="text1"/>
-                <w:sz w:val="21"/>
-                <w:szCs w:val="21"/>
-                <w:lang w:eastAsia="zh-CN"/>
-                <w14:textFill>
-                  <w14:solidFill>
-                    <w14:schemeClr w14:val="tx1"/>
-                  </w14:solidFill>
-                </w14:textFill>
-              </w:rPr>
-              <w:t>（INDEL）</w:t>
-            </w:r>
-            <w:r>
-              <w:rPr>
-                <w:rFonts w:asciiTheme="minorEastAsia" w:hAnsiTheme="minorEastAsia" w:eastAsiaTheme="minorEastAsia"/>
-                <w:color w:val="000000" w:themeColor="text1"/>
-                <w:sz w:val="21"/>
-                <w:szCs w:val="21"/>
-                <w:lang w:eastAsia="zh-CN"/>
-                <w14:textFill>
-                  <w14:solidFill>
-                    <w14:schemeClr w14:val="tx1"/>
-                  </w14:solidFill>
-                </w14:textFill>
-              </w:rPr>
-              <w:t>、拷贝数变异</w:t>
-            </w:r>
-            <w:r>
-              <w:rPr>
-                <w:rFonts w:hint="eastAsia" w:asciiTheme="minorEastAsia" w:hAnsiTheme="minorEastAsia" w:eastAsiaTheme="minorEastAsia"/>
-                <w:color w:val="000000" w:themeColor="text1"/>
-                <w:sz w:val="21"/>
-                <w:szCs w:val="21"/>
-                <w:lang w:eastAsia="zh-CN"/>
-                <w14:textFill>
-                  <w14:solidFill>
-                    <w14:schemeClr w14:val="tx1"/>
-                  </w14:solidFill>
-                </w14:textFill>
-              </w:rPr>
-              <w:t>（CNV）</w:t>
-            </w:r>
-            <w:r>
-              <w:rPr>
-                <w:rFonts w:asciiTheme="minorEastAsia" w:hAnsiTheme="minorEastAsia" w:eastAsiaTheme="minorEastAsia"/>
-                <w:color w:val="000000" w:themeColor="text1"/>
-                <w:sz w:val="21"/>
-                <w:szCs w:val="21"/>
-                <w:lang w:eastAsia="zh-CN"/>
-                <w14:textFill>
-                  <w14:solidFill>
-                    <w14:schemeClr w14:val="tx1"/>
-                  </w14:solidFill>
-                </w14:textFill>
-              </w:rPr>
-              <w:t>以及融合</w:t>
-            </w:r>
-            <w:r>
-              <w:rPr>
-                <w:rFonts w:hint="eastAsia" w:asciiTheme="minorEastAsia" w:hAnsiTheme="minorEastAsia" w:eastAsiaTheme="minorEastAsia"/>
-                <w:color w:val="000000" w:themeColor="text1"/>
-                <w:sz w:val="21"/>
-                <w:szCs w:val="21"/>
-                <w:lang w:eastAsia="zh-CN"/>
-                <w14:textFill>
-                  <w14:solidFill>
-                    <w14:schemeClr w14:val="tx1"/>
-                  </w14:solidFill>
-                </w14:textFill>
-              </w:rPr>
-              <w:t>（FUSION）</w:t>
-            </w:r>
-            <w:r>
-              <w:rPr>
-                <w:rFonts w:asciiTheme="minorEastAsia" w:hAnsiTheme="minorEastAsia" w:eastAsiaTheme="minorEastAsia"/>
-                <w:color w:val="000000" w:themeColor="text1"/>
-                <w:sz w:val="21"/>
-                <w:szCs w:val="21"/>
-                <w:lang w:eastAsia="zh-CN"/>
-                <w14:textFill>
-                  <w14:solidFill>
-                    <w14:schemeClr w14:val="tx1"/>
-                  </w14:solidFill>
-                </w14:textFill>
-              </w:rPr>
-              <w:t>。</w:t>
-            </w:r>
-          </w:p>
-          <w:p>
-            <w:pPr>
-              <w:pStyle w:val="17"/>
-              <w:spacing w:line="260" w:lineRule="exact"/>
-              <w:rPr>
-                <w:rFonts w:asciiTheme="minorEastAsia" w:hAnsiTheme="minorEastAsia" w:eastAsiaTheme="minorEastAsia"/>
-                <w:color w:val="000000" w:themeColor="text1"/>
-                <w:sz w:val="21"/>
-                <w:szCs w:val="21"/>
-                <w14:textFill>
-                  <w14:solidFill>
-                    <w14:schemeClr w14:val="tx1"/>
-                  </w14:solidFill>
-                </w14:textFill>
-              </w:rPr>
-            </w:pPr>
-            <w:r>
-              <w:rPr>
-                <w:rFonts w:asciiTheme="minorEastAsia" w:hAnsiTheme="minorEastAsia" w:eastAsiaTheme="minorEastAsia"/>
-                <w:color w:val="000000" w:themeColor="text1"/>
-                <w:sz w:val="21"/>
-                <w:szCs w:val="21"/>
-                <w:lang w:eastAsia="zh-CN"/>
-                <w14:textFill>
-                  <w14:solidFill>
-                    <w14:schemeClr w14:val="tx1"/>
-                  </w14:solidFill>
-                </w14:textFill>
-              </w:rPr>
-              <w:t>本报告分析基因变异与靶向药物</w:t>
-            </w:r>
-            <w:r>
-              <w:rPr>
-                <w:rFonts w:hint="eastAsia" w:asciiTheme="minorEastAsia" w:hAnsiTheme="minorEastAsia" w:eastAsiaTheme="minorEastAsia"/>
-                <w:color w:val="000000" w:themeColor="text1"/>
-                <w:sz w:val="21"/>
-                <w:szCs w:val="21"/>
-                <w:lang w:eastAsia="zh-CN"/>
-                <w14:textFill>
-                  <w14:solidFill>
-                    <w14:schemeClr w14:val="tx1"/>
-                  </w14:solidFill>
-                </w14:textFill>
-              </w:rPr>
-              <w:t>、</w:t>
-            </w:r>
-            <w:r>
-              <w:rPr>
-                <w:rFonts w:asciiTheme="minorEastAsia" w:hAnsiTheme="minorEastAsia" w:eastAsiaTheme="minorEastAsia"/>
-                <w:color w:val="000000" w:themeColor="text1"/>
-                <w:sz w:val="21"/>
-                <w:szCs w:val="21"/>
-                <w:lang w:eastAsia="zh-CN"/>
-                <w14:textFill>
-                  <w14:solidFill>
-                    <w14:schemeClr w14:val="tx1"/>
-                  </w14:solidFill>
-                </w14:textFill>
-              </w:rPr>
-              <w:t>化疗药物的相关性，给出靶向药物（FDA/NMPA批准药物、临床试验药物等）、化疗药物的用药提示信息，从而为临床制定治疗方案提供参考信息。</w:t>
+              <w:t>本报告分析基因变异与靶向药物、化疗药物的相关性，给出靶向药物（FDA/NMPA批准药物、临床试验药物等）、化疗药物的用药提示信息，从而为临床制定治疗方案提供参考信息。</w:t>
             </w:r>
           </w:p>
         </w:tc>
@@ -2348,6 +2198,8 @@
           <w:rFonts w:ascii="Times New Roman" w:hAnsi="Times New Roman" w:eastAsia="微软雅黑" w:cs="Times New Roman"/>
         </w:rPr>
       </w:pPr>
+      <w:bookmarkStart w:id="43" w:name="_GoBack"/>
+      <w:bookmarkEnd w:id="43"/>
     </w:p>
     <w:p>
       <w:pPr>
@@ -2379,9 +2231,9 @@
           <w:shd w:val="clear" w:color="auto" w:fill="17365D"/>
         </w:rPr>
       </w:pPr>
-      <w:bookmarkStart w:id="0" w:name="_Toc527112379"/>
-      <w:bookmarkStart w:id="1" w:name="_Toc526855031"/>
-      <w:bookmarkStart w:id="2" w:name="_Toc534637492"/>
+      <w:bookmarkStart w:id="0" w:name="_Toc526855031"/>
+      <w:bookmarkStart w:id="1" w:name="_Toc534637492"/>
+      <w:bookmarkStart w:id="2" w:name="_Toc527112379"/>
       <w:r>
         <w:rPr>
           <w:rFonts w:hint="eastAsia" w:ascii="微软雅黑" w:hAnsi="微软雅黑" w:eastAsia="微软雅黑" w:cs="微软雅黑"/>
@@ -2854,6 +2706,7 @@
             <w:insideH w:val="single" w:color="243F61" w:themeColor="accent1" w:themeShade="7F" w:sz="6" w:space="0"/>
             <w:insideV w:val="single" w:color="243F61" w:themeColor="accent1" w:themeShade="7F" w:sz="6" w:space="0"/>
           </w:tblBorders>
+          <w:shd w:val="clear" w:color="auto" w:fill="auto"/>
           <w:tblCellMar>
             <w:top w:w="0" w:type="dxa"/>
             <w:left w:w="0" w:type="dxa"/>
@@ -3188,81 +3041,6 @@
                 <w:lang w:eastAsia="zh-CN"/>
               </w:rPr>
               <w:t>.CPS }}</w:t>
-            </w:r>
-          </w:p>
-        </w:tc>
-      </w:tr>
-      <w:tr>
-        <w:tblPrEx>
-          <w:tblBorders>
-            <w:top w:val="single" w:color="243F61" w:themeColor="accent1" w:themeShade="7F" w:sz="24" w:space="0"/>
-            <w:left w:val="none" w:color="auto" w:sz="0" w:space="0"/>
-            <w:bottom w:val="single" w:color="243F61" w:themeColor="accent1" w:themeShade="7F" w:sz="6" w:space="0"/>
-            <w:right w:val="none" w:color="auto" w:sz="0" w:space="0"/>
-            <w:insideH w:val="single" w:color="243F61" w:themeColor="accent1" w:themeShade="7F" w:sz="6" w:space="0"/>
-            <w:insideV w:val="single" w:color="243F61" w:themeColor="accent1" w:themeShade="7F" w:sz="6" w:space="0"/>
-          </w:tblBorders>
-          <w:tblCellMar>
-            <w:top w:w="0" w:type="dxa"/>
-            <w:left w:w="0" w:type="dxa"/>
-            <w:bottom w:w="0" w:type="dxa"/>
-            <w:right w:w="0" w:type="dxa"/>
-          </w:tblCellMar>
-        </w:tblPrEx>
-        <w:trPr>
-          <w:trHeight w:val="488" w:hRule="atLeast"/>
-          <w:jc w:val="center"/>
-        </w:trPr>
-        <w:tc>
-          <w:tcPr>
-            <w:tcW w:w="9558" w:type="dxa"/>
-            <w:gridSpan w:val="2"/>
-            <w:tcBorders>
-              <w:tl2br w:val="nil"/>
-              <w:tr2bl w:val="nil"/>
-            </w:tcBorders>
-            <w:shd w:val="clear" w:color="auto" w:fill="auto"/>
-            <w:vAlign w:val="center"/>
-          </w:tcPr>
-          <w:p>
-            <w:pPr>
-              <w:pStyle w:val="33"/>
-              <w:keepNext w:val="0"/>
-              <w:keepLines w:val="0"/>
-              <w:pageBreakBefore w:val="0"/>
-              <w:widowControl w:val="0"/>
-              <w:kinsoku/>
-              <w:wordWrap/>
-              <w:overflowPunct/>
-              <w:topLinePunct w:val="0"/>
-              <w:autoSpaceDE/>
-              <w:autoSpaceDN/>
-              <w:bidi w:val="0"/>
-              <w:adjustRightInd/>
-              <w:snapToGrid/>
-              <w:spacing w:before="77" w:line="240" w:lineRule="auto"/>
-              <w:ind w:left="119" w:leftChars="0" w:right="119" w:rightChars="0"/>
-              <w:jc w:val="left"/>
-              <w:textAlignment w:val="auto"/>
-              <w:rPr>
-                <w:rFonts w:ascii="Times New Roman" w:hAnsi="Times New Roman" w:eastAsia="微软雅黑" w:cs="Times New Roman"/>
-                <w:sz w:val="21"/>
-                <w:szCs w:val="21"/>
-                <w:highlight w:val="none"/>
-                <w:lang w:val="en-US" w:eastAsia="zh-CN" w:bidi="ar-SA"/>
-              </w:rPr>
-            </w:pPr>
-            <w:r>
-              <w:rPr>
-                <w:rFonts w:hint="eastAsia" w:ascii="Times New Roman" w:hAnsi="Times New Roman" w:eastAsia="微软雅黑" w:cs="Times New Roman"/>
-                <w:b w:val="0"/>
-                <w:bCs w:val="0"/>
-                <w:sz w:val="21"/>
-                <w:szCs w:val="21"/>
-                <w:highlight w:val="none"/>
-                <w:lang w:val="en-US" w:eastAsia="zh-CN" w:bidi="ar-SA"/>
-              </w:rPr>
-              <w:t>{%tr endif %}</w:t>
             </w:r>
           </w:p>
         </w:tc>
@@ -3291,6 +3069,82 @@
         </w:trPr>
         <w:tc>
           <w:tcPr>
+            <w:tcW w:w="9558" w:type="dxa"/>
+            <w:gridSpan w:val="2"/>
+            <w:tcBorders>
+              <w:tl2br w:val="nil"/>
+              <w:tr2bl w:val="nil"/>
+            </w:tcBorders>
+            <w:shd w:val="clear" w:color="auto" w:fill="auto"/>
+            <w:vAlign w:val="center"/>
+          </w:tcPr>
+          <w:p>
+            <w:pPr>
+              <w:pStyle w:val="33"/>
+              <w:keepNext w:val="0"/>
+              <w:keepLines w:val="0"/>
+              <w:pageBreakBefore w:val="0"/>
+              <w:widowControl w:val="0"/>
+              <w:kinsoku/>
+              <w:wordWrap/>
+              <w:overflowPunct/>
+              <w:topLinePunct w:val="0"/>
+              <w:autoSpaceDE/>
+              <w:autoSpaceDN/>
+              <w:bidi w:val="0"/>
+              <w:adjustRightInd/>
+              <w:snapToGrid/>
+              <w:spacing w:before="77" w:line="240" w:lineRule="auto"/>
+              <w:ind w:left="119" w:leftChars="0" w:right="119" w:rightChars="0"/>
+              <w:jc w:val="left"/>
+              <w:textAlignment w:val="auto"/>
+              <w:rPr>
+                <w:rFonts w:ascii="Times New Roman" w:hAnsi="Times New Roman" w:eastAsia="微软雅黑" w:cs="Times New Roman"/>
+                <w:sz w:val="21"/>
+                <w:szCs w:val="21"/>
+                <w:highlight w:val="none"/>
+                <w:lang w:val="en-US" w:eastAsia="zh-CN" w:bidi="ar-SA"/>
+              </w:rPr>
+            </w:pPr>
+            <w:r>
+              <w:rPr>
+                <w:rFonts w:hint="eastAsia" w:ascii="Times New Roman" w:hAnsi="Times New Roman" w:eastAsia="微软雅黑" w:cs="Times New Roman"/>
+                <w:b w:val="0"/>
+                <w:bCs w:val="0"/>
+                <w:sz w:val="21"/>
+                <w:szCs w:val="21"/>
+                <w:highlight w:val="none"/>
+                <w:lang w:val="en-US" w:eastAsia="zh-CN" w:bidi="ar-SA"/>
+              </w:rPr>
+              <w:t>{%tr endif %}</w:t>
+            </w:r>
+          </w:p>
+        </w:tc>
+      </w:tr>
+      <w:tr>
+        <w:tblPrEx>
+          <w:tblBorders>
+            <w:top w:val="single" w:color="243F61" w:themeColor="accent1" w:themeShade="7F" w:sz="24" w:space="0"/>
+            <w:left w:val="none" w:color="auto" w:sz="0" w:space="0"/>
+            <w:bottom w:val="single" w:color="243F61" w:themeColor="accent1" w:themeShade="7F" w:sz="6" w:space="0"/>
+            <w:right w:val="none" w:color="auto" w:sz="0" w:space="0"/>
+            <w:insideH w:val="single" w:color="243F61" w:themeColor="accent1" w:themeShade="7F" w:sz="6" w:space="0"/>
+            <w:insideV w:val="single" w:color="243F61" w:themeColor="accent1" w:themeShade="7F" w:sz="6" w:space="0"/>
+          </w:tblBorders>
+          <w:shd w:val="clear" w:color="auto" w:fill="auto"/>
+          <w:tblCellMar>
+            <w:top w:w="0" w:type="dxa"/>
+            <w:left w:w="0" w:type="dxa"/>
+            <w:bottom w:w="0" w:type="dxa"/>
+            <w:right w:w="0" w:type="dxa"/>
+          </w:tblCellMar>
+        </w:tblPrEx>
+        <w:trPr>
+          <w:trHeight w:val="488" w:hRule="atLeast"/>
+          <w:jc w:val="center"/>
+        </w:trPr>
+        <w:tc>
+          <w:tcPr>
             <w:tcW w:w="3876" w:type="dxa"/>
             <w:tcBorders>
               <w:tl2br w:val="nil"/>
@@ -3392,6 +3246,7 @@
             <w:insideH w:val="single" w:color="243F61" w:themeColor="accent1" w:themeShade="7F" w:sz="6" w:space="0"/>
             <w:insideV w:val="single" w:color="243F61" w:themeColor="accent1" w:themeShade="7F" w:sz="6" w:space="0"/>
           </w:tblBorders>
+          <w:shd w:val="clear" w:color="auto" w:fill="auto"/>
           <w:tblCellMar>
             <w:top w:w="0" w:type="dxa"/>
             <w:left w:w="0" w:type="dxa"/>
@@ -3787,8 +3642,6 @@
           <w:lang w:eastAsia="zh-CN"/>
         </w:rPr>
       </w:pPr>
-      <w:bookmarkStart w:id="43" w:name="_GoBack"/>
-      <w:bookmarkEnd w:id="43"/>
       <w:r>
         <w:rPr>
           <w:rFonts w:hint="eastAsia" w:ascii="微软雅黑" w:hAnsi="微软雅黑" w:eastAsia="微软雅黑" w:cs="微软雅黑"/>
@@ -3814,12 +3667,12 @@
           <w:lang w:val="en-US" w:eastAsia="zh-CN"/>
         </w:rPr>
       </w:pPr>
-      <w:bookmarkStart w:id="4" w:name="_Toc22132"/>
-      <w:bookmarkStart w:id="5" w:name="_Toc20136_WPSOffice_Level1"/>
-      <w:bookmarkStart w:id="6" w:name="_Toc19898_WPSOffice_Level1"/>
-      <w:bookmarkStart w:id="7" w:name="_Toc2819"/>
-      <w:bookmarkStart w:id="8" w:name="_Toc2781"/>
-      <w:bookmarkStart w:id="9" w:name="_Toc499"/>
+      <w:bookmarkStart w:id="4" w:name="_Toc19898_WPSOffice_Level1"/>
+      <w:bookmarkStart w:id="5" w:name="_Toc2819"/>
+      <w:bookmarkStart w:id="6" w:name="_Toc2781"/>
+      <w:bookmarkStart w:id="7" w:name="_Toc22132"/>
+      <w:bookmarkStart w:id="8" w:name="_Toc499"/>
+      <w:bookmarkStart w:id="9" w:name="_Toc20136_WPSOffice_Level1"/>
       <w:r>
         <w:rPr>
           <w:rFonts w:hint="eastAsia" w:ascii="Times New Roman" w:hAnsi="Times New Roman" w:eastAsia="微软雅黑" w:cs="黑体"/>
@@ -3868,10 +3721,10 @@
       </w:pPr>
       <w:bookmarkStart w:id="10" w:name="_Toc11015_WPSOffice_Level2"/>
       <w:bookmarkStart w:id="11" w:name="_Toc3049"/>
-      <w:bookmarkStart w:id="12" w:name="_Toc18062_WPSOffice_Level2"/>
-      <w:bookmarkStart w:id="13" w:name="_Toc10877"/>
-      <w:bookmarkStart w:id="14" w:name="_Toc9088"/>
-      <w:bookmarkStart w:id="15" w:name="_Toc23375"/>
+      <w:bookmarkStart w:id="12" w:name="_Toc9088"/>
+      <w:bookmarkStart w:id="13" w:name="_Toc18062_WPSOffice_Level2"/>
+      <w:bookmarkStart w:id="14" w:name="_Toc23375"/>
+      <w:bookmarkStart w:id="15" w:name="_Toc10877"/>
       <w:r>
         <w:rPr>
           <w:rFonts w:hint="eastAsia" w:ascii="微软雅黑" w:hAnsi="微软雅黑" w:eastAsia="微软雅黑" w:cs="微软雅黑"/>
@@ -8394,8 +8247,8 @@
       </w:pPr>
       <w:bookmarkStart w:id="16" w:name="_Toc10223"/>
       <w:bookmarkStart w:id="17" w:name="_Toc9387"/>
-      <w:bookmarkStart w:id="18" w:name="_Toc20034"/>
-      <w:bookmarkStart w:id="19" w:name="_Toc106719764"/>
+      <w:bookmarkStart w:id="18" w:name="_Toc106719764"/>
+      <w:bookmarkStart w:id="19" w:name="_Toc20034"/>
       <w:r>
         <w:rPr>
           <w:rFonts w:hint="eastAsia" w:ascii="微软雅黑" w:hAnsi="微软雅黑" w:eastAsia="微软雅黑" w:cs="微软雅黑"/>
@@ -8914,7 +8767,6 @@
             <w:insideH w:val="dashed" w:color="244061" w:sz="4" w:space="0"/>
             <w:insideV w:val="dashed" w:color="244061" w:sz="4" w:space="0"/>
           </w:tblBorders>
-          <w:shd w:val="clear" w:color="auto" w:fill="auto"/>
           <w:tblCellMar>
             <w:top w:w="0" w:type="dxa"/>
             <w:left w:w="108" w:type="dxa"/>
@@ -9084,6 +8936,7 @@
             <w:insideH w:val="dashed" w:color="244061" w:sz="4" w:space="0"/>
             <w:insideV w:val="dashed" w:color="244061" w:sz="4" w:space="0"/>
           </w:tblBorders>
+          <w:shd w:val="clear" w:color="auto" w:fill="auto"/>
           <w:tblCellMar>
             <w:top w:w="0" w:type="dxa"/>
             <w:left w:w="108" w:type="dxa"/>
@@ -9335,6 +9188,7 @@
             <w:insideH w:val="dashed" w:color="244061" w:sz="4" w:space="0"/>
             <w:insideV w:val="dashed" w:color="244061" w:sz="4" w:space="0"/>
           </w:tblBorders>
+          <w:shd w:val="clear" w:color="auto" w:fill="auto"/>
           <w:tblCellMar>
             <w:top w:w="0" w:type="dxa"/>
             <w:left w:w="108" w:type="dxa"/>
@@ -12341,7 +12195,6 @@
             <w:insideH w:val="dotted" w:color="A5A5A5" w:sz="4" w:space="0"/>
             <w:insideV w:val="dotted" w:color="A5A5A5" w:sz="4" w:space="0"/>
           </w:tblBorders>
-          <w:shd w:val="clear" w:color="auto" w:fill="auto"/>
           <w:tblCellMar>
             <w:top w:w="0" w:type="dxa"/>
             <w:left w:w="108" w:type="dxa"/>
@@ -13079,6 +12932,7 @@
             <w:insideH w:val="dotted" w:color="A5A5A5" w:sz="4" w:space="0"/>
             <w:insideV w:val="dotted" w:color="A5A5A5" w:sz="4" w:space="0"/>
           </w:tblBorders>
+          <w:shd w:val="clear" w:color="auto" w:fill="auto"/>
           <w:tblCellMar>
             <w:top w:w="0" w:type="dxa"/>
             <w:left w:w="108" w:type="dxa"/>
@@ -13285,11 +13139,11 @@
           <w:lang w:val="en-US" w:eastAsia="zh-CN"/>
         </w:rPr>
       </w:pPr>
-      <w:bookmarkStart w:id="25" w:name="_Toc4331_WPSOffice_Level2"/>
-      <w:bookmarkStart w:id="26" w:name="_Toc32443_WPSOffice_Level2"/>
-      <w:bookmarkStart w:id="27" w:name="_Toc6468"/>
-      <w:bookmarkStart w:id="28" w:name="_Toc23606"/>
-      <w:bookmarkStart w:id="29" w:name="_Toc22255"/>
+      <w:bookmarkStart w:id="25" w:name="_Toc32443_WPSOffice_Level2"/>
+      <w:bookmarkStart w:id="26" w:name="_Toc23606"/>
+      <w:bookmarkStart w:id="27" w:name="_Toc22255"/>
+      <w:bookmarkStart w:id="28" w:name="_Toc4331_WPSOffice_Level2"/>
+      <w:bookmarkStart w:id="29" w:name="_Toc6468"/>
       <w:r>
         <w:rPr>
           <w:rFonts w:hint="eastAsia" w:ascii="微软雅黑" w:hAnsi="微软雅黑" w:eastAsia="微软雅黑" w:cs="微软雅黑"/>
@@ -13446,8 +13300,8 @@
           </w14:textFill>
         </w:rPr>
       </w:pPr>
-      <w:bookmarkStart w:id="30" w:name="_Toc6931_WPSOffice_Level3"/>
-      <w:bookmarkStart w:id="31" w:name="_Toc15289_WPSOffice_Level3"/>
+      <w:bookmarkStart w:id="30" w:name="_Toc15289_WPSOffice_Level3"/>
+      <w:bookmarkStart w:id="31" w:name="_Toc6931_WPSOffice_Level3"/>
       <w:bookmarkStart w:id="32" w:name="_Toc18091_WPSOffice_Level3"/>
       <w:r>
         <w:rPr>
@@ -20469,12 +20323,6 @@
             <w:insideH w:val="dashed" w:color="244061" w:sz="4" w:space="0"/>
             <w:insideV w:val="dashed" w:color="244061" w:sz="4" w:space="0"/>
           </w:tblBorders>
-          <w:tblCellMar>
-            <w:top w:w="0" w:type="dxa"/>
-            <w:left w:w="108" w:type="dxa"/>
-            <w:bottom w:w="0" w:type="dxa"/>
-            <w:right w:w="108" w:type="dxa"/>
-          </w:tblCellMar>
         </w:tblPrEx>
         <w:trPr>
           <w:trHeight w:val="0" w:hRule="atLeast"/>
@@ -25095,13 +24943,13 @@
           <w:lang w:val="en-US" w:eastAsia="zh-CN"/>
         </w:rPr>
       </w:pPr>
-      <w:bookmarkStart w:id="36" w:name="_Toc7549"/>
-      <w:bookmarkStart w:id="37" w:name="_Toc22458"/>
-      <w:bookmarkStart w:id="38" w:name="_Toc30533"/>
-      <w:bookmarkStart w:id="39" w:name="_Toc19099"/>
-      <w:bookmarkStart w:id="40" w:name="_Toc16368_WPSOffice_Level1"/>
-      <w:bookmarkStart w:id="41" w:name="_Toc28910_WPSOffice_Level1"/>
-      <w:bookmarkStart w:id="42" w:name="_Toc22484_WPSOffice_Level1"/>
+      <w:bookmarkStart w:id="36" w:name="_Toc19099"/>
+      <w:bookmarkStart w:id="37" w:name="_Toc16368_WPSOffice_Level1"/>
+      <w:bookmarkStart w:id="38" w:name="_Toc22484_WPSOffice_Level1"/>
+      <w:bookmarkStart w:id="39" w:name="_Toc28910_WPSOffice_Level1"/>
+      <w:bookmarkStart w:id="40" w:name="_Toc7549"/>
+      <w:bookmarkStart w:id="41" w:name="_Toc22458"/>
+      <w:bookmarkStart w:id="42" w:name="_Toc30533"/>
       <w:r>
         <w:rPr>
           <w:rFonts w:hint="eastAsia" w:ascii="微软雅黑" w:hAnsi="微软雅黑" w:eastAsia="微软雅黑" w:cs="微软雅黑"/>

--- a/WebContent/docx/肺癌76基因检测报告-三峡.docx
+++ b/WebContent/docx/肺癌76基因检测报告-三峡.docx
@@ -393,16 +393,24 @@
         </w:tblCellMar>
       </w:tblPr>
       <w:tblGrid>
-        <w:gridCol w:w="1177"/>
-        <w:gridCol w:w="1039"/>
-        <w:gridCol w:w="1040"/>
-        <w:gridCol w:w="1037"/>
-        <w:gridCol w:w="1039"/>
-        <w:gridCol w:w="1039"/>
-        <w:gridCol w:w="1030"/>
-        <w:gridCol w:w="2271"/>
+        <w:gridCol w:w="1216"/>
+        <w:gridCol w:w="1079"/>
+        <w:gridCol w:w="1081"/>
+        <w:gridCol w:w="1077"/>
+        <w:gridCol w:w="1079"/>
+        <w:gridCol w:w="1079"/>
+        <w:gridCol w:w="1070"/>
+        <w:gridCol w:w="1991"/>
       </w:tblGrid>
       <w:tr>
+        <w:tblPrEx>
+          <w:tblCellMar>
+            <w:top w:w="0" w:type="dxa"/>
+            <w:left w:w="0" w:type="dxa"/>
+            <w:bottom w:w="0" w:type="dxa"/>
+            <w:right w:w="0" w:type="dxa"/>
+          </w:tblCellMar>
+        </w:tblPrEx>
         <w:trPr>
           <w:trHeight w:val="430" w:hRule="atLeast"/>
           <w:jc w:val="center"/>
@@ -880,7 +888,31 @@
                 <w:szCs w:val="21"/>
                 <w:lang w:bidi="ar"/>
               </w:rPr>
-              <w:t>{{ template_subbarcode }}</w:t>
+              <w:t xml:space="preserve">{{ </w:t>
+            </w:r>
+            <w:r>
+              <w:rPr>
+                <w:rFonts w:hint="eastAsia" w:ascii="微软雅黑" w:hAnsi="微软雅黑" w:eastAsia="微软雅黑" w:cs="微软雅黑"/>
+                <w:b w:val="0"/>
+                <w:bCs/>
+                <w:color w:val="000000"/>
+                <w:sz w:val="21"/>
+                <w:szCs w:val="21"/>
+                <w:lang w:val="en-US" w:eastAsia="zh-CN" w:bidi="ar"/>
+              </w:rPr>
+              <w:t>sample.patient_id</w:t>
+            </w:r>
+            <w:r>
+              <w:rPr>
+                <w:rFonts w:hint="eastAsia" w:ascii="微软雅黑" w:hAnsi="微软雅黑" w:eastAsia="微软雅黑" w:cs="微软雅黑"/>
+                <w:b w:val="0"/>
+                <w:bCs/>
+                <w:color w:val="000000"/>
+                <w:sz w:val="21"/>
+                <w:szCs w:val="21"/>
+                <w:lang w:bidi="ar"/>
+              </w:rPr>
+              <w:t xml:space="preserve"> }}</w:t>
             </w:r>
           </w:p>
         </w:tc>
@@ -2198,8 +2230,6 @@
           <w:rFonts w:ascii="Times New Roman" w:hAnsi="Times New Roman" w:eastAsia="微软雅黑" w:cs="Times New Roman"/>
         </w:rPr>
       </w:pPr>
-      <w:bookmarkStart w:id="43" w:name="_GoBack"/>
-      <w:bookmarkEnd w:id="43"/>
     </w:p>
     <w:p>
       <w:pPr>
@@ -2232,8 +2262,8 @@
         </w:rPr>
       </w:pPr>
       <w:bookmarkStart w:id="0" w:name="_Toc526855031"/>
-      <w:bookmarkStart w:id="1" w:name="_Toc534637492"/>
-      <w:bookmarkStart w:id="2" w:name="_Toc527112379"/>
+      <w:bookmarkStart w:id="1" w:name="_Toc527112379"/>
+      <w:bookmarkStart w:id="2" w:name="_Toc534637492"/>
       <w:r>
         <w:rPr>
           <w:rFonts w:hint="eastAsia" w:ascii="微软雅黑" w:hAnsi="微软雅黑" w:eastAsia="微软雅黑" w:cs="微软雅黑"/>
@@ -2310,6 +2340,7 @@
             <w:insideH w:val="single" w:color="243F61" w:themeColor="accent1" w:themeShade="7F" w:sz="6" w:space="0"/>
             <w:insideV w:val="single" w:color="243F61" w:themeColor="accent1" w:themeShade="7F" w:sz="6" w:space="0"/>
           </w:tblBorders>
+          <w:shd w:val="clear" w:color="auto" w:fill="auto"/>
           <w:tblCellMar>
             <w:top w:w="0" w:type="dxa"/>
             <w:left w:w="0" w:type="dxa"/>
@@ -3667,12 +3698,12 @@
           <w:lang w:val="en-US" w:eastAsia="zh-CN"/>
         </w:rPr>
       </w:pPr>
-      <w:bookmarkStart w:id="4" w:name="_Toc19898_WPSOffice_Level1"/>
-      <w:bookmarkStart w:id="5" w:name="_Toc2819"/>
-      <w:bookmarkStart w:id="6" w:name="_Toc2781"/>
-      <w:bookmarkStart w:id="7" w:name="_Toc22132"/>
+      <w:bookmarkStart w:id="4" w:name="_Toc2819"/>
+      <w:bookmarkStart w:id="5" w:name="_Toc20136_WPSOffice_Level1"/>
+      <w:bookmarkStart w:id="6" w:name="_Toc22132"/>
+      <w:bookmarkStart w:id="7" w:name="_Toc19898_WPSOffice_Level1"/>
       <w:bookmarkStart w:id="8" w:name="_Toc499"/>
-      <w:bookmarkStart w:id="9" w:name="_Toc20136_WPSOffice_Level1"/>
+      <w:bookmarkStart w:id="9" w:name="_Toc2781"/>
       <w:r>
         <w:rPr>
           <w:rFonts w:hint="eastAsia" w:ascii="Times New Roman" w:hAnsi="Times New Roman" w:eastAsia="微软雅黑" w:cs="黑体"/>
@@ -3721,10 +3752,10 @@
       </w:pPr>
       <w:bookmarkStart w:id="10" w:name="_Toc11015_WPSOffice_Level2"/>
       <w:bookmarkStart w:id="11" w:name="_Toc3049"/>
-      <w:bookmarkStart w:id="12" w:name="_Toc9088"/>
-      <w:bookmarkStart w:id="13" w:name="_Toc18062_WPSOffice_Level2"/>
+      <w:bookmarkStart w:id="12" w:name="_Toc10877"/>
+      <w:bookmarkStart w:id="13" w:name="_Toc9088"/>
       <w:bookmarkStart w:id="14" w:name="_Toc23375"/>
-      <w:bookmarkStart w:id="15" w:name="_Toc10877"/>
+      <w:bookmarkStart w:id="15" w:name="_Toc18062_WPSOffice_Level2"/>
       <w:r>
         <w:rPr>
           <w:rFonts w:hint="eastAsia" w:ascii="微软雅黑" w:hAnsi="微软雅黑" w:eastAsia="微软雅黑" w:cs="微软雅黑"/>
@@ -3827,7 +3858,25 @@
             </w14:solidFill>
           </w14:textFill>
         </w:rPr>
-        <w:t>，其中{{summaryOfRresults.somaticDrugCount}}个与靶向药物相关。{%if BodyDrugDrugDetectionStr or unknownVarAnalysisStr %}具体信息详见“基因检测结果解析”。{% endif %}</w:t>
+        <w:t>，其中{{summaryOfRresults.somaticDrugCount}}个与靶向药物相关。{%if BodyDrugDrugDetectionStr or unknownVarAnalysisStr %}具体信息详见“检测结果详细解析</w:t>
+      </w:r>
+      <w:bookmarkStart w:id="43" w:name="_GoBack"/>
+      <w:bookmarkEnd w:id="43"/>
+      <w:r>
+        <w:rPr>
+          <w:rFonts w:hint="eastAsia" w:ascii="Times New Roman" w:hAnsi="Times New Roman" w:eastAsia="微软雅黑" w:cs="Times New Roman"/>
+          <w:b/>
+          <w:color w:val="000000" w:themeColor="text1"/>
+          <w:sz w:val="21"/>
+          <w:szCs w:val="21"/>
+          <w:lang w:eastAsia="zh-CN"/>
+          <w14:textFill>
+            <w14:solidFill>
+              <w14:schemeClr w14:val="tx1"/>
+            </w14:solidFill>
+          </w14:textFill>
+        </w:rPr>
+        <w:t>”。{% endif %}</w:t>
       </w:r>
     </w:p>
     <w:tbl>
@@ -8245,10 +8294,10 @@
           <w:lang w:val="en-US" w:eastAsia="zh-CN"/>
         </w:rPr>
       </w:pPr>
-      <w:bookmarkStart w:id="16" w:name="_Toc10223"/>
+      <w:bookmarkStart w:id="16" w:name="_Toc20034"/>
       <w:bookmarkStart w:id="17" w:name="_Toc9387"/>
       <w:bookmarkStart w:id="18" w:name="_Toc106719764"/>
-      <w:bookmarkStart w:id="19" w:name="_Toc20034"/>
+      <w:bookmarkStart w:id="19" w:name="_Toc10223"/>
       <w:r>
         <w:rPr>
           <w:rFonts w:hint="eastAsia" w:ascii="微软雅黑" w:hAnsi="微软雅黑" w:eastAsia="微软雅黑" w:cs="微软雅黑"/>
@@ -8767,6 +8816,7 @@
             <w:insideH w:val="dashed" w:color="244061" w:sz="4" w:space="0"/>
             <w:insideV w:val="dashed" w:color="244061" w:sz="4" w:space="0"/>
           </w:tblBorders>
+          <w:shd w:val="clear" w:color="auto" w:fill="auto"/>
           <w:tblCellMar>
             <w:top w:w="0" w:type="dxa"/>
             <w:left w:w="108" w:type="dxa"/>
@@ -8936,7 +8986,6 @@
             <w:insideH w:val="dashed" w:color="244061" w:sz="4" w:space="0"/>
             <w:insideV w:val="dashed" w:color="244061" w:sz="4" w:space="0"/>
           </w:tblBorders>
-          <w:shd w:val="clear" w:color="auto" w:fill="auto"/>
           <w:tblCellMar>
             <w:top w:w="0" w:type="dxa"/>
             <w:left w:w="108" w:type="dxa"/>
@@ -9188,7 +9237,6 @@
             <w:insideH w:val="dashed" w:color="244061" w:sz="4" w:space="0"/>
             <w:insideV w:val="dashed" w:color="244061" w:sz="4" w:space="0"/>
           </w:tblBorders>
-          <w:shd w:val="clear" w:color="auto" w:fill="auto"/>
           <w:tblCellMar>
             <w:top w:w="0" w:type="dxa"/>
             <w:left w:w="108" w:type="dxa"/>
@@ -12195,6 +12243,7 @@
             <w:insideH w:val="dotted" w:color="A5A5A5" w:sz="4" w:space="0"/>
             <w:insideV w:val="dotted" w:color="A5A5A5" w:sz="4" w:space="0"/>
           </w:tblBorders>
+          <w:shd w:val="clear" w:color="auto" w:fill="auto"/>
           <w:tblCellMar>
             <w:top w:w="0" w:type="dxa"/>
             <w:left w:w="108" w:type="dxa"/>
@@ -12247,6 +12296,609 @@
                 <w:lang w:eastAsia="zh-CN"/>
               </w:rPr>
               <w:t>{%tr else %}</w:t>
+            </w:r>
+          </w:p>
+        </w:tc>
+      </w:tr>
+      <w:tr>
+        <w:tblPrEx>
+          <w:tblBorders>
+            <w:top w:val="dotted" w:color="A5A5A5" w:sz="4" w:space="0"/>
+            <w:left w:val="dotted" w:color="A5A5A5" w:sz="4" w:space="0"/>
+            <w:bottom w:val="dotted" w:color="A5A5A5" w:sz="4" w:space="0"/>
+            <w:right w:val="dotted" w:color="A5A5A5" w:sz="4" w:space="0"/>
+            <w:insideH w:val="dotted" w:color="A5A5A5" w:sz="4" w:space="0"/>
+            <w:insideV w:val="dotted" w:color="A5A5A5" w:sz="4" w:space="0"/>
+          </w:tblBorders>
+          <w:tblCellMar>
+            <w:top w:w="0" w:type="dxa"/>
+            <w:left w:w="108" w:type="dxa"/>
+            <w:bottom w:w="0" w:type="dxa"/>
+            <w:right w:w="108" w:type="dxa"/>
+          </w:tblCellMar>
+        </w:tblPrEx>
+        <w:trPr>
+          <w:trHeight w:val="510" w:hRule="atLeast"/>
+          <w:jc w:val="center"/>
+        </w:trPr>
+        <w:tc>
+          <w:tcPr>
+            <w:tcW w:w="1327" w:type="dxa"/>
+            <w:tcBorders>
+              <w:top w:val="dashed" w:color="244061" w:sz="4" w:space="0"/>
+              <w:left w:val="nil"/>
+              <w:bottom w:val="dashed" w:color="244061" w:sz="4" w:space="0"/>
+              <w:right w:val="dashed" w:color="244061" w:sz="4" w:space="0"/>
+            </w:tcBorders>
+            <w:shd w:val="clear" w:color="auto" w:fill="auto"/>
+            <w:vAlign w:val="center"/>
+          </w:tcPr>
+          <w:p>
+            <w:pPr>
+              <w:keepNext w:val="0"/>
+              <w:keepLines w:val="0"/>
+              <w:widowControl/>
+              <w:suppressLineNumbers w:val="0"/>
+              <w:jc w:val="center"/>
+              <w:textAlignment w:val="center"/>
+              <w:rPr>
+                <w:rFonts w:hint="eastAsia" w:ascii="Times New Roman" w:hAnsi="Times New Roman" w:eastAsia="微软雅黑" w:cs="Times New Roman"/>
+                <w:i w:val="0"/>
+                <w:iCs w:val="0"/>
+                <w:color w:val="000000"/>
+                <w:kern w:val="0"/>
+                <w:sz w:val="18"/>
+                <w:szCs w:val="18"/>
+                <w:u w:val="none"/>
+                <w:lang w:val="en-US" w:eastAsia="zh-CN" w:bidi="ar"/>
+              </w:rPr>
+            </w:pPr>
+            <w:r>
+              <w:rPr>
+                <w:rFonts w:hint="eastAsia" w:ascii="Times New Roman" w:hAnsi="Times New Roman" w:eastAsia="微软雅黑" w:cs="Times New Roman"/>
+                <w:i w:val="0"/>
+                <w:iCs w:val="0"/>
+                <w:color w:val="000000"/>
+                <w:kern w:val="0"/>
+                <w:sz w:val="18"/>
+                <w:szCs w:val="18"/>
+                <w:u w:val="none"/>
+                <w:lang w:val="en-US" w:eastAsia="zh-CN" w:bidi="ar"/>
+              </w:rPr>
+              <w:t>{% for i in il.desc1 | nl() %}{%if loop.last%}{{ i }}{%else%}{{ i }}</w:t>
+            </w:r>
+          </w:p>
+          <w:p>
+            <w:pPr>
+              <w:keepNext w:val="0"/>
+              <w:keepLines w:val="0"/>
+              <w:widowControl/>
+              <w:suppressLineNumbers w:val="0"/>
+              <w:jc w:val="center"/>
+              <w:textAlignment w:val="center"/>
+              <w:rPr>
+                <w:rFonts w:hint="default" w:ascii="Times New Roman" w:hAnsi="Times New Roman" w:eastAsia="微软雅黑" w:cs="Times New Roman"/>
+                <w:i w:val="0"/>
+                <w:iCs w:val="0"/>
+                <w:color w:val="000000"/>
+                <w:kern w:val="0"/>
+                <w:sz w:val="18"/>
+                <w:szCs w:val="18"/>
+                <w:u w:val="none"/>
+                <w:lang w:val="en-US" w:eastAsia="zh-CN" w:bidi="ar"/>
+              </w:rPr>
+            </w:pPr>
+            <w:r>
+              <w:rPr>
+                <w:rFonts w:hint="eastAsia" w:ascii="Times New Roman" w:hAnsi="Times New Roman" w:eastAsia="微软雅黑" w:cs="Times New Roman"/>
+                <w:i w:val="0"/>
+                <w:iCs w:val="0"/>
+                <w:color w:val="000000"/>
+                <w:kern w:val="0"/>
+                <w:sz w:val="18"/>
+                <w:szCs w:val="18"/>
+                <w:u w:val="none"/>
+                <w:lang w:val="en-US" w:eastAsia="zh-CN" w:bidi="ar"/>
+              </w:rPr>
+              <w:t>{%endif%}{% endfor%}</w:t>
+            </w:r>
+          </w:p>
+        </w:tc>
+        <w:tc>
+          <w:tcPr>
+            <w:tcW w:w="1327" w:type="dxa"/>
+            <w:tcBorders>
+              <w:top w:val="dashed" w:color="244061" w:sz="4" w:space="0"/>
+              <w:left w:val="dashed" w:color="244061" w:sz="4" w:space="0"/>
+              <w:bottom w:val="dashed" w:color="244061" w:sz="4" w:space="0"/>
+              <w:right w:val="dashed" w:color="244061" w:sz="4" w:space="0"/>
+            </w:tcBorders>
+            <w:shd w:val="clear" w:color="auto" w:fill="auto"/>
+            <w:vAlign w:val="center"/>
+          </w:tcPr>
+          <w:p>
+            <w:pPr>
+              <w:keepNext w:val="0"/>
+              <w:keepLines w:val="0"/>
+              <w:widowControl/>
+              <w:suppressLineNumbers w:val="0"/>
+              <w:jc w:val="center"/>
+              <w:textAlignment w:val="center"/>
+              <w:rPr>
+                <w:rFonts w:hint="eastAsia" w:ascii="Times New Roman" w:hAnsi="Times New Roman" w:eastAsia="微软雅黑" w:cs="Times New Roman"/>
+                <w:i w:val="0"/>
+                <w:iCs w:val="0"/>
+                <w:color w:val="000000"/>
+                <w:kern w:val="0"/>
+                <w:sz w:val="18"/>
+                <w:szCs w:val="18"/>
+                <w:u w:val="none"/>
+                <w:lang w:val="en-US" w:eastAsia="zh-CN" w:bidi="ar"/>
+              </w:rPr>
+            </w:pPr>
+            <w:r>
+              <w:rPr>
+                <w:rFonts w:hint="eastAsia" w:ascii="Times New Roman" w:hAnsi="Times New Roman" w:eastAsia="微软雅黑" w:cs="Times New Roman"/>
+                <w:i w:val="0"/>
+                <w:iCs w:val="0"/>
+                <w:color w:val="000000"/>
+                <w:kern w:val="0"/>
+                <w:sz w:val="18"/>
+                <w:szCs w:val="18"/>
+                <w:u w:val="none"/>
+                <w:lang w:val="en-US" w:eastAsia="zh-CN" w:bidi="ar"/>
+              </w:rPr>
+              <w:t>{% for i in il.desc2 | nl() %}{%if loop.last%}{{ i }}{%else%}{{ i }}</w:t>
+            </w:r>
+          </w:p>
+          <w:p>
+            <w:pPr>
+              <w:keepNext w:val="0"/>
+              <w:keepLines w:val="0"/>
+              <w:widowControl/>
+              <w:suppressLineNumbers w:val="0"/>
+              <w:jc w:val="center"/>
+              <w:textAlignment w:val="center"/>
+              <w:rPr>
+                <w:rFonts w:hint="default" w:ascii="Times New Roman" w:hAnsi="Times New Roman" w:eastAsia="微软雅黑" w:cs="Times New Roman"/>
+                <w:i w:val="0"/>
+                <w:iCs w:val="0"/>
+                <w:color w:val="000000"/>
+                <w:kern w:val="0"/>
+                <w:sz w:val="18"/>
+                <w:szCs w:val="18"/>
+                <w:u w:val="none"/>
+                <w:lang w:val="en-US" w:eastAsia="zh-CN" w:bidi="ar"/>
+              </w:rPr>
+            </w:pPr>
+            <w:r>
+              <w:rPr>
+                <w:rFonts w:hint="eastAsia" w:ascii="Times New Roman" w:hAnsi="Times New Roman" w:eastAsia="微软雅黑" w:cs="Times New Roman"/>
+                <w:i w:val="0"/>
+                <w:iCs w:val="0"/>
+                <w:color w:val="000000"/>
+                <w:kern w:val="0"/>
+                <w:sz w:val="18"/>
+                <w:szCs w:val="18"/>
+                <w:u w:val="none"/>
+                <w:lang w:val="en-US" w:eastAsia="zh-CN" w:bidi="ar"/>
+              </w:rPr>
+              <w:t>{%endif%}{% endfor%}</w:t>
+            </w:r>
+          </w:p>
+        </w:tc>
+        <w:tc>
+          <w:tcPr>
+            <w:tcW w:w="1327" w:type="dxa"/>
+            <w:tcBorders>
+              <w:top w:val="dashed" w:color="244061" w:sz="4" w:space="0"/>
+              <w:left w:val="dashed" w:color="244061" w:sz="4" w:space="0"/>
+              <w:bottom w:val="dashed" w:color="244061" w:sz="4" w:space="0"/>
+              <w:right w:val="dashed" w:color="244061" w:sz="4" w:space="0"/>
+            </w:tcBorders>
+            <w:shd w:val="clear" w:color="auto" w:fill="auto"/>
+            <w:vAlign w:val="center"/>
+          </w:tcPr>
+          <w:p>
+            <w:pPr>
+              <w:keepNext w:val="0"/>
+              <w:keepLines w:val="0"/>
+              <w:widowControl/>
+              <w:suppressLineNumbers w:val="0"/>
+              <w:jc w:val="center"/>
+              <w:textAlignment w:val="center"/>
+              <w:rPr>
+                <w:rFonts w:hint="eastAsia" w:ascii="Times New Roman" w:hAnsi="Times New Roman" w:eastAsia="微软雅黑" w:cs="Times New Roman"/>
+                <w:i w:val="0"/>
+                <w:iCs w:val="0"/>
+                <w:color w:val="000000"/>
+                <w:kern w:val="0"/>
+                <w:sz w:val="18"/>
+                <w:szCs w:val="18"/>
+                <w:u w:val="none"/>
+                <w:lang w:val="en-US" w:eastAsia="zh-CN" w:bidi="ar"/>
+              </w:rPr>
+            </w:pPr>
+            <w:r>
+              <w:rPr>
+                <w:rFonts w:hint="eastAsia" w:ascii="Times New Roman" w:hAnsi="Times New Roman" w:eastAsia="微软雅黑" w:cs="Times New Roman"/>
+                <w:i w:val="0"/>
+                <w:iCs w:val="0"/>
+                <w:color w:val="000000"/>
+                <w:kern w:val="0"/>
+                <w:sz w:val="18"/>
+                <w:szCs w:val="18"/>
+                <w:u w:val="none"/>
+                <w:lang w:val="en-US" w:eastAsia="zh-CN" w:bidi="ar"/>
+              </w:rPr>
+              <w:t>{% for i in il.desc3 | nl() %}{%if loop.last%}{{ i }}{%else%}{{ i }}</w:t>
+            </w:r>
+          </w:p>
+          <w:p>
+            <w:pPr>
+              <w:keepNext w:val="0"/>
+              <w:keepLines w:val="0"/>
+              <w:widowControl/>
+              <w:suppressLineNumbers w:val="0"/>
+              <w:jc w:val="center"/>
+              <w:textAlignment w:val="center"/>
+              <w:rPr>
+                <w:rFonts w:hint="eastAsia" w:ascii="Times New Roman" w:hAnsi="Times New Roman" w:eastAsia="微软雅黑" w:cs="Times New Roman"/>
+                <w:i w:val="0"/>
+                <w:iCs w:val="0"/>
+                <w:color w:val="000000"/>
+                <w:kern w:val="0"/>
+                <w:sz w:val="18"/>
+                <w:szCs w:val="18"/>
+                <w:u w:val="none"/>
+                <w:lang w:val="en-US" w:eastAsia="zh-CN" w:bidi="ar"/>
+              </w:rPr>
+            </w:pPr>
+            <w:r>
+              <w:rPr>
+                <w:rFonts w:hint="eastAsia" w:ascii="Times New Roman" w:hAnsi="Times New Roman" w:eastAsia="微软雅黑" w:cs="Times New Roman"/>
+                <w:i w:val="0"/>
+                <w:iCs w:val="0"/>
+                <w:color w:val="000000"/>
+                <w:kern w:val="0"/>
+                <w:sz w:val="18"/>
+                <w:szCs w:val="18"/>
+                <w:u w:val="none"/>
+                <w:lang w:val="en-US" w:eastAsia="zh-CN" w:bidi="ar"/>
+              </w:rPr>
+              <w:t>{%endif%}{% endfor%}</w:t>
+            </w:r>
+          </w:p>
+        </w:tc>
+        <w:tc>
+          <w:tcPr>
+            <w:tcW w:w="1184" w:type="dxa"/>
+            <w:tcBorders>
+              <w:top w:val="dashed" w:color="244061" w:sz="4" w:space="0"/>
+              <w:left w:val="dashed" w:color="244061" w:sz="4" w:space="0"/>
+              <w:bottom w:val="dashed" w:color="244061" w:sz="4" w:space="0"/>
+              <w:right w:val="dashed" w:color="244061" w:sz="4" w:space="0"/>
+            </w:tcBorders>
+            <w:shd w:val="clear" w:color="auto" w:fill="auto"/>
+            <w:vAlign w:val="center"/>
+          </w:tcPr>
+          <w:p>
+            <w:pPr>
+              <w:keepNext w:val="0"/>
+              <w:keepLines w:val="0"/>
+              <w:widowControl/>
+              <w:suppressLineNumbers w:val="0"/>
+              <w:jc w:val="center"/>
+              <w:textAlignment w:val="center"/>
+              <w:rPr>
+                <w:rFonts w:hint="eastAsia" w:ascii="Times New Roman" w:hAnsi="Times New Roman" w:eastAsia="微软雅黑" w:cs="Times New Roman"/>
+                <w:i w:val="0"/>
+                <w:iCs w:val="0"/>
+                <w:color w:val="000000"/>
+                <w:kern w:val="0"/>
+                <w:sz w:val="18"/>
+                <w:szCs w:val="18"/>
+                <w:u w:val="none"/>
+                <w:lang w:val="en-US" w:eastAsia="zh-CN" w:bidi="ar"/>
+              </w:rPr>
+            </w:pPr>
+            <w:r>
+              <w:rPr>
+                <w:rFonts w:hint="eastAsia" w:ascii="Times New Roman" w:hAnsi="Times New Roman" w:eastAsia="微软雅黑" w:cs="Times New Roman"/>
+                <w:i w:val="0"/>
+                <w:iCs w:val="0"/>
+                <w:color w:val="000000"/>
+                <w:kern w:val="0"/>
+                <w:sz w:val="18"/>
+                <w:szCs w:val="18"/>
+                <w:u w:val="none"/>
+                <w:lang w:val="en-US" w:eastAsia="zh-CN" w:bidi="ar"/>
+              </w:rPr>
+              <w:t>{% for i in il.desc4 | nl() %}{%if loop.last%}{{ i }}{%else%}{{ i }}</w:t>
+            </w:r>
+          </w:p>
+          <w:p>
+            <w:pPr>
+              <w:keepNext w:val="0"/>
+              <w:keepLines w:val="0"/>
+              <w:widowControl/>
+              <w:suppressLineNumbers w:val="0"/>
+              <w:jc w:val="center"/>
+              <w:textAlignment w:val="center"/>
+              <w:rPr>
+                <w:rFonts w:hint="default" w:ascii="Times New Roman" w:hAnsi="Times New Roman" w:eastAsia="微软雅黑" w:cs="Times New Roman"/>
+                <w:i w:val="0"/>
+                <w:iCs w:val="0"/>
+                <w:color w:val="000000"/>
+                <w:kern w:val="0"/>
+                <w:sz w:val="18"/>
+                <w:szCs w:val="18"/>
+                <w:u w:val="none"/>
+                <w:lang w:val="en-US" w:eastAsia="zh-CN" w:bidi="ar"/>
+              </w:rPr>
+            </w:pPr>
+            <w:r>
+              <w:rPr>
+                <w:rFonts w:hint="eastAsia" w:ascii="Times New Roman" w:hAnsi="Times New Roman" w:eastAsia="微软雅黑" w:cs="Times New Roman"/>
+                <w:i w:val="0"/>
+                <w:iCs w:val="0"/>
+                <w:color w:val="000000"/>
+                <w:kern w:val="0"/>
+                <w:sz w:val="18"/>
+                <w:szCs w:val="18"/>
+                <w:u w:val="none"/>
+                <w:lang w:val="en-US" w:eastAsia="zh-CN" w:bidi="ar"/>
+              </w:rPr>
+              <w:t>{%endif%}{% endfor%}</w:t>
+            </w:r>
+          </w:p>
+        </w:tc>
+        <w:tc>
+          <w:tcPr>
+            <w:tcW w:w="1470" w:type="dxa"/>
+            <w:tcBorders>
+              <w:top w:val="dashed" w:color="244061" w:sz="4" w:space="0"/>
+              <w:left w:val="dashed" w:color="244061" w:sz="4" w:space="0"/>
+              <w:bottom w:val="dashed" w:color="244061" w:sz="4" w:space="0"/>
+              <w:right w:val="dashed" w:color="244061" w:sz="4" w:space="0"/>
+            </w:tcBorders>
+            <w:shd w:val="clear" w:color="auto" w:fill="auto"/>
+            <w:vAlign w:val="center"/>
+          </w:tcPr>
+          <w:p>
+            <w:pPr>
+              <w:keepNext w:val="0"/>
+              <w:keepLines w:val="0"/>
+              <w:widowControl/>
+              <w:suppressLineNumbers w:val="0"/>
+              <w:jc w:val="center"/>
+              <w:textAlignment w:val="center"/>
+              <w:rPr>
+                <w:rFonts w:hint="eastAsia" w:ascii="Times New Roman" w:hAnsi="Times New Roman" w:eastAsia="微软雅黑" w:cs="Times New Roman"/>
+                <w:i w:val="0"/>
+                <w:iCs w:val="0"/>
+                <w:color w:val="000000"/>
+                <w:kern w:val="0"/>
+                <w:sz w:val="18"/>
+                <w:szCs w:val="18"/>
+                <w:u w:val="none"/>
+                <w:lang w:val="en-US" w:eastAsia="zh-CN" w:bidi="ar"/>
+              </w:rPr>
+            </w:pPr>
+            <w:r>
+              <w:rPr>
+                <w:rFonts w:hint="eastAsia" w:ascii="Times New Roman" w:hAnsi="Times New Roman" w:eastAsia="微软雅黑" w:cs="Times New Roman"/>
+                <w:i w:val="0"/>
+                <w:iCs w:val="0"/>
+                <w:color w:val="000000"/>
+                <w:kern w:val="0"/>
+                <w:sz w:val="18"/>
+                <w:szCs w:val="18"/>
+                <w:u w:val="none"/>
+                <w:lang w:val="en-US" w:eastAsia="zh-CN" w:bidi="ar"/>
+              </w:rPr>
+              <w:t>{% for i in il.desc7 | nl() %}{%if loop.last%}{{ i }}{%else%}{{ i }}</w:t>
+            </w:r>
+          </w:p>
+          <w:p>
+            <w:pPr>
+              <w:keepNext w:val="0"/>
+              <w:keepLines w:val="0"/>
+              <w:widowControl/>
+              <w:suppressLineNumbers w:val="0"/>
+              <w:jc w:val="center"/>
+              <w:textAlignment w:val="center"/>
+              <w:rPr>
+                <w:rFonts w:hint="default" w:ascii="Times New Roman" w:hAnsi="Times New Roman" w:eastAsia="微软雅黑" w:cs="Times New Roman"/>
+                <w:i w:val="0"/>
+                <w:iCs w:val="0"/>
+                <w:color w:val="000000"/>
+                <w:kern w:val="0"/>
+                <w:sz w:val="18"/>
+                <w:szCs w:val="18"/>
+                <w:u w:val="none"/>
+                <w:lang w:val="en-US" w:eastAsia="zh-CN" w:bidi="ar"/>
+              </w:rPr>
+            </w:pPr>
+            <w:r>
+              <w:rPr>
+                <w:rFonts w:hint="eastAsia" w:ascii="Times New Roman" w:hAnsi="Times New Roman" w:eastAsia="微软雅黑" w:cs="Times New Roman"/>
+                <w:i w:val="0"/>
+                <w:iCs w:val="0"/>
+                <w:color w:val="000000"/>
+                <w:kern w:val="0"/>
+                <w:sz w:val="18"/>
+                <w:szCs w:val="18"/>
+                <w:u w:val="none"/>
+                <w:lang w:val="en-US" w:eastAsia="zh-CN" w:bidi="ar"/>
+              </w:rPr>
+              <w:t>{%endif%}{% endfor%}</w:t>
+            </w:r>
+          </w:p>
+        </w:tc>
+        <w:tc>
+          <w:tcPr>
+            <w:tcW w:w="1327" w:type="dxa"/>
+            <w:tcBorders>
+              <w:top w:val="dashed" w:color="244061" w:sz="4" w:space="0"/>
+              <w:left w:val="dashed" w:color="244061" w:sz="4" w:space="0"/>
+              <w:bottom w:val="dashed" w:color="244061" w:sz="4" w:space="0"/>
+              <w:right w:val="dashed" w:color="244061" w:sz="4" w:space="0"/>
+            </w:tcBorders>
+            <w:shd w:val="clear" w:color="auto" w:fill="auto"/>
+            <w:vAlign w:val="center"/>
+          </w:tcPr>
+          <w:p>
+            <w:pPr>
+              <w:keepNext w:val="0"/>
+              <w:keepLines w:val="0"/>
+              <w:widowControl/>
+              <w:suppressLineNumbers w:val="0"/>
+              <w:jc w:val="center"/>
+              <w:textAlignment w:val="center"/>
+              <w:rPr>
+                <w:rFonts w:hint="eastAsia" w:ascii="Times New Roman" w:hAnsi="Times New Roman" w:eastAsia="微软雅黑" w:cs="Times New Roman"/>
+                <w:i w:val="0"/>
+                <w:iCs w:val="0"/>
+                <w:color w:val="000000"/>
+                <w:kern w:val="0"/>
+                <w:sz w:val="18"/>
+                <w:szCs w:val="18"/>
+                <w:u w:val="none"/>
+                <w:lang w:val="en-US" w:eastAsia="zh-CN" w:bidi="ar"/>
+              </w:rPr>
+            </w:pPr>
+            <w:r>
+              <w:rPr>
+                <w:rFonts w:hint="eastAsia" w:ascii="Times New Roman" w:hAnsi="Times New Roman" w:eastAsia="微软雅黑" w:cs="Times New Roman"/>
+                <w:i w:val="0"/>
+                <w:iCs w:val="0"/>
+                <w:color w:val="000000"/>
+                <w:kern w:val="0"/>
+                <w:sz w:val="18"/>
+                <w:szCs w:val="18"/>
+                <w:u w:val="none"/>
+                <w:lang w:val="en-US" w:eastAsia="zh-CN" w:bidi="ar"/>
+              </w:rPr>
+              <w:t>{% for i in il.desc8 | nl() %}{%if loop.last%}{{ i }}{%else%}{{ i }}</w:t>
+            </w:r>
+          </w:p>
+          <w:p>
+            <w:pPr>
+              <w:keepNext w:val="0"/>
+              <w:keepLines w:val="0"/>
+              <w:widowControl/>
+              <w:suppressLineNumbers w:val="0"/>
+              <w:jc w:val="center"/>
+              <w:textAlignment w:val="center"/>
+              <w:rPr>
+                <w:rFonts w:hint="default" w:ascii="Times New Roman" w:hAnsi="Times New Roman" w:eastAsia="微软雅黑" w:cs="Times New Roman"/>
+                <w:i w:val="0"/>
+                <w:iCs w:val="0"/>
+                <w:color w:val="000000"/>
+                <w:kern w:val="0"/>
+                <w:sz w:val="18"/>
+                <w:szCs w:val="18"/>
+                <w:u w:val="none"/>
+                <w:lang w:val="en-US" w:eastAsia="zh-CN" w:bidi="ar"/>
+              </w:rPr>
+            </w:pPr>
+            <w:r>
+              <w:rPr>
+                <w:rFonts w:hint="eastAsia" w:ascii="Times New Roman" w:hAnsi="Times New Roman" w:eastAsia="微软雅黑" w:cs="Times New Roman"/>
+                <w:i w:val="0"/>
+                <w:iCs w:val="0"/>
+                <w:color w:val="000000"/>
+                <w:kern w:val="0"/>
+                <w:sz w:val="18"/>
+                <w:szCs w:val="18"/>
+                <w:u w:val="none"/>
+                <w:lang w:val="en-US" w:eastAsia="zh-CN" w:bidi="ar"/>
+              </w:rPr>
+              <w:t>{%endif%}{% endfor%}</w:t>
+            </w:r>
+          </w:p>
+        </w:tc>
+        <w:tc>
+          <w:tcPr>
+            <w:tcW w:w="1328" w:type="dxa"/>
+            <w:tcBorders>
+              <w:top w:val="dashed" w:color="244061" w:sz="4" w:space="0"/>
+              <w:left w:val="dashed" w:color="244061" w:sz="4" w:space="0"/>
+              <w:bottom w:val="dashed" w:color="244061" w:sz="4" w:space="0"/>
+              <w:right w:val="nil"/>
+            </w:tcBorders>
+            <w:shd w:val="clear" w:color="auto" w:fill="auto"/>
+            <w:vAlign w:val="center"/>
+          </w:tcPr>
+          <w:p>
+            <w:pPr>
+              <w:keepNext w:val="0"/>
+              <w:keepLines w:val="0"/>
+              <w:widowControl/>
+              <w:suppressLineNumbers w:val="0"/>
+              <w:jc w:val="center"/>
+              <w:textAlignment w:val="center"/>
+              <w:rPr>
+                <w:rFonts w:hint="eastAsia" w:ascii="Times New Roman" w:hAnsi="Times New Roman" w:eastAsia="微软雅黑" w:cs="Times New Roman"/>
+                <w:i w:val="0"/>
+                <w:iCs w:val="0"/>
+                <w:color w:val="000000"/>
+                <w:kern w:val="0"/>
+                <w:sz w:val="18"/>
+                <w:szCs w:val="18"/>
+                <w:u w:val="none"/>
+                <w:lang w:val="en-US" w:eastAsia="zh-CN" w:bidi="ar"/>
+              </w:rPr>
+            </w:pPr>
+            <w:r>
+              <w:rPr>
+                <w:rFonts w:hint="eastAsia" w:ascii="Times New Roman" w:hAnsi="Times New Roman" w:eastAsia="微软雅黑" w:cs="Times New Roman"/>
+                <w:i w:val="0"/>
+                <w:iCs w:val="0"/>
+                <w:color w:val="000000"/>
+                <w:kern w:val="0"/>
+                <w:sz w:val="18"/>
+                <w:szCs w:val="18"/>
+                <w:u w:val="none"/>
+                <w:lang w:val="en-US" w:eastAsia="zh-CN" w:bidi="ar"/>
+              </w:rPr>
+              <w:t>{% for i in il.desc24 | nl() %}{%if loop.last%}{{ i }}{%else%}{{ i }}</w:t>
+            </w:r>
+          </w:p>
+          <w:p>
+            <w:pPr>
+              <w:keepNext w:val="0"/>
+              <w:keepLines w:val="0"/>
+              <w:widowControl/>
+              <w:suppressLineNumbers w:val="0"/>
+              <w:jc w:val="center"/>
+              <w:textAlignment w:val="center"/>
+              <w:rPr>
+                <w:rFonts w:hint="default" w:ascii="Times New Roman" w:hAnsi="Times New Roman" w:eastAsia="微软雅黑" w:cs="Times New Roman"/>
+                <w:i w:val="0"/>
+                <w:iCs w:val="0"/>
+                <w:color w:val="000000"/>
+                <w:kern w:val="0"/>
+                <w:sz w:val="18"/>
+                <w:szCs w:val="18"/>
+                <w:u w:val="none"/>
+                <w:lang w:val="en-US" w:eastAsia="zh-CN" w:bidi="ar"/>
+              </w:rPr>
+            </w:pPr>
+            <w:r>
+              <w:rPr>
+                <w:rFonts w:hint="eastAsia" w:ascii="Times New Roman" w:hAnsi="Times New Roman" w:eastAsia="微软雅黑" w:cs="Times New Roman"/>
+                <w:i w:val="0"/>
+                <w:iCs w:val="0"/>
+                <w:color w:val="000000"/>
+                <w:kern w:val="0"/>
+                <w:sz w:val="18"/>
+                <w:szCs w:val="18"/>
+                <w:u w:val="none"/>
+                <w:lang w:val="en-US" w:eastAsia="zh-CN" w:bidi="ar"/>
+              </w:rPr>
+              <w:t>{%endif%}{% endfor%}</w:t>
             </w:r>
           </w:p>
         </w:tc>
@@ -12275,12 +12927,13 @@
         </w:trPr>
         <w:tc>
           <w:tcPr>
-            <w:tcW w:w="1327" w:type="dxa"/>
+            <w:tcW w:w="9290" w:type="dxa"/>
+            <w:gridSpan w:val="7"/>
             <w:tcBorders>
               <w:top w:val="dashed" w:color="244061" w:sz="4" w:space="0"/>
               <w:left w:val="nil"/>
               <w:bottom w:val="dashed" w:color="244061" w:sz="4" w:space="0"/>
-              <w:right w:val="dashed" w:color="244061" w:sz="4" w:space="0"/>
+              <w:right w:val="nil"/>
             </w:tcBorders>
             <w:shd w:val="clear" w:color="auto" w:fill="auto"/>
             <w:vAlign w:val="center"/>
@@ -12308,549 +12961,11 @@
             <w:r>
               <w:rPr>
                 <w:rFonts w:hint="eastAsia" w:ascii="Times New Roman" w:hAnsi="Times New Roman" w:eastAsia="微软雅黑" w:cs="Times New Roman"/>
-                <w:i w:val="0"/>
-                <w:iCs w:val="0"/>
-                <w:color w:val="000000"/>
-                <w:kern w:val="0"/>
-                <w:sz w:val="18"/>
-                <w:szCs w:val="18"/>
-                <w:u w:val="none"/>
-                <w:lang w:val="en-US" w:eastAsia="zh-CN" w:bidi="ar"/>
-              </w:rPr>
-              <w:t>{% for i in il.desc1 | nl() %}{%if loop.last%}{{ i }}{%else%}{{ i }}</w:t>
-            </w:r>
-          </w:p>
-          <w:p>
-            <w:pPr>
-              <w:keepNext w:val="0"/>
-              <w:keepLines w:val="0"/>
-              <w:widowControl/>
-              <w:suppressLineNumbers w:val="0"/>
-              <w:jc w:val="center"/>
-              <w:textAlignment w:val="center"/>
-              <w:rPr>
-                <w:rFonts w:hint="default" w:ascii="Times New Roman" w:hAnsi="Times New Roman" w:eastAsia="微软雅黑" w:cs="Times New Roman"/>
-                <w:i w:val="0"/>
-                <w:iCs w:val="0"/>
-                <w:color w:val="000000"/>
-                <w:kern w:val="0"/>
-                <w:sz w:val="18"/>
-                <w:szCs w:val="18"/>
-                <w:u w:val="none"/>
-                <w:lang w:val="en-US" w:eastAsia="zh-CN" w:bidi="ar"/>
-              </w:rPr>
-            </w:pPr>
-            <w:r>
-              <w:rPr>
-                <w:rFonts w:hint="eastAsia" w:ascii="Times New Roman" w:hAnsi="Times New Roman" w:eastAsia="微软雅黑" w:cs="Times New Roman"/>
-                <w:i w:val="0"/>
-                <w:iCs w:val="0"/>
-                <w:color w:val="000000"/>
-                <w:kern w:val="0"/>
-                <w:sz w:val="18"/>
-                <w:szCs w:val="18"/>
-                <w:u w:val="none"/>
-                <w:lang w:val="en-US" w:eastAsia="zh-CN" w:bidi="ar"/>
-              </w:rPr>
-              <w:t>{%endif%}{% endfor%}</w:t>
-            </w:r>
-          </w:p>
-        </w:tc>
-        <w:tc>
-          <w:tcPr>
-            <w:tcW w:w="1327" w:type="dxa"/>
-            <w:tcBorders>
-              <w:top w:val="dashed" w:color="244061" w:sz="4" w:space="0"/>
-              <w:left w:val="dashed" w:color="244061" w:sz="4" w:space="0"/>
-              <w:bottom w:val="dashed" w:color="244061" w:sz="4" w:space="0"/>
-              <w:right w:val="dashed" w:color="244061" w:sz="4" w:space="0"/>
-            </w:tcBorders>
-            <w:shd w:val="clear" w:color="auto" w:fill="auto"/>
-            <w:vAlign w:val="center"/>
-          </w:tcPr>
-          <w:p>
-            <w:pPr>
-              <w:keepNext w:val="0"/>
-              <w:keepLines w:val="0"/>
-              <w:widowControl/>
-              <w:suppressLineNumbers w:val="0"/>
-              <w:jc w:val="center"/>
-              <w:textAlignment w:val="center"/>
-              <w:rPr>
-                <w:rFonts w:hint="eastAsia" w:ascii="Times New Roman" w:hAnsi="Times New Roman" w:eastAsia="微软雅黑" w:cs="Times New Roman"/>
-                <w:i w:val="0"/>
-                <w:iCs w:val="0"/>
-                <w:color w:val="000000"/>
-                <w:kern w:val="0"/>
-                <w:sz w:val="18"/>
-                <w:szCs w:val="18"/>
-                <w:u w:val="none"/>
-                <w:lang w:val="en-US" w:eastAsia="zh-CN" w:bidi="ar"/>
-              </w:rPr>
-            </w:pPr>
-            <w:r>
-              <w:rPr>
-                <w:rFonts w:hint="eastAsia" w:ascii="Times New Roman" w:hAnsi="Times New Roman" w:eastAsia="微软雅黑" w:cs="Times New Roman"/>
-                <w:i w:val="0"/>
-                <w:iCs w:val="0"/>
-                <w:color w:val="000000"/>
-                <w:kern w:val="0"/>
-                <w:sz w:val="18"/>
-                <w:szCs w:val="18"/>
-                <w:u w:val="none"/>
-                <w:lang w:val="en-US" w:eastAsia="zh-CN" w:bidi="ar"/>
-              </w:rPr>
-              <w:t>{% for i in il.desc2 | nl() %}{%if loop.last%}{{ i }}{%else%}{{ i }}</w:t>
-            </w:r>
-          </w:p>
-          <w:p>
-            <w:pPr>
-              <w:keepNext w:val="0"/>
-              <w:keepLines w:val="0"/>
-              <w:widowControl/>
-              <w:suppressLineNumbers w:val="0"/>
-              <w:jc w:val="center"/>
-              <w:textAlignment w:val="center"/>
-              <w:rPr>
-                <w:rFonts w:hint="default" w:ascii="Times New Roman" w:hAnsi="Times New Roman" w:eastAsia="微软雅黑" w:cs="Times New Roman"/>
-                <w:i w:val="0"/>
-                <w:iCs w:val="0"/>
-                <w:color w:val="000000"/>
-                <w:kern w:val="0"/>
-                <w:sz w:val="18"/>
-                <w:szCs w:val="18"/>
-                <w:u w:val="none"/>
-                <w:lang w:val="en-US" w:eastAsia="zh-CN" w:bidi="ar"/>
-              </w:rPr>
-            </w:pPr>
-            <w:r>
-              <w:rPr>
-                <w:rFonts w:hint="eastAsia" w:ascii="Times New Roman" w:hAnsi="Times New Roman" w:eastAsia="微软雅黑" w:cs="Times New Roman"/>
-                <w:i w:val="0"/>
-                <w:iCs w:val="0"/>
-                <w:color w:val="000000"/>
-                <w:kern w:val="0"/>
-                <w:sz w:val="18"/>
-                <w:szCs w:val="18"/>
-                <w:u w:val="none"/>
-                <w:lang w:val="en-US" w:eastAsia="zh-CN" w:bidi="ar"/>
-              </w:rPr>
-              <w:t>{%endif%}{% endfor%}</w:t>
-            </w:r>
-          </w:p>
-        </w:tc>
-        <w:tc>
-          <w:tcPr>
-            <w:tcW w:w="1327" w:type="dxa"/>
-            <w:tcBorders>
-              <w:top w:val="dashed" w:color="244061" w:sz="4" w:space="0"/>
-              <w:left w:val="dashed" w:color="244061" w:sz="4" w:space="0"/>
-              <w:bottom w:val="dashed" w:color="244061" w:sz="4" w:space="0"/>
-              <w:right w:val="dashed" w:color="244061" w:sz="4" w:space="0"/>
-            </w:tcBorders>
-            <w:shd w:val="clear" w:color="auto" w:fill="auto"/>
-            <w:vAlign w:val="center"/>
-          </w:tcPr>
-          <w:p>
-            <w:pPr>
-              <w:keepNext w:val="0"/>
-              <w:keepLines w:val="0"/>
-              <w:widowControl/>
-              <w:suppressLineNumbers w:val="0"/>
-              <w:jc w:val="center"/>
-              <w:textAlignment w:val="center"/>
-              <w:rPr>
-                <w:rFonts w:hint="eastAsia" w:ascii="Times New Roman" w:hAnsi="Times New Roman" w:eastAsia="微软雅黑" w:cs="Times New Roman"/>
-                <w:i w:val="0"/>
-                <w:iCs w:val="0"/>
-                <w:color w:val="000000"/>
-                <w:kern w:val="0"/>
-                <w:sz w:val="18"/>
-                <w:szCs w:val="18"/>
-                <w:u w:val="none"/>
-                <w:lang w:val="en-US" w:eastAsia="zh-CN" w:bidi="ar"/>
-              </w:rPr>
-            </w:pPr>
-            <w:r>
-              <w:rPr>
-                <w:rFonts w:hint="eastAsia" w:ascii="Times New Roman" w:hAnsi="Times New Roman" w:eastAsia="微软雅黑" w:cs="Times New Roman"/>
-                <w:i w:val="0"/>
-                <w:iCs w:val="0"/>
-                <w:color w:val="000000"/>
-                <w:kern w:val="0"/>
-                <w:sz w:val="18"/>
-                <w:szCs w:val="18"/>
-                <w:u w:val="none"/>
-                <w:lang w:val="en-US" w:eastAsia="zh-CN" w:bidi="ar"/>
-              </w:rPr>
-              <w:t>{% for i in il.desc3 | nl() %}{%if loop.last%}{{ i }}{%else%}{{ i }}</w:t>
-            </w:r>
-          </w:p>
-          <w:p>
-            <w:pPr>
-              <w:keepNext w:val="0"/>
-              <w:keepLines w:val="0"/>
-              <w:widowControl/>
-              <w:suppressLineNumbers w:val="0"/>
-              <w:jc w:val="center"/>
-              <w:textAlignment w:val="center"/>
-              <w:rPr>
-                <w:rFonts w:hint="eastAsia" w:ascii="Times New Roman" w:hAnsi="Times New Roman" w:eastAsia="微软雅黑" w:cs="Times New Roman"/>
-                <w:i w:val="0"/>
-                <w:iCs w:val="0"/>
-                <w:color w:val="000000"/>
-                <w:kern w:val="0"/>
-                <w:sz w:val="18"/>
-                <w:szCs w:val="18"/>
-                <w:u w:val="none"/>
-                <w:lang w:val="en-US" w:eastAsia="zh-CN" w:bidi="ar"/>
-              </w:rPr>
-            </w:pPr>
-            <w:r>
-              <w:rPr>
-                <w:rFonts w:hint="eastAsia" w:ascii="Times New Roman" w:hAnsi="Times New Roman" w:eastAsia="微软雅黑" w:cs="Times New Roman"/>
-                <w:i w:val="0"/>
-                <w:iCs w:val="0"/>
-                <w:color w:val="000000"/>
-                <w:kern w:val="0"/>
-                <w:sz w:val="18"/>
-                <w:szCs w:val="18"/>
-                <w:u w:val="none"/>
-                <w:lang w:val="en-US" w:eastAsia="zh-CN" w:bidi="ar"/>
-              </w:rPr>
-              <w:t>{%endif%}{% endfor%}</w:t>
-            </w:r>
-          </w:p>
-        </w:tc>
-        <w:tc>
-          <w:tcPr>
-            <w:tcW w:w="1184" w:type="dxa"/>
-            <w:tcBorders>
-              <w:top w:val="dashed" w:color="244061" w:sz="4" w:space="0"/>
-              <w:left w:val="dashed" w:color="244061" w:sz="4" w:space="0"/>
-              <w:bottom w:val="dashed" w:color="244061" w:sz="4" w:space="0"/>
-              <w:right w:val="dashed" w:color="244061" w:sz="4" w:space="0"/>
-            </w:tcBorders>
-            <w:shd w:val="clear" w:color="auto" w:fill="auto"/>
-            <w:vAlign w:val="center"/>
-          </w:tcPr>
-          <w:p>
-            <w:pPr>
-              <w:keepNext w:val="0"/>
-              <w:keepLines w:val="0"/>
-              <w:widowControl/>
-              <w:suppressLineNumbers w:val="0"/>
-              <w:jc w:val="center"/>
-              <w:textAlignment w:val="center"/>
-              <w:rPr>
-                <w:rFonts w:hint="eastAsia" w:ascii="Times New Roman" w:hAnsi="Times New Roman" w:eastAsia="微软雅黑" w:cs="Times New Roman"/>
-                <w:i w:val="0"/>
-                <w:iCs w:val="0"/>
-                <w:color w:val="000000"/>
-                <w:kern w:val="0"/>
-                <w:sz w:val="18"/>
-                <w:szCs w:val="18"/>
-                <w:u w:val="none"/>
-                <w:lang w:val="en-US" w:eastAsia="zh-CN" w:bidi="ar"/>
-              </w:rPr>
-            </w:pPr>
-            <w:r>
-              <w:rPr>
-                <w:rFonts w:hint="eastAsia" w:ascii="Times New Roman" w:hAnsi="Times New Roman" w:eastAsia="微软雅黑" w:cs="Times New Roman"/>
-                <w:i w:val="0"/>
-                <w:iCs w:val="0"/>
-                <w:color w:val="000000"/>
-                <w:kern w:val="0"/>
-                <w:sz w:val="18"/>
-                <w:szCs w:val="18"/>
-                <w:u w:val="none"/>
-                <w:lang w:val="en-US" w:eastAsia="zh-CN" w:bidi="ar"/>
-              </w:rPr>
-              <w:t>{% for i in il.desc4 | nl() %}{%if loop.last%}{{ i }}{%else%}{{ i }}</w:t>
-            </w:r>
-          </w:p>
-          <w:p>
-            <w:pPr>
-              <w:keepNext w:val="0"/>
-              <w:keepLines w:val="0"/>
-              <w:widowControl/>
-              <w:suppressLineNumbers w:val="0"/>
-              <w:jc w:val="center"/>
-              <w:textAlignment w:val="center"/>
-              <w:rPr>
-                <w:rFonts w:hint="default" w:ascii="Times New Roman" w:hAnsi="Times New Roman" w:eastAsia="微软雅黑" w:cs="Times New Roman"/>
-                <w:i w:val="0"/>
-                <w:iCs w:val="0"/>
-                <w:color w:val="000000"/>
-                <w:kern w:val="0"/>
-                <w:sz w:val="18"/>
-                <w:szCs w:val="18"/>
-                <w:u w:val="none"/>
-                <w:lang w:val="en-US" w:eastAsia="zh-CN" w:bidi="ar"/>
-              </w:rPr>
-            </w:pPr>
-            <w:r>
-              <w:rPr>
-                <w:rFonts w:hint="eastAsia" w:ascii="Times New Roman" w:hAnsi="Times New Roman" w:eastAsia="微软雅黑" w:cs="Times New Roman"/>
-                <w:i w:val="0"/>
-                <w:iCs w:val="0"/>
-                <w:color w:val="000000"/>
-                <w:kern w:val="0"/>
-                <w:sz w:val="18"/>
-                <w:szCs w:val="18"/>
-                <w:u w:val="none"/>
-                <w:lang w:val="en-US" w:eastAsia="zh-CN" w:bidi="ar"/>
-              </w:rPr>
-              <w:t>{%endif%}{% endfor%}</w:t>
-            </w:r>
-          </w:p>
-        </w:tc>
-        <w:tc>
-          <w:tcPr>
-            <w:tcW w:w="1470" w:type="dxa"/>
-            <w:tcBorders>
-              <w:top w:val="dashed" w:color="244061" w:sz="4" w:space="0"/>
-              <w:left w:val="dashed" w:color="244061" w:sz="4" w:space="0"/>
-              <w:bottom w:val="dashed" w:color="244061" w:sz="4" w:space="0"/>
-              <w:right w:val="dashed" w:color="244061" w:sz="4" w:space="0"/>
-            </w:tcBorders>
-            <w:shd w:val="clear" w:color="auto" w:fill="auto"/>
-            <w:vAlign w:val="center"/>
-          </w:tcPr>
-          <w:p>
-            <w:pPr>
-              <w:keepNext w:val="0"/>
-              <w:keepLines w:val="0"/>
-              <w:widowControl/>
-              <w:suppressLineNumbers w:val="0"/>
-              <w:jc w:val="center"/>
-              <w:textAlignment w:val="center"/>
-              <w:rPr>
-                <w:rFonts w:hint="eastAsia" w:ascii="Times New Roman" w:hAnsi="Times New Roman" w:eastAsia="微软雅黑" w:cs="Times New Roman"/>
-                <w:i w:val="0"/>
-                <w:iCs w:val="0"/>
-                <w:color w:val="000000"/>
-                <w:kern w:val="0"/>
-                <w:sz w:val="18"/>
-                <w:szCs w:val="18"/>
-                <w:u w:val="none"/>
-                <w:lang w:val="en-US" w:eastAsia="zh-CN" w:bidi="ar"/>
-              </w:rPr>
-            </w:pPr>
-            <w:r>
-              <w:rPr>
-                <w:rFonts w:hint="eastAsia" w:ascii="Times New Roman" w:hAnsi="Times New Roman" w:eastAsia="微软雅黑" w:cs="Times New Roman"/>
-                <w:i w:val="0"/>
-                <w:iCs w:val="0"/>
-                <w:color w:val="000000"/>
-                <w:kern w:val="0"/>
-                <w:sz w:val="18"/>
-                <w:szCs w:val="18"/>
-                <w:u w:val="none"/>
-                <w:lang w:val="en-US" w:eastAsia="zh-CN" w:bidi="ar"/>
-              </w:rPr>
-              <w:t>{% for i in il.desc7 | nl() %}{%if loop.last%}{{ i }}{%else%}{{ i }}</w:t>
-            </w:r>
-          </w:p>
-          <w:p>
-            <w:pPr>
-              <w:keepNext w:val="0"/>
-              <w:keepLines w:val="0"/>
-              <w:widowControl/>
-              <w:suppressLineNumbers w:val="0"/>
-              <w:jc w:val="center"/>
-              <w:textAlignment w:val="center"/>
-              <w:rPr>
-                <w:rFonts w:hint="default" w:ascii="Times New Roman" w:hAnsi="Times New Roman" w:eastAsia="微软雅黑" w:cs="Times New Roman"/>
-                <w:i w:val="0"/>
-                <w:iCs w:val="0"/>
-                <w:color w:val="000000"/>
-                <w:kern w:val="0"/>
-                <w:sz w:val="18"/>
-                <w:szCs w:val="18"/>
-                <w:u w:val="none"/>
-                <w:lang w:val="en-US" w:eastAsia="zh-CN" w:bidi="ar"/>
-              </w:rPr>
-            </w:pPr>
-            <w:r>
-              <w:rPr>
-                <w:rFonts w:hint="eastAsia" w:ascii="Times New Roman" w:hAnsi="Times New Roman" w:eastAsia="微软雅黑" w:cs="Times New Roman"/>
-                <w:i w:val="0"/>
-                <w:iCs w:val="0"/>
-                <w:color w:val="000000"/>
-                <w:kern w:val="0"/>
-                <w:sz w:val="18"/>
-                <w:szCs w:val="18"/>
-                <w:u w:val="none"/>
-                <w:lang w:val="en-US" w:eastAsia="zh-CN" w:bidi="ar"/>
-              </w:rPr>
-              <w:t>{%endif%}{% endfor%}</w:t>
-            </w:r>
-          </w:p>
-        </w:tc>
-        <w:tc>
-          <w:tcPr>
-            <w:tcW w:w="1327" w:type="dxa"/>
-            <w:tcBorders>
-              <w:top w:val="dashed" w:color="244061" w:sz="4" w:space="0"/>
-              <w:left w:val="dashed" w:color="244061" w:sz="4" w:space="0"/>
-              <w:bottom w:val="dashed" w:color="244061" w:sz="4" w:space="0"/>
-              <w:right w:val="dashed" w:color="244061" w:sz="4" w:space="0"/>
-            </w:tcBorders>
-            <w:shd w:val="clear" w:color="auto" w:fill="auto"/>
-            <w:vAlign w:val="center"/>
-          </w:tcPr>
-          <w:p>
-            <w:pPr>
-              <w:keepNext w:val="0"/>
-              <w:keepLines w:val="0"/>
-              <w:widowControl/>
-              <w:suppressLineNumbers w:val="0"/>
-              <w:jc w:val="center"/>
-              <w:textAlignment w:val="center"/>
-              <w:rPr>
-                <w:rFonts w:hint="eastAsia" w:ascii="Times New Roman" w:hAnsi="Times New Roman" w:eastAsia="微软雅黑" w:cs="Times New Roman"/>
-                <w:i w:val="0"/>
-                <w:iCs w:val="0"/>
-                <w:color w:val="000000"/>
-                <w:kern w:val="0"/>
-                <w:sz w:val="18"/>
-                <w:szCs w:val="18"/>
-                <w:u w:val="none"/>
-                <w:lang w:val="en-US" w:eastAsia="zh-CN" w:bidi="ar"/>
-              </w:rPr>
-            </w:pPr>
-            <w:r>
-              <w:rPr>
-                <w:rFonts w:hint="eastAsia" w:ascii="Times New Roman" w:hAnsi="Times New Roman" w:eastAsia="微软雅黑" w:cs="Times New Roman"/>
-                <w:i w:val="0"/>
-                <w:iCs w:val="0"/>
-                <w:color w:val="000000"/>
-                <w:kern w:val="0"/>
-                <w:sz w:val="18"/>
-                <w:szCs w:val="18"/>
-                <w:u w:val="none"/>
-                <w:lang w:val="en-US" w:eastAsia="zh-CN" w:bidi="ar"/>
-              </w:rPr>
-              <w:t>{% for i in il.desc8 | nl() %}{%if loop.last%}{{ i }}{%else%}{{ i }}</w:t>
-            </w:r>
-          </w:p>
-          <w:p>
-            <w:pPr>
-              <w:keepNext w:val="0"/>
-              <w:keepLines w:val="0"/>
-              <w:widowControl/>
-              <w:suppressLineNumbers w:val="0"/>
-              <w:jc w:val="center"/>
-              <w:textAlignment w:val="center"/>
-              <w:rPr>
-                <w:rFonts w:hint="default" w:ascii="Times New Roman" w:hAnsi="Times New Roman" w:eastAsia="微软雅黑" w:cs="Times New Roman"/>
-                <w:i w:val="0"/>
-                <w:iCs w:val="0"/>
-                <w:color w:val="000000"/>
-                <w:kern w:val="0"/>
-                <w:sz w:val="18"/>
-                <w:szCs w:val="18"/>
-                <w:u w:val="none"/>
-                <w:lang w:val="en-US" w:eastAsia="zh-CN" w:bidi="ar"/>
-              </w:rPr>
-            </w:pPr>
-            <w:r>
-              <w:rPr>
-                <w:rFonts w:hint="eastAsia" w:ascii="Times New Roman" w:hAnsi="Times New Roman" w:eastAsia="微软雅黑" w:cs="Times New Roman"/>
-                <w:i w:val="0"/>
-                <w:iCs w:val="0"/>
-                <w:color w:val="000000"/>
-                <w:kern w:val="0"/>
-                <w:sz w:val="18"/>
-                <w:szCs w:val="18"/>
-                <w:u w:val="none"/>
-                <w:lang w:val="en-US" w:eastAsia="zh-CN" w:bidi="ar"/>
-              </w:rPr>
-              <w:t>{%endif%}{% endfor%}</w:t>
-            </w:r>
-          </w:p>
-        </w:tc>
-        <w:tc>
-          <w:tcPr>
-            <w:tcW w:w="1328" w:type="dxa"/>
-            <w:tcBorders>
-              <w:top w:val="dashed" w:color="244061" w:sz="4" w:space="0"/>
-              <w:left w:val="dashed" w:color="244061" w:sz="4" w:space="0"/>
-              <w:bottom w:val="dashed" w:color="244061" w:sz="4" w:space="0"/>
-              <w:right w:val="nil"/>
-            </w:tcBorders>
-            <w:shd w:val="clear" w:color="auto" w:fill="auto"/>
-            <w:vAlign w:val="center"/>
-          </w:tcPr>
-          <w:p>
-            <w:pPr>
-              <w:keepNext w:val="0"/>
-              <w:keepLines w:val="0"/>
-              <w:widowControl/>
-              <w:suppressLineNumbers w:val="0"/>
-              <w:jc w:val="center"/>
-              <w:textAlignment w:val="center"/>
-              <w:rPr>
-                <w:rFonts w:hint="eastAsia" w:ascii="Times New Roman" w:hAnsi="Times New Roman" w:eastAsia="微软雅黑" w:cs="Times New Roman"/>
-                <w:i w:val="0"/>
-                <w:iCs w:val="0"/>
-                <w:color w:val="000000"/>
-                <w:kern w:val="0"/>
-                <w:sz w:val="18"/>
-                <w:szCs w:val="18"/>
-                <w:u w:val="none"/>
-                <w:lang w:val="en-US" w:eastAsia="zh-CN" w:bidi="ar"/>
-              </w:rPr>
-            </w:pPr>
-            <w:r>
-              <w:rPr>
-                <w:rFonts w:hint="eastAsia" w:ascii="Times New Roman" w:hAnsi="Times New Roman" w:eastAsia="微软雅黑" w:cs="Times New Roman"/>
-                <w:i w:val="0"/>
-                <w:iCs w:val="0"/>
-                <w:color w:val="000000"/>
-                <w:kern w:val="0"/>
-                <w:sz w:val="18"/>
-                <w:szCs w:val="18"/>
-                <w:u w:val="none"/>
-                <w:lang w:val="en-US" w:eastAsia="zh-CN" w:bidi="ar"/>
-              </w:rPr>
-              <w:t>{% for i in il.desc24 | nl() %}{%if loop.last%}{{ i }}{%else%}{{ i }}</w:t>
-            </w:r>
-          </w:p>
-          <w:p>
-            <w:pPr>
-              <w:keepNext w:val="0"/>
-              <w:keepLines w:val="0"/>
-              <w:widowControl/>
-              <w:suppressLineNumbers w:val="0"/>
-              <w:jc w:val="center"/>
-              <w:textAlignment w:val="center"/>
-              <w:rPr>
-                <w:rFonts w:hint="default" w:ascii="Times New Roman" w:hAnsi="Times New Roman" w:eastAsia="微软雅黑" w:cs="Times New Roman"/>
-                <w:i w:val="0"/>
-                <w:iCs w:val="0"/>
-                <w:color w:val="000000"/>
-                <w:kern w:val="0"/>
-                <w:sz w:val="18"/>
-                <w:szCs w:val="18"/>
-                <w:u w:val="none"/>
-                <w:lang w:val="en-US" w:eastAsia="zh-CN" w:bidi="ar"/>
-              </w:rPr>
-            </w:pPr>
-            <w:r>
-              <w:rPr>
-                <w:rFonts w:hint="eastAsia" w:ascii="Times New Roman" w:hAnsi="Times New Roman" w:eastAsia="微软雅黑" w:cs="Times New Roman"/>
-                <w:i w:val="0"/>
-                <w:iCs w:val="0"/>
-                <w:color w:val="000000"/>
-                <w:kern w:val="0"/>
-                <w:sz w:val="18"/>
-                <w:szCs w:val="18"/>
-                <w:u w:val="none"/>
-                <w:lang w:val="en-US" w:eastAsia="zh-CN" w:bidi="ar"/>
-              </w:rPr>
-              <w:t>{%endif%}{% endfor%}</w:t>
+                <w:sz w:val="18"/>
+                <w:szCs w:val="18"/>
+                <w:lang w:eastAsia="zh-CN"/>
+              </w:rPr>
+              <w:t>{%tr endif %}</w:t>
             </w:r>
           </w:p>
         </w:tc>
@@ -12865,7 +12980,6 @@
             <w:insideH w:val="dotted" w:color="A5A5A5" w:sz="4" w:space="0"/>
             <w:insideV w:val="dotted" w:color="A5A5A5" w:sz="4" w:space="0"/>
           </w:tblBorders>
-          <w:shd w:val="clear" w:color="auto" w:fill="auto"/>
           <w:tblCellMar>
             <w:top w:w="0" w:type="dxa"/>
             <w:left w:w="108" w:type="dxa"/>
@@ -12917,73 +13031,6 @@
                 <w:szCs w:val="18"/>
                 <w:lang w:eastAsia="zh-CN"/>
               </w:rPr>
-              <w:t>{%tr endif %}</w:t>
-            </w:r>
-          </w:p>
-        </w:tc>
-      </w:tr>
-      <w:tr>
-        <w:tblPrEx>
-          <w:tblBorders>
-            <w:top w:val="dotted" w:color="A5A5A5" w:sz="4" w:space="0"/>
-            <w:left w:val="dotted" w:color="A5A5A5" w:sz="4" w:space="0"/>
-            <w:bottom w:val="dotted" w:color="A5A5A5" w:sz="4" w:space="0"/>
-            <w:right w:val="dotted" w:color="A5A5A5" w:sz="4" w:space="0"/>
-            <w:insideH w:val="dotted" w:color="A5A5A5" w:sz="4" w:space="0"/>
-            <w:insideV w:val="dotted" w:color="A5A5A5" w:sz="4" w:space="0"/>
-          </w:tblBorders>
-          <w:shd w:val="clear" w:color="auto" w:fill="auto"/>
-          <w:tblCellMar>
-            <w:top w:w="0" w:type="dxa"/>
-            <w:left w:w="108" w:type="dxa"/>
-            <w:bottom w:w="0" w:type="dxa"/>
-            <w:right w:w="108" w:type="dxa"/>
-          </w:tblCellMar>
-        </w:tblPrEx>
-        <w:trPr>
-          <w:trHeight w:val="510" w:hRule="atLeast"/>
-          <w:jc w:val="center"/>
-        </w:trPr>
-        <w:tc>
-          <w:tcPr>
-            <w:tcW w:w="9290" w:type="dxa"/>
-            <w:gridSpan w:val="7"/>
-            <w:tcBorders>
-              <w:top w:val="dashed" w:color="244061" w:sz="4" w:space="0"/>
-              <w:left w:val="nil"/>
-              <w:bottom w:val="dashed" w:color="244061" w:sz="4" w:space="0"/>
-              <w:right w:val="nil"/>
-            </w:tcBorders>
-            <w:shd w:val="clear" w:color="auto" w:fill="auto"/>
-            <w:vAlign w:val="center"/>
-          </w:tcPr>
-          <w:p>
-            <w:pPr>
-              <w:keepNext w:val="0"/>
-              <w:keepLines w:val="0"/>
-              <w:widowControl/>
-              <w:suppressLineNumbers w:val="0"/>
-              <w:jc w:val="center"/>
-              <w:textAlignment w:val="center"/>
-              <w:rPr>
-                <w:rFonts w:hint="eastAsia" w:ascii="Times New Roman" w:hAnsi="Times New Roman" w:eastAsia="微软雅黑" w:cs="Times New Roman"/>
-                <w:i w:val="0"/>
-                <w:iCs w:val="0"/>
-                <w:color w:val="000000"/>
-                <w:kern w:val="0"/>
-                <w:sz w:val="18"/>
-                <w:szCs w:val="18"/>
-                <w:u w:val="none"/>
-                <w:lang w:val="en-US" w:eastAsia="zh-CN" w:bidi="ar"/>
-              </w:rPr>
-            </w:pPr>
-            <w:r>
-              <w:rPr>
-                <w:rFonts w:hint="eastAsia" w:ascii="Times New Roman" w:hAnsi="Times New Roman" w:eastAsia="微软雅黑" w:cs="Times New Roman"/>
-                <w:sz w:val="18"/>
-                <w:szCs w:val="18"/>
-                <w:lang w:eastAsia="zh-CN"/>
-              </w:rPr>
               <w:t>{%tr endfor %}</w:t>
             </w:r>
           </w:p>
@@ -13080,9 +13127,9 @@
           <w:shd w:val="clear" w:color="auto" w:fill="1F3864"/>
         </w:rPr>
       </w:pPr>
-      <w:bookmarkStart w:id="21" w:name="_Toc527112385"/>
-      <w:bookmarkStart w:id="22" w:name="_Toc534637498"/>
-      <w:bookmarkStart w:id="23" w:name="_Toc25428"/>
+      <w:bookmarkStart w:id="21" w:name="_Toc534637498"/>
+      <w:bookmarkStart w:id="22" w:name="_Toc25428"/>
+      <w:bookmarkStart w:id="23" w:name="_Toc527112385"/>
       <w:bookmarkStart w:id="24" w:name="_Toc526855037"/>
       <w:r>
         <w:rPr>
@@ -13140,10 +13187,10 @@
         </w:rPr>
       </w:pPr>
       <w:bookmarkStart w:id="25" w:name="_Toc32443_WPSOffice_Level2"/>
-      <w:bookmarkStart w:id="26" w:name="_Toc23606"/>
-      <w:bookmarkStart w:id="27" w:name="_Toc22255"/>
-      <w:bookmarkStart w:id="28" w:name="_Toc4331_WPSOffice_Level2"/>
-      <w:bookmarkStart w:id="29" w:name="_Toc6468"/>
+      <w:bookmarkStart w:id="26" w:name="_Toc22255"/>
+      <w:bookmarkStart w:id="27" w:name="_Toc4331_WPSOffice_Level2"/>
+      <w:bookmarkStart w:id="28" w:name="_Toc6468"/>
+      <w:bookmarkStart w:id="29" w:name="_Toc23606"/>
       <w:r>
         <w:rPr>
           <w:rFonts w:hint="eastAsia" w:ascii="微软雅黑" w:hAnsi="微软雅黑" w:eastAsia="微软雅黑" w:cs="微软雅黑"/>
@@ -20323,6 +20370,12 @@
             <w:insideH w:val="dashed" w:color="244061" w:sz="4" w:space="0"/>
             <w:insideV w:val="dashed" w:color="244061" w:sz="4" w:space="0"/>
           </w:tblBorders>
+          <w:tblCellMar>
+            <w:top w:w="0" w:type="dxa"/>
+            <w:left w:w="108" w:type="dxa"/>
+            <w:bottom w:w="0" w:type="dxa"/>
+            <w:right w:w="108" w:type="dxa"/>
+          </w:tblCellMar>
         </w:tblPrEx>
         <w:trPr>
           <w:trHeight w:val="0" w:hRule="atLeast"/>
@@ -22475,9 +22528,9 @@
           <w:lang w:val="en-US" w:eastAsia="zh-CN"/>
         </w:rPr>
       </w:pPr>
-      <w:bookmarkStart w:id="33" w:name="_Toc534637499"/>
-      <w:bookmarkStart w:id="34" w:name="_Toc527112386"/>
-      <w:bookmarkStart w:id="35" w:name="_Toc526855038"/>
+      <w:bookmarkStart w:id="33" w:name="_Toc527112386"/>
+      <w:bookmarkStart w:id="34" w:name="_Toc526855038"/>
+      <w:bookmarkStart w:id="35" w:name="_Toc534637499"/>
       <w:r>
         <w:rPr>
           <w:rFonts w:hint="eastAsia" w:ascii="微软雅黑" w:hAnsi="微软雅黑" w:eastAsia="微软雅黑" w:cs="微软雅黑"/>
@@ -24943,13 +24996,13 @@
           <w:lang w:val="en-US" w:eastAsia="zh-CN"/>
         </w:rPr>
       </w:pPr>
-      <w:bookmarkStart w:id="36" w:name="_Toc19099"/>
+      <w:bookmarkStart w:id="36" w:name="_Toc30533"/>
       <w:bookmarkStart w:id="37" w:name="_Toc16368_WPSOffice_Level1"/>
       <w:bookmarkStart w:id="38" w:name="_Toc22484_WPSOffice_Level1"/>
-      <w:bookmarkStart w:id="39" w:name="_Toc28910_WPSOffice_Level1"/>
-      <w:bookmarkStart w:id="40" w:name="_Toc7549"/>
+      <w:bookmarkStart w:id="39" w:name="_Toc19099"/>
+      <w:bookmarkStart w:id="40" w:name="_Toc28910_WPSOffice_Level1"/>
       <w:bookmarkStart w:id="41" w:name="_Toc22458"/>
-      <w:bookmarkStart w:id="42" w:name="_Toc30533"/>
+      <w:bookmarkStart w:id="42" w:name="_Toc7549"/>
       <w:r>
         <w:rPr>
           <w:rFonts w:hint="eastAsia" w:ascii="微软雅黑" w:hAnsi="微软雅黑" w:eastAsia="微软雅黑" w:cs="微软雅黑"/>

--- a/WebContent/docx/肺癌76基因检测报告-三峡.docx
+++ b/WebContent/docx/肺癌76基因检测报告-三峡.docx
@@ -2261,9 +2261,9 @@
           <w:shd w:val="clear" w:color="auto" w:fill="17365D"/>
         </w:rPr>
       </w:pPr>
-      <w:bookmarkStart w:id="0" w:name="_Toc526855031"/>
-      <w:bookmarkStart w:id="1" w:name="_Toc527112379"/>
-      <w:bookmarkStart w:id="2" w:name="_Toc534637492"/>
+      <w:bookmarkStart w:id="0" w:name="_Toc527112379"/>
+      <w:bookmarkStart w:id="1" w:name="_Toc534637492"/>
+      <w:bookmarkStart w:id="2" w:name="_Toc526855031"/>
       <w:r>
         <w:rPr>
           <w:rFonts w:hint="eastAsia" w:ascii="微软雅黑" w:hAnsi="微软雅黑" w:eastAsia="微软雅黑" w:cs="微软雅黑"/>
@@ -3086,7 +3086,6 @@
             <w:insideH w:val="single" w:color="243F61" w:themeColor="accent1" w:themeShade="7F" w:sz="6" w:space="0"/>
             <w:insideV w:val="single" w:color="243F61" w:themeColor="accent1" w:themeShade="7F" w:sz="6" w:space="0"/>
           </w:tblBorders>
-          <w:shd w:val="clear" w:color="auto" w:fill="auto"/>
           <w:tblCellMar>
             <w:top w:w="0" w:type="dxa"/>
             <w:left w:w="0" w:type="dxa"/>
@@ -3698,11 +3697,11 @@
           <w:lang w:val="en-US" w:eastAsia="zh-CN"/>
         </w:rPr>
       </w:pPr>
-      <w:bookmarkStart w:id="4" w:name="_Toc2819"/>
-      <w:bookmarkStart w:id="5" w:name="_Toc20136_WPSOffice_Level1"/>
-      <w:bookmarkStart w:id="6" w:name="_Toc22132"/>
-      <w:bookmarkStart w:id="7" w:name="_Toc19898_WPSOffice_Level1"/>
-      <w:bookmarkStart w:id="8" w:name="_Toc499"/>
+      <w:bookmarkStart w:id="4" w:name="_Toc20136_WPSOffice_Level1"/>
+      <w:bookmarkStart w:id="5" w:name="_Toc19898_WPSOffice_Level1"/>
+      <w:bookmarkStart w:id="6" w:name="_Toc499"/>
+      <w:bookmarkStart w:id="7" w:name="_Toc2819"/>
+      <w:bookmarkStart w:id="8" w:name="_Toc22132"/>
       <w:bookmarkStart w:id="9" w:name="_Toc2781"/>
       <w:r>
         <w:rPr>
@@ -3750,12 +3749,12 @@
           <w:color w:val="254061" w:themeColor="accent1" w:themeShade="80"/>
         </w:rPr>
       </w:pPr>
-      <w:bookmarkStart w:id="10" w:name="_Toc11015_WPSOffice_Level2"/>
+      <w:bookmarkStart w:id="10" w:name="_Toc18062_WPSOffice_Level2"/>
       <w:bookmarkStart w:id="11" w:name="_Toc3049"/>
-      <w:bookmarkStart w:id="12" w:name="_Toc10877"/>
+      <w:bookmarkStart w:id="12" w:name="_Toc11015_WPSOffice_Level2"/>
       <w:bookmarkStart w:id="13" w:name="_Toc9088"/>
       <w:bookmarkStart w:id="14" w:name="_Toc23375"/>
-      <w:bookmarkStart w:id="15" w:name="_Toc18062_WPSOffice_Level2"/>
+      <w:bookmarkStart w:id="15" w:name="_Toc10877"/>
       <w:r>
         <w:rPr>
           <w:rFonts w:hint="eastAsia" w:ascii="微软雅黑" w:hAnsi="微软雅黑" w:eastAsia="微软雅黑" w:cs="微软雅黑"/>
@@ -3858,25 +3857,7 @@
             </w14:solidFill>
           </w14:textFill>
         </w:rPr>
-        <w:t>，其中{{summaryOfRresults.somaticDrugCount}}个与靶向药物相关。{%if BodyDrugDrugDetectionStr or unknownVarAnalysisStr %}具体信息详见“检测结果详细解析</w:t>
-      </w:r>
-      <w:bookmarkStart w:id="43" w:name="_GoBack"/>
-      <w:bookmarkEnd w:id="43"/>
-      <w:r>
-        <w:rPr>
-          <w:rFonts w:hint="eastAsia" w:ascii="Times New Roman" w:hAnsi="Times New Roman" w:eastAsia="微软雅黑" w:cs="Times New Roman"/>
-          <w:b/>
-          <w:color w:val="000000" w:themeColor="text1"/>
-          <w:sz w:val="21"/>
-          <w:szCs w:val="21"/>
-          <w:lang w:eastAsia="zh-CN"/>
-          <w14:textFill>
-            <w14:solidFill>
-              <w14:schemeClr w14:val="tx1"/>
-            </w14:solidFill>
-          </w14:textFill>
-        </w:rPr>
-        <w:t>”。{% endif %}</w:t>
+        <w:t>，其中{{summaryOfRresults.somaticDrugCount}}个与靶向药物相关。{%if BodyDrugDrugDetectionStr or unknownVarAnalysisStr %}具体信息详见“检测结果详细解析”。{% endif %}</w:t>
       </w:r>
     </w:p>
     <w:tbl>
@@ -3983,13 +3964,23 @@
             </w:pPr>
             <w:r>
               <w:rPr>
-                <w:rFonts w:ascii="Times New Roman" w:hAnsi="Times New Roman" w:eastAsia="微软雅黑" w:cs="Times New Roman"/>
+                <w:rFonts w:hint="eastAsia" w:ascii="Times New Roman" w:hAnsi="Times New Roman" w:eastAsia="微软雅黑" w:cs="Times New Roman"/>
                 <w:b/>
                 <w:color w:val="244061"/>
                 <w:sz w:val="21"/>
                 <w:szCs w:val="21"/>
               </w:rPr>
-              <w:t>突变基因</w:t>
+              <w:t>检测</w:t>
+            </w:r>
+            <w:r>
+              <w:rPr>
+                <w:rFonts w:ascii="Times New Roman" w:hAnsi="Times New Roman" w:eastAsia="微软雅黑" w:cs="Times New Roman"/>
+                <w:b/>
+                <w:color w:val="244061"/>
+                <w:sz w:val="21"/>
+                <w:szCs w:val="21"/>
+              </w:rPr>
+              <w:t>基因</w:t>
             </w:r>
           </w:p>
         </w:tc>
@@ -6166,7 +6157,27 @@
                 <w:szCs w:val="21"/>
                 <w:lang w:eastAsia="zh-CN"/>
               </w:rPr>
-              <w:t>{{ tip.comutation }}</w:t>
+              <w:t>{{ tip.comutation</w:t>
+            </w:r>
+            <w:r>
+              <w:rPr>
+                <w:rFonts w:hint="eastAsia" w:ascii="Times New Roman" w:hAnsi="Times New Roman" w:eastAsia="微软雅黑" w:cs="Times New Roman"/>
+                <w:b/>
+                <w:sz w:val="21"/>
+                <w:szCs w:val="21"/>
+                <w:lang w:val="en-US" w:eastAsia="zh-CN"/>
+              </w:rPr>
+              <w:t xml:space="preserve">1 </w:t>
+            </w:r>
+            <w:r>
+              <w:rPr>
+                <w:rFonts w:hint="eastAsia" w:ascii="Times New Roman" w:hAnsi="Times New Roman" w:eastAsia="微软雅黑" w:cs="Times New Roman"/>
+                <w:b/>
+                <w:sz w:val="21"/>
+                <w:szCs w:val="21"/>
+                <w:lang w:eastAsia="zh-CN"/>
+              </w:rPr>
+              <w:t>}}</w:t>
             </w:r>
           </w:p>
         </w:tc>
@@ -6193,9 +6204,9 @@
                 <w:rFonts w:hint="eastAsia" w:ascii="Times New Roman" w:hAnsi="Times New Roman" w:eastAsia="微软雅黑" w:cs="Times New Roman"/>
                 <w:sz w:val="21"/>
                 <w:szCs w:val="21"/>
-                <w:lang w:val="en-US" w:eastAsia="zh-CN"/>
-              </w:rPr>
-              <w:t>-</w:t>
+                <w:lang w:eastAsia="zh-CN"/>
+              </w:rPr>
+              <w:t>{{ tip.comutation }}</w:t>
             </w:r>
           </w:p>
         </w:tc>
@@ -8294,10 +8305,10 @@
           <w:lang w:val="en-US" w:eastAsia="zh-CN"/>
         </w:rPr>
       </w:pPr>
-      <w:bookmarkStart w:id="16" w:name="_Toc20034"/>
-      <w:bookmarkStart w:id="17" w:name="_Toc9387"/>
-      <w:bookmarkStart w:id="18" w:name="_Toc106719764"/>
-      <w:bookmarkStart w:id="19" w:name="_Toc10223"/>
+      <w:bookmarkStart w:id="16" w:name="_Toc106719764"/>
+      <w:bookmarkStart w:id="17" w:name="_Toc10223"/>
+      <w:bookmarkStart w:id="18" w:name="_Toc20034"/>
+      <w:bookmarkStart w:id="19" w:name="_Toc9387"/>
       <w:r>
         <w:rPr>
           <w:rFonts w:hint="eastAsia" w:ascii="微软雅黑" w:hAnsi="微软雅黑" w:eastAsia="微软雅黑" w:cs="微软雅黑"/>
@@ -10043,12 +10054,6 @@
             <w:insideH w:val="none" w:color="auto" w:sz="0" w:space="0"/>
             <w:insideV w:val="none" w:color="auto" w:sz="0" w:space="0"/>
           </w:tblBorders>
-          <w:tblCellMar>
-            <w:top w:w="0" w:type="dxa"/>
-            <w:left w:w="108" w:type="dxa"/>
-            <w:bottom w:w="0" w:type="dxa"/>
-            <w:right w:w="108" w:type="dxa"/>
-          </w:tblCellMar>
         </w:tblPrEx>
         <w:trPr>
           <w:trHeight w:val="313" w:hRule="atLeast"/>
@@ -11604,7 +11609,6 @@
             <w:insideH w:val="dotted" w:color="A5A5A5" w:sz="4" w:space="0"/>
             <w:insideV w:val="dotted" w:color="A5A5A5" w:sz="4" w:space="0"/>
           </w:tblBorders>
-          <w:shd w:val="clear" w:color="auto" w:fill="auto"/>
           <w:tblCellMar>
             <w:top w:w="0" w:type="dxa"/>
             <w:left w:w="108" w:type="dxa"/>
@@ -12980,6 +12984,7 @@
             <w:insideH w:val="dotted" w:color="A5A5A5" w:sz="4" w:space="0"/>
             <w:insideV w:val="dotted" w:color="A5A5A5" w:sz="4" w:space="0"/>
           </w:tblBorders>
+          <w:shd w:val="clear" w:color="auto" w:fill="auto"/>
           <w:tblCellMar>
             <w:top w:w="0" w:type="dxa"/>
             <w:left w:w="108" w:type="dxa"/>
@@ -13127,9 +13132,9 @@
           <w:shd w:val="clear" w:color="auto" w:fill="1F3864"/>
         </w:rPr>
       </w:pPr>
-      <w:bookmarkStart w:id="21" w:name="_Toc534637498"/>
-      <w:bookmarkStart w:id="22" w:name="_Toc25428"/>
-      <w:bookmarkStart w:id="23" w:name="_Toc527112385"/>
+      <w:bookmarkStart w:id="21" w:name="_Toc25428"/>
+      <w:bookmarkStart w:id="22" w:name="_Toc527112385"/>
+      <w:bookmarkStart w:id="23" w:name="_Toc534637498"/>
       <w:bookmarkStart w:id="24" w:name="_Toc526855037"/>
       <w:r>
         <w:rPr>
@@ -13186,11 +13191,11 @@
           <w:lang w:val="en-US" w:eastAsia="zh-CN"/>
         </w:rPr>
       </w:pPr>
-      <w:bookmarkStart w:id="25" w:name="_Toc32443_WPSOffice_Level2"/>
-      <w:bookmarkStart w:id="26" w:name="_Toc22255"/>
-      <w:bookmarkStart w:id="27" w:name="_Toc4331_WPSOffice_Level2"/>
-      <w:bookmarkStart w:id="28" w:name="_Toc6468"/>
-      <w:bookmarkStart w:id="29" w:name="_Toc23606"/>
+      <w:bookmarkStart w:id="25" w:name="_Toc4331_WPSOffice_Level2"/>
+      <w:bookmarkStart w:id="26" w:name="_Toc23606"/>
+      <w:bookmarkStart w:id="27" w:name="_Toc22255"/>
+      <w:bookmarkStart w:id="28" w:name="_Toc32443_WPSOffice_Level2"/>
+      <w:bookmarkStart w:id="29" w:name="_Toc6468"/>
       <w:r>
         <w:rPr>
           <w:rFonts w:hint="eastAsia" w:ascii="微软雅黑" w:hAnsi="微软雅黑" w:eastAsia="微软雅黑" w:cs="微软雅黑"/>
@@ -13348,8 +13353,8 @@
         </w:rPr>
       </w:pPr>
       <w:bookmarkStart w:id="30" w:name="_Toc15289_WPSOffice_Level3"/>
-      <w:bookmarkStart w:id="31" w:name="_Toc6931_WPSOffice_Level3"/>
-      <w:bookmarkStart w:id="32" w:name="_Toc18091_WPSOffice_Level3"/>
+      <w:bookmarkStart w:id="31" w:name="_Toc18091_WPSOffice_Level3"/>
+      <w:bookmarkStart w:id="32" w:name="_Toc6931_WPSOffice_Level3"/>
       <w:r>
         <w:rPr>
           <w:rFonts w:hint="eastAsia" w:ascii="Times New Roman" w:hAnsi="Times New Roman" w:eastAsia="微软雅黑" w:cs="Times New Roman"/>
@@ -17023,7 +17028,31 @@
           <w:szCs w:val="24"/>
           <w:lang w:eastAsia="zh-CN"/>
         </w:rPr>
-        <w:t>{{ tdd.comutation }}</w:t>
+        <w:t>{{ tdd.comutation</w:t>
+      </w:r>
+      <w:r>
+        <w:rPr>
+          <w:rFonts w:hint="eastAsia" w:ascii="Times New Roman" w:hAnsi="Times New Roman" w:eastAsia="微软雅黑" w:cs="Times New Roman"/>
+          <w:b/>
+          <w:color w:val="auto"/>
+          <w:sz w:val="24"/>
+          <w:szCs w:val="24"/>
+          <w:lang w:val="en-US" w:eastAsia="zh-CN"/>
+        </w:rPr>
+        <w:t>1</w:t>
+      </w:r>
+      <w:bookmarkStart w:id="43" w:name="_GoBack"/>
+      <w:bookmarkEnd w:id="43"/>
+      <w:r>
+        <w:rPr>
+          <w:rFonts w:hint="eastAsia" w:ascii="Times New Roman" w:hAnsi="Times New Roman" w:eastAsia="微软雅黑" w:cs="Times New Roman"/>
+          <w:b/>
+          <w:color w:val="auto"/>
+          <w:sz w:val="24"/>
+          <w:szCs w:val="24"/>
+          <w:lang w:eastAsia="zh-CN"/>
+        </w:rPr>
+        <w:t xml:space="preserve"> }}</w:t>
       </w:r>
     </w:p>
     <w:tbl>
@@ -17147,7 +17176,7 @@
                 <w:szCs w:val="18"/>
                 <w:lang w:val="en-US" w:eastAsia="zh-CN"/>
               </w:rPr>
-              <w:t>-</w:t>
+              <w:t>{{tdd.comutation}}</w:t>
             </w:r>
           </w:p>
         </w:tc>
@@ -22528,9 +22557,9 @@
           <w:lang w:val="en-US" w:eastAsia="zh-CN"/>
         </w:rPr>
       </w:pPr>
-      <w:bookmarkStart w:id="33" w:name="_Toc527112386"/>
-      <w:bookmarkStart w:id="34" w:name="_Toc526855038"/>
-      <w:bookmarkStart w:id="35" w:name="_Toc534637499"/>
+      <w:bookmarkStart w:id="33" w:name="_Toc526855038"/>
+      <w:bookmarkStart w:id="34" w:name="_Toc534637499"/>
+      <w:bookmarkStart w:id="35" w:name="_Toc527112386"/>
       <w:r>
         <w:rPr>
           <w:rFonts w:hint="eastAsia" w:ascii="微软雅黑" w:hAnsi="微软雅黑" w:eastAsia="微软雅黑" w:cs="微软雅黑"/>
@@ -24996,13 +25025,13 @@
           <w:lang w:val="en-US" w:eastAsia="zh-CN"/>
         </w:rPr>
       </w:pPr>
-      <w:bookmarkStart w:id="36" w:name="_Toc30533"/>
-      <w:bookmarkStart w:id="37" w:name="_Toc16368_WPSOffice_Level1"/>
-      <w:bookmarkStart w:id="38" w:name="_Toc22484_WPSOffice_Level1"/>
-      <w:bookmarkStart w:id="39" w:name="_Toc19099"/>
-      <w:bookmarkStart w:id="40" w:name="_Toc28910_WPSOffice_Level1"/>
-      <w:bookmarkStart w:id="41" w:name="_Toc22458"/>
-      <w:bookmarkStart w:id="42" w:name="_Toc7549"/>
+      <w:bookmarkStart w:id="36" w:name="_Toc16368_WPSOffice_Level1"/>
+      <w:bookmarkStart w:id="37" w:name="_Toc30533"/>
+      <w:bookmarkStart w:id="38" w:name="_Toc19099"/>
+      <w:bookmarkStart w:id="39" w:name="_Toc28910_WPSOffice_Level1"/>
+      <w:bookmarkStart w:id="40" w:name="_Toc22484_WPSOffice_Level1"/>
+      <w:bookmarkStart w:id="41" w:name="_Toc7549"/>
+      <w:bookmarkStart w:id="42" w:name="_Toc22458"/>
       <w:r>
         <w:rPr>
           <w:rFonts w:hint="eastAsia" w:ascii="微软雅黑" w:hAnsi="微软雅黑" w:eastAsia="微软雅黑" w:cs="微软雅黑"/>

--- a/WebContent/docx/肺癌76基因检测报告-三峡.docx
+++ b/WebContent/docx/肺癌76基因检测报告-三峡.docx
@@ -2261,9 +2261,9 @@
           <w:shd w:val="clear" w:color="auto" w:fill="17365D"/>
         </w:rPr>
       </w:pPr>
-      <w:bookmarkStart w:id="0" w:name="_Toc527112379"/>
+      <w:bookmarkStart w:id="0" w:name="_Toc526855031"/>
       <w:bookmarkStart w:id="1" w:name="_Toc534637492"/>
-      <w:bookmarkStart w:id="2" w:name="_Toc526855031"/>
+      <w:bookmarkStart w:id="2" w:name="_Toc527112379"/>
       <w:r>
         <w:rPr>
           <w:rFonts w:hint="eastAsia" w:ascii="微软雅黑" w:hAnsi="微软雅黑" w:eastAsia="微软雅黑" w:cs="微软雅黑"/>
@@ -2467,7 +2467,6 @@
             <w:insideH w:val="single" w:color="243F61" w:themeColor="accent1" w:themeShade="7F" w:sz="6" w:space="0"/>
             <w:insideV w:val="single" w:color="243F61" w:themeColor="accent1" w:themeShade="7F" w:sz="6" w:space="0"/>
           </w:tblBorders>
-          <w:shd w:val="clear" w:color="auto" w:fill="auto"/>
           <w:tblCellMar>
             <w:top w:w="0" w:type="dxa"/>
             <w:left w:w="0" w:type="dxa"/>
@@ -2645,6 +2644,83 @@
                 <w:lang w:eastAsia="zh-CN" w:bidi="ar"/>
               </w:rPr>
               <w:t>}}</w:t>
+            </w:r>
+          </w:p>
+        </w:tc>
+      </w:tr>
+      <w:tr>
+        <w:tblPrEx>
+          <w:tblBorders>
+            <w:top w:val="single" w:color="243F61" w:themeColor="accent1" w:themeShade="7F" w:sz="24" w:space="0"/>
+            <w:left w:val="none" w:color="auto" w:sz="0" w:space="0"/>
+            <w:bottom w:val="single" w:color="243F61" w:themeColor="accent1" w:themeShade="7F" w:sz="6" w:space="0"/>
+            <w:right w:val="none" w:color="auto" w:sz="0" w:space="0"/>
+            <w:insideH w:val="single" w:color="243F61" w:themeColor="accent1" w:themeShade="7F" w:sz="6" w:space="0"/>
+            <w:insideV w:val="single" w:color="243F61" w:themeColor="accent1" w:themeShade="7F" w:sz="6" w:space="0"/>
+          </w:tblBorders>
+          <w:tblCellMar>
+            <w:top w:w="0" w:type="dxa"/>
+            <w:left w:w="0" w:type="dxa"/>
+            <w:bottom w:w="0" w:type="dxa"/>
+            <w:right w:w="0" w:type="dxa"/>
+          </w:tblCellMar>
+        </w:tblPrEx>
+        <w:trPr>
+          <w:trHeight w:val="488" w:hRule="atLeast"/>
+          <w:jc w:val="center"/>
+        </w:trPr>
+        <w:tc>
+          <w:tcPr>
+            <w:tcW w:w="9558" w:type="dxa"/>
+            <w:gridSpan w:val="2"/>
+            <w:tcBorders>
+              <w:tl2br w:val="nil"/>
+              <w:tr2bl w:val="nil"/>
+            </w:tcBorders>
+            <w:shd w:val="clear" w:color="auto" w:fill="auto"/>
+            <w:vAlign w:val="center"/>
+          </w:tcPr>
+          <w:p>
+            <w:pPr>
+              <w:pStyle w:val="33"/>
+              <w:keepNext w:val="0"/>
+              <w:keepLines w:val="0"/>
+              <w:pageBreakBefore w:val="0"/>
+              <w:widowControl w:val="0"/>
+              <w:kinsoku/>
+              <w:wordWrap/>
+              <w:overflowPunct/>
+              <w:topLinePunct w:val="0"/>
+              <w:autoSpaceDE/>
+              <w:autoSpaceDN/>
+              <w:bidi w:val="0"/>
+              <w:adjustRightInd/>
+              <w:snapToGrid/>
+              <w:spacing w:before="77" w:line="240" w:lineRule="auto"/>
+              <w:ind w:left="119" w:leftChars="0" w:right="119" w:rightChars="0"/>
+              <w:jc w:val="left"/>
+              <w:textAlignment w:val="auto"/>
+              <w:rPr>
+                <w:rFonts w:ascii="Times New Roman" w:hAnsi="Times New Roman" w:eastAsia="微软雅黑" w:cs="Times New Roman"/>
+                <w:b w:val="0"/>
+                <w:bCs w:val="0"/>
+                <w:sz w:val="21"/>
+                <w:szCs w:val="21"/>
+                <w:highlight w:val="none"/>
+                <w:lang w:val="en-US" w:eastAsia="zh-CN" w:bidi="ar-SA"/>
+              </w:rPr>
+            </w:pPr>
+            <w:r>
+              <w:rPr>
+                <w:rFonts w:hint="eastAsia" w:ascii="Times New Roman" w:hAnsi="Times New Roman" w:eastAsia="微软雅黑" w:cs="Times New Roman"/>
+                <w:b w:val="0"/>
+                <w:bCs w:val="0"/>
+                <w:sz w:val="21"/>
+                <w:szCs w:val="21"/>
+                <w:highlight w:val="none"/>
+                <w:lang w:val="en-US" w:eastAsia="zh-CN" w:bidi="ar-SA"/>
+              </w:rPr>
+              <w:t>{%tr if PDInfo != undefined %}</w:t>
             </w:r>
           </w:p>
         </w:tc>
@@ -2673,84 +2749,6 @@
         </w:trPr>
         <w:tc>
           <w:tcPr>
-            <w:tcW w:w="9558" w:type="dxa"/>
-            <w:gridSpan w:val="2"/>
-            <w:tcBorders>
-              <w:tl2br w:val="nil"/>
-              <w:tr2bl w:val="nil"/>
-            </w:tcBorders>
-            <w:shd w:val="clear" w:color="auto" w:fill="auto"/>
-            <w:vAlign w:val="center"/>
-          </w:tcPr>
-          <w:p>
-            <w:pPr>
-              <w:pStyle w:val="33"/>
-              <w:keepNext w:val="0"/>
-              <w:keepLines w:val="0"/>
-              <w:pageBreakBefore w:val="0"/>
-              <w:widowControl w:val="0"/>
-              <w:kinsoku/>
-              <w:wordWrap/>
-              <w:overflowPunct/>
-              <w:topLinePunct w:val="0"/>
-              <w:autoSpaceDE/>
-              <w:autoSpaceDN/>
-              <w:bidi w:val="0"/>
-              <w:adjustRightInd/>
-              <w:snapToGrid/>
-              <w:spacing w:before="77" w:line="240" w:lineRule="auto"/>
-              <w:ind w:left="119" w:leftChars="0" w:right="119" w:rightChars="0"/>
-              <w:jc w:val="left"/>
-              <w:textAlignment w:val="auto"/>
-              <w:rPr>
-                <w:rFonts w:ascii="Times New Roman" w:hAnsi="Times New Roman" w:eastAsia="微软雅黑" w:cs="Times New Roman"/>
-                <w:b w:val="0"/>
-                <w:bCs w:val="0"/>
-                <w:sz w:val="21"/>
-                <w:szCs w:val="21"/>
-                <w:highlight w:val="none"/>
-                <w:lang w:val="en-US" w:eastAsia="zh-CN" w:bidi="ar-SA"/>
-              </w:rPr>
-            </w:pPr>
-            <w:r>
-              <w:rPr>
-                <w:rFonts w:hint="eastAsia" w:ascii="Times New Roman" w:hAnsi="Times New Roman" w:eastAsia="微软雅黑" w:cs="Times New Roman"/>
-                <w:b w:val="0"/>
-                <w:bCs w:val="0"/>
-                <w:sz w:val="21"/>
-                <w:szCs w:val="21"/>
-                <w:highlight w:val="none"/>
-                <w:lang w:val="en-US" w:eastAsia="zh-CN" w:bidi="ar-SA"/>
-              </w:rPr>
-              <w:t>{%tr if PDInfo != undefined %}</w:t>
-            </w:r>
-          </w:p>
-        </w:tc>
-      </w:tr>
-      <w:tr>
-        <w:tblPrEx>
-          <w:tblBorders>
-            <w:top w:val="single" w:color="243F61" w:themeColor="accent1" w:themeShade="7F" w:sz="24" w:space="0"/>
-            <w:left w:val="none" w:color="auto" w:sz="0" w:space="0"/>
-            <w:bottom w:val="single" w:color="243F61" w:themeColor="accent1" w:themeShade="7F" w:sz="6" w:space="0"/>
-            <w:right w:val="none" w:color="auto" w:sz="0" w:space="0"/>
-            <w:insideH w:val="single" w:color="243F61" w:themeColor="accent1" w:themeShade="7F" w:sz="6" w:space="0"/>
-            <w:insideV w:val="single" w:color="243F61" w:themeColor="accent1" w:themeShade="7F" w:sz="6" w:space="0"/>
-          </w:tblBorders>
-          <w:shd w:val="clear" w:color="auto" w:fill="auto"/>
-          <w:tblCellMar>
-            <w:top w:w="0" w:type="dxa"/>
-            <w:left w:w="0" w:type="dxa"/>
-            <w:bottom w:w="0" w:type="dxa"/>
-            <w:right w:w="0" w:type="dxa"/>
-          </w:tblCellMar>
-        </w:tblPrEx>
-        <w:trPr>
-          <w:trHeight w:val="488" w:hRule="atLeast"/>
-          <w:jc w:val="center"/>
-        </w:trPr>
-        <w:tc>
-          <w:tcPr>
             <w:tcW w:w="3876" w:type="dxa"/>
             <w:tcBorders>
               <w:tl2br w:val="nil"/>
@@ -3161,7 +3159,6 @@
             <w:insideH w:val="single" w:color="243F61" w:themeColor="accent1" w:themeShade="7F" w:sz="6" w:space="0"/>
             <w:insideV w:val="single" w:color="243F61" w:themeColor="accent1" w:themeShade="7F" w:sz="6" w:space="0"/>
           </w:tblBorders>
-          <w:shd w:val="clear" w:color="auto" w:fill="auto"/>
           <w:tblCellMar>
             <w:top w:w="0" w:type="dxa"/>
             <w:left w:w="0" w:type="dxa"/>
@@ -3276,7 +3273,6 @@
             <w:insideH w:val="single" w:color="243F61" w:themeColor="accent1" w:themeShade="7F" w:sz="6" w:space="0"/>
             <w:insideV w:val="single" w:color="243F61" w:themeColor="accent1" w:themeShade="7F" w:sz="6" w:space="0"/>
           </w:tblBorders>
-          <w:shd w:val="clear" w:color="auto" w:fill="auto"/>
           <w:tblCellMar>
             <w:top w:w="0" w:type="dxa"/>
             <w:left w:w="0" w:type="dxa"/>
@@ -3697,12 +3693,12 @@
           <w:lang w:val="en-US" w:eastAsia="zh-CN"/>
         </w:rPr>
       </w:pPr>
-      <w:bookmarkStart w:id="4" w:name="_Toc20136_WPSOffice_Level1"/>
-      <w:bookmarkStart w:id="5" w:name="_Toc19898_WPSOffice_Level1"/>
-      <w:bookmarkStart w:id="6" w:name="_Toc499"/>
-      <w:bookmarkStart w:id="7" w:name="_Toc2819"/>
-      <w:bookmarkStart w:id="8" w:name="_Toc22132"/>
-      <w:bookmarkStart w:id="9" w:name="_Toc2781"/>
+      <w:bookmarkStart w:id="4" w:name="_Toc19898_WPSOffice_Level1"/>
+      <w:bookmarkStart w:id="5" w:name="_Toc499"/>
+      <w:bookmarkStart w:id="6" w:name="_Toc20136_WPSOffice_Level1"/>
+      <w:bookmarkStart w:id="7" w:name="_Toc2781"/>
+      <w:bookmarkStart w:id="8" w:name="_Toc2819"/>
+      <w:bookmarkStart w:id="9" w:name="_Toc22132"/>
       <w:r>
         <w:rPr>
           <w:rFonts w:hint="eastAsia" w:ascii="Times New Roman" w:hAnsi="Times New Roman" w:eastAsia="微软雅黑" w:cs="黑体"/>
@@ -3749,11 +3745,11 @@
           <w:color w:val="254061" w:themeColor="accent1" w:themeShade="80"/>
         </w:rPr>
       </w:pPr>
-      <w:bookmarkStart w:id="10" w:name="_Toc18062_WPSOffice_Level2"/>
-      <w:bookmarkStart w:id="11" w:name="_Toc3049"/>
-      <w:bookmarkStart w:id="12" w:name="_Toc11015_WPSOffice_Level2"/>
-      <w:bookmarkStart w:id="13" w:name="_Toc9088"/>
-      <w:bookmarkStart w:id="14" w:name="_Toc23375"/>
+      <w:bookmarkStart w:id="10" w:name="_Toc3049"/>
+      <w:bookmarkStart w:id="11" w:name="_Toc18062_WPSOffice_Level2"/>
+      <w:bookmarkStart w:id="12" w:name="_Toc9088"/>
+      <w:bookmarkStart w:id="13" w:name="_Toc23375"/>
+      <w:bookmarkStart w:id="14" w:name="_Toc11015_WPSOffice_Level2"/>
       <w:bookmarkStart w:id="15" w:name="_Toc10877"/>
       <w:r>
         <w:rPr>
@@ -4476,7 +4472,27 @@
                 <w:szCs w:val="21"/>
                 <w:lang w:eastAsia="zh-CN"/>
               </w:rPr>
-              <w:t>{{ tip.ExonicFunc }}</w:t>
+              <w:t>{{ tip.ExonicFunc</w:t>
+            </w:r>
+            <w:r>
+              <w:rPr>
+                <w:rFonts w:hint="eastAsia" w:ascii="Times New Roman" w:hAnsi="Times New Roman" w:eastAsia="微软雅黑" w:cs="Times New Roman"/>
+                <w:sz w:val="21"/>
+                <w:szCs w:val="21"/>
+                <w:lang w:val="en-US" w:eastAsia="zh-CN"/>
+              </w:rPr>
+              <w:t>3</w:t>
+            </w:r>
+            <w:bookmarkStart w:id="43" w:name="_GoBack"/>
+            <w:bookmarkEnd w:id="43"/>
+            <w:r>
+              <w:rPr>
+                <w:rFonts w:hint="eastAsia" w:ascii="Times New Roman" w:hAnsi="Times New Roman" w:eastAsia="微软雅黑" w:cs="Times New Roman"/>
+                <w:sz w:val="21"/>
+                <w:szCs w:val="21"/>
+                <w:lang w:eastAsia="zh-CN"/>
+              </w:rPr>
+              <w:t xml:space="preserve"> }}</w:t>
             </w:r>
           </w:p>
         </w:tc>
@@ -8305,9 +8321,9 @@
           <w:lang w:val="en-US" w:eastAsia="zh-CN"/>
         </w:rPr>
       </w:pPr>
-      <w:bookmarkStart w:id="16" w:name="_Toc106719764"/>
-      <w:bookmarkStart w:id="17" w:name="_Toc10223"/>
-      <w:bookmarkStart w:id="18" w:name="_Toc20034"/>
+      <w:bookmarkStart w:id="16" w:name="_Toc10223"/>
+      <w:bookmarkStart w:id="17" w:name="_Toc20034"/>
+      <w:bookmarkStart w:id="18" w:name="_Toc106719764"/>
       <w:bookmarkStart w:id="19" w:name="_Toc9387"/>
       <w:r>
         <w:rPr>
@@ -8997,6 +9013,7 @@
             <w:insideH w:val="dashed" w:color="244061" w:sz="4" w:space="0"/>
             <w:insideV w:val="dashed" w:color="244061" w:sz="4" w:space="0"/>
           </w:tblBorders>
+          <w:shd w:val="clear" w:color="auto" w:fill="auto"/>
           <w:tblCellMar>
             <w:top w:w="0" w:type="dxa"/>
             <w:left w:w="108" w:type="dxa"/>
@@ -9248,6 +9265,7 @@
             <w:insideH w:val="dashed" w:color="244061" w:sz="4" w:space="0"/>
             <w:insideV w:val="dashed" w:color="244061" w:sz="4" w:space="0"/>
           </w:tblBorders>
+          <w:shd w:val="clear" w:color="auto" w:fill="auto"/>
           <w:tblCellMar>
             <w:top w:w="0" w:type="dxa"/>
             <w:left w:w="108" w:type="dxa"/>
@@ -10054,6 +10072,12 @@
             <w:insideH w:val="none" w:color="auto" w:sz="0" w:space="0"/>
             <w:insideV w:val="none" w:color="auto" w:sz="0" w:space="0"/>
           </w:tblBorders>
+          <w:tblCellMar>
+            <w:top w:w="0" w:type="dxa"/>
+            <w:left w:w="108" w:type="dxa"/>
+            <w:bottom w:w="0" w:type="dxa"/>
+            <w:right w:w="108" w:type="dxa"/>
+          </w:tblCellMar>
         </w:tblPrEx>
         <w:trPr>
           <w:trHeight w:val="313" w:hRule="atLeast"/>
@@ -11609,6 +11633,7 @@
             <w:insideH w:val="dotted" w:color="A5A5A5" w:sz="4" w:space="0"/>
             <w:insideV w:val="dotted" w:color="A5A5A5" w:sz="4" w:space="0"/>
           </w:tblBorders>
+          <w:shd w:val="clear" w:color="auto" w:fill="auto"/>
           <w:tblCellMar>
             <w:top w:w="0" w:type="dxa"/>
             <w:left w:w="108" w:type="dxa"/>
@@ -12314,6 +12339,7 @@
             <w:insideH w:val="dotted" w:color="A5A5A5" w:sz="4" w:space="0"/>
             <w:insideV w:val="dotted" w:color="A5A5A5" w:sz="4" w:space="0"/>
           </w:tblBorders>
+          <w:shd w:val="clear" w:color="auto" w:fill="auto"/>
           <w:tblCellMar>
             <w:top w:w="0" w:type="dxa"/>
             <w:left w:w="108" w:type="dxa"/>
@@ -13192,9 +13218,9 @@
         </w:rPr>
       </w:pPr>
       <w:bookmarkStart w:id="25" w:name="_Toc4331_WPSOffice_Level2"/>
-      <w:bookmarkStart w:id="26" w:name="_Toc23606"/>
-      <w:bookmarkStart w:id="27" w:name="_Toc22255"/>
-      <w:bookmarkStart w:id="28" w:name="_Toc32443_WPSOffice_Level2"/>
+      <w:bookmarkStart w:id="26" w:name="_Toc22255"/>
+      <w:bookmarkStart w:id="27" w:name="_Toc32443_WPSOffice_Level2"/>
+      <w:bookmarkStart w:id="28" w:name="_Toc23606"/>
       <w:bookmarkStart w:id="29" w:name="_Toc6468"/>
       <w:r>
         <w:rPr>
@@ -13352,9 +13378,9 @@
           </w14:textFill>
         </w:rPr>
       </w:pPr>
-      <w:bookmarkStart w:id="30" w:name="_Toc15289_WPSOffice_Level3"/>
-      <w:bookmarkStart w:id="31" w:name="_Toc18091_WPSOffice_Level3"/>
-      <w:bookmarkStart w:id="32" w:name="_Toc6931_WPSOffice_Level3"/>
+      <w:bookmarkStart w:id="30" w:name="_Toc6931_WPSOffice_Level3"/>
+      <w:bookmarkStart w:id="31" w:name="_Toc15289_WPSOffice_Level3"/>
+      <w:bookmarkStart w:id="32" w:name="_Toc18091_WPSOffice_Level3"/>
       <w:r>
         <w:rPr>
           <w:rFonts w:hint="eastAsia" w:ascii="Times New Roman" w:hAnsi="Times New Roman" w:eastAsia="微软雅黑" w:cs="Times New Roman"/>
@@ -17041,8 +17067,6 @@
         </w:rPr>
         <w:t>1</w:t>
       </w:r>
-      <w:bookmarkStart w:id="43" w:name="_GoBack"/>
-      <w:bookmarkEnd w:id="43"/>
       <w:r>
         <w:rPr>
           <w:rFonts w:hint="eastAsia" w:ascii="Times New Roman" w:hAnsi="Times New Roman" w:eastAsia="微软雅黑" w:cs="Times New Roman"/>
@@ -20399,12 +20423,6 @@
             <w:insideH w:val="dashed" w:color="244061" w:sz="4" w:space="0"/>
             <w:insideV w:val="dashed" w:color="244061" w:sz="4" w:space="0"/>
           </w:tblBorders>
-          <w:tblCellMar>
-            <w:top w:w="0" w:type="dxa"/>
-            <w:left w:w="108" w:type="dxa"/>
-            <w:bottom w:w="0" w:type="dxa"/>
-            <w:right w:w="108" w:type="dxa"/>
-          </w:tblCellMar>
         </w:tblPrEx>
         <w:trPr>
           <w:trHeight w:val="0" w:hRule="atLeast"/>
@@ -22558,8 +22576,8 @@
         </w:rPr>
       </w:pPr>
       <w:bookmarkStart w:id="33" w:name="_Toc526855038"/>
-      <w:bookmarkStart w:id="34" w:name="_Toc534637499"/>
-      <w:bookmarkStart w:id="35" w:name="_Toc527112386"/>
+      <w:bookmarkStart w:id="34" w:name="_Toc527112386"/>
+      <w:bookmarkStart w:id="35" w:name="_Toc534637499"/>
       <w:r>
         <w:rPr>
           <w:rFonts w:hint="eastAsia" w:ascii="微软雅黑" w:hAnsi="微软雅黑" w:eastAsia="微软雅黑" w:cs="微软雅黑"/>
@@ -25026,12 +25044,12 @@
         </w:rPr>
       </w:pPr>
       <w:bookmarkStart w:id="36" w:name="_Toc16368_WPSOffice_Level1"/>
-      <w:bookmarkStart w:id="37" w:name="_Toc30533"/>
-      <w:bookmarkStart w:id="38" w:name="_Toc19099"/>
-      <w:bookmarkStart w:id="39" w:name="_Toc28910_WPSOffice_Level1"/>
-      <w:bookmarkStart w:id="40" w:name="_Toc22484_WPSOffice_Level1"/>
-      <w:bookmarkStart w:id="41" w:name="_Toc7549"/>
-      <w:bookmarkStart w:id="42" w:name="_Toc22458"/>
+      <w:bookmarkStart w:id="37" w:name="_Toc28910_WPSOffice_Level1"/>
+      <w:bookmarkStart w:id="38" w:name="_Toc7549"/>
+      <w:bookmarkStart w:id="39" w:name="_Toc22484_WPSOffice_Level1"/>
+      <w:bookmarkStart w:id="40" w:name="_Toc30533"/>
+      <w:bookmarkStart w:id="41" w:name="_Toc22458"/>
+      <w:bookmarkStart w:id="42" w:name="_Toc19099"/>
       <w:r>
         <w:rPr>
           <w:rFonts w:hint="eastAsia" w:ascii="微软雅黑" w:hAnsi="微软雅黑" w:eastAsia="微软雅黑" w:cs="微软雅黑"/>
